--- a/朵朵/6年级/记录/英语/错题集/Word/L010-英语错题订正本.docx
+++ b/朵朵/6年级/记录/英语/错题集/Word/L010-英语错题订正本.docx
@@ -4,2724 +4,6068 @@
   <w:body>
     <w:p>
       <w:pPr>
-        <w:spacing w:after="80"/>
+        <w:keepNext/>
+        <w:keepLines/>
+        <w:widowControl/>
+        <w:spacing w:before="0" w:after="40" w:line="264" w:lineRule="auto"/>
         <w:jc w:val="center"/>
       </w:pPr>
       <w:r>
         <w:rPr>
-          <w:rFonts w:ascii="等线" w:hAnsi="等线"/>
+          <w:rFonts w:ascii="Times New Roman" w:hAnsi="Times New Roman" w:eastAsia="宋体"/>
           <w:b/>
-          <w:sz w:val="32"/>
-        </w:rPr>
-        <w:t>朵朵英语错题订正本｜L010</w:t>
+          <w:color w:val="000000"/>
+          <w:sz w:val="26"/>
+          <w:u w:val="none"/>
+        </w:rPr>
+        <w:t>六年级第一学期英语练习 L010</w:t>
       </w:r>
     </w:p>
     <w:p>
       <w:pPr>
-        <w:spacing w:after="80"/>
-      </w:pPr>
-      <w:r>
-        <w:rPr>
-          <w:rFonts w:ascii="等线" w:hAnsi="等线"/>
-          <w:sz w:val="21"/>
-        </w:rPr>
-        <w:t>记录对象：朵朵</w:t>
+        <w:keepNext/>
+        <w:keepLines/>
+        <w:widowControl/>
+        <w:spacing w:before="0" w:after="100" w:line="264" w:lineRule="auto"/>
+        <w:jc w:val="center"/>
+      </w:pPr>
+      <w:r>
+        <w:rPr>
+          <w:rFonts w:ascii="Times New Roman" w:hAnsi="Times New Roman" w:eastAsia="宋体"/>
+          <w:b w:val="0"/>
+          <w:color w:val="000000"/>
+          <w:sz w:val="22"/>
+          <w:u w:val="none"/>
+        </w:rPr>
+        <w:t>错题订正与复习</w:t>
       </w:r>
     </w:p>
     <w:p>
       <w:pPr>
-        <w:spacing w:after="80"/>
-      </w:pPr>
-      <w:r>
-        <w:rPr>
-          <w:rFonts w:ascii="等线" w:hAnsi="等线"/>
-          <w:sz w:val="21"/>
-        </w:rPr>
-        <w:t>使用说明：每题保留原题和原作答，请在“订正”和“心得”处完成书写。</w:t>
+        <w:keepNext/>
+        <w:keepLines/>
+        <w:widowControl/>
+        <w:spacing w:before="100" w:after="40" w:line="264" w:lineRule="auto"/>
+      </w:pPr>
+      <w:r>
+        <w:rPr>
+          <w:rFonts w:ascii="Times New Roman" w:hAnsi="Times New Roman" w:eastAsia="宋体"/>
+          <w:b/>
+          <w:color w:val="000000"/>
+          <w:sz w:val="24"/>
+          <w:u w:val="none"/>
+        </w:rPr>
+        <w:t>基础练习</w:t>
       </w:r>
     </w:p>
     <w:p>
       <w:pPr>
-        <w:spacing w:after="80"/>
-      </w:pPr>
+        <w:keepNext/>
+        <w:keepLines/>
+        <w:widowControl/>
+        <w:spacing w:before="80" w:after="80" w:line="264" w:lineRule="auto"/>
+      </w:pPr>
+      <w:r>
+        <w:rPr>
+          <w:rFonts w:ascii="Times New Roman" w:hAnsi="Times New Roman" w:eastAsia="宋体"/>
+          <w:b/>
+          <w:color w:val="000000"/>
+          <w:sz w:val="22"/>
+          <w:u w:val="none"/>
+        </w:rPr>
+        <w:t>一、选出最恰当的应答句。</w:t>
+      </w:r>
     </w:p>
     <w:p>
       <w:pPr>
         <w:keepNext/>
-        <w:spacing w:after="80"/>
-      </w:pPr>
-      <w:r>
-        <w:rPr>
-          <w:rFonts w:ascii="等线" w:hAnsi="等线"/>
+        <w:keepLines/>
+        <w:widowControl/>
+        <w:spacing w:before="0" w:after="40" w:line="264" w:lineRule="auto"/>
+      </w:pPr>
+      <w:r>
+        <w:rPr>
+          <w:rFonts w:ascii="Times New Roman" w:hAnsi="Times New Roman" w:eastAsia="宋体"/>
           <w:b/>
-          <w:sz w:val="24"/>
-        </w:rPr>
-        <w:t>第1题</w:t>
+          <w:color w:val="000000"/>
+          <w:sz w:val="21"/>
+          <w:u w:val="none"/>
+        </w:rPr>
+        <w:t>5.</w:t>
+      </w:r>
+      <w:r>
+        <w:rPr>
+          <w:rFonts w:ascii="Times New Roman" w:hAnsi="Times New Roman" w:eastAsia="宋体"/>
+          <w:b w:val="0"/>
+          <w:color w:val="000000"/>
+          <w:sz w:val="21"/>
+          <w:u w:val="none"/>
+        </w:rPr>
+        <w:t xml:space="preserve"> （　　）I'm sorry for being late!</w:t>
       </w:r>
     </w:p>
     <w:p>
       <w:pPr>
         <w:keepNext/>
-        <w:spacing w:after="80"/>
-      </w:pPr>
-      <w:r>
-        <w:rPr>
-          <w:rFonts w:ascii="等线" w:hAnsi="等线"/>
+        <w:keepLines/>
+        <w:widowControl/>
+        <w:tabs>
+          <w:tab w:pos="2419" w:val="left"/>
+          <w:tab w:pos="4838" w:val="left"/>
+        </w:tabs>
+        <w:spacing w:before="0" w:after="20" w:line="264" w:lineRule="auto"/>
+      </w:pPr>
+      <w:r>
+        <w:rPr>
+          <w:rFonts w:ascii="Times New Roman" w:hAnsi="Times New Roman" w:eastAsia="宋体"/>
+          <w:b w:val="0"/>
+          <w:color w:val="000000"/>
           <w:sz w:val="21"/>
-        </w:rPr>
-        <w:t>5. （　　）I'm sorry for being late!</w:t>
-        <w:br/>
+          <w:u w:val="none"/>
+        </w:rPr>
         <w:t>A. That's all right!</w:t>
-        <w:br/>
+        <w:tab/>
         <w:t>B. All right!</w:t>
-        <w:br/>
+        <w:tab/>
         <w:t>C. I'm fine!</w:t>
       </w:r>
     </w:p>
     <w:p>
       <w:pPr>
-        <w:spacing w:after="80"/>
-      </w:pPr>
-      <w:r>
-        <w:rPr>
-          <w:rFonts w:ascii="等线" w:hAnsi="等线"/>
-          <w:sz w:val="21"/>
-        </w:rPr>
-        <w:t>朵朵原答案：C</w:t>
+        <w:keepNext/>
+        <w:keepLines/>
+        <w:widowControl/>
+        <w:spacing w:before="0" w:after="20" w:line="264" w:lineRule="auto"/>
+      </w:pPr>
+      <w:r>
+        <w:rPr>
+          <w:rFonts w:ascii="Times New Roman" w:hAnsi="Times New Roman" w:eastAsia="宋体"/>
+          <w:b/>
+          <w:color w:val="000000"/>
+          <w:sz w:val="20"/>
+          <w:u w:val="none"/>
+        </w:rPr>
+        <w:t>朵朵原答案：</w:t>
+      </w:r>
+      <w:r>
+        <w:rPr>
+          <w:rFonts w:ascii="Times New Roman" w:hAnsi="Times New Roman" w:eastAsia="宋体"/>
+          <w:b w:val="0"/>
+          <w:color w:val="000000"/>
+          <w:sz w:val="20"/>
+          <w:u w:val="none"/>
+        </w:rPr>
+        <w:t xml:space="preserve"> C</w:t>
       </w:r>
     </w:p>
     <w:p>
       <w:pPr>
-        <w:spacing w:after="80"/>
-      </w:pPr>
-      <w:r>
-        <w:rPr>
-          <w:rFonts w:ascii="等线" w:hAnsi="等线"/>
-          <w:sz w:val="21"/>
-        </w:rPr>
-        <w:t>订正：____________________________________________________________</w:t>
+        <w:keepNext/>
+        <w:keepLines/>
+        <w:widowControl/>
+        <w:tabs>
+          <w:tab w:pos="7200" w:val="left"/>
+        </w:tabs>
+        <w:spacing w:before="0" w:after="20" w:line="380" w:lineRule="exact"/>
+      </w:pPr>
+      <w:r>
+        <w:rPr>
+          <w:rFonts w:ascii="Times New Roman" w:hAnsi="Times New Roman" w:eastAsia="宋体"/>
+          <w:b w:val="0"/>
+          <w:color w:val="000000"/>
+          <w:sz w:val="20"/>
+          <w:u w:val="none"/>
+        </w:rPr>
+        <w:t>订正：</w:t>
+      </w:r>
+      <w:r>
+        <w:rPr>
+          <w:rFonts w:ascii="Times New Roman" w:hAnsi="Times New Roman" w:eastAsia="宋体"/>
+          <w:b w:val="0"/>
+          <w:color w:val="000000"/>
+          <w:sz w:val="20"/>
+          <w:u w:val="single"/>
+        </w:rPr>
+        <w:tab/>
       </w:r>
     </w:p>
     <w:p>
       <w:pPr>
-        <w:spacing w:after="80"/>
-      </w:pPr>
-      <w:r>
-        <w:rPr>
-          <w:rFonts w:ascii="等线" w:hAnsi="等线"/>
-          <w:sz w:val="21"/>
-        </w:rPr>
-        <w:t>心得：____________________________________________________________</w:t>
+        <w:keepNext w:val="0"/>
+        <w:keepLines/>
+        <w:widowControl/>
+        <w:tabs>
+          <w:tab w:pos="7200" w:val="left"/>
+        </w:tabs>
+        <w:spacing w:before="0" w:after="80" w:line="380" w:lineRule="exact"/>
+      </w:pPr>
+      <w:r>
+        <w:rPr>
+          <w:rFonts w:ascii="Times New Roman" w:hAnsi="Times New Roman" w:eastAsia="宋体"/>
+          <w:b w:val="0"/>
+          <w:color w:val="000000"/>
+          <w:sz w:val="20"/>
+          <w:u w:val="none"/>
+        </w:rPr>
+        <w:t>心得：</w:t>
+      </w:r>
+      <w:r>
+        <w:rPr>
+          <w:rFonts w:ascii="Times New Roman" w:hAnsi="Times New Roman" w:eastAsia="宋体"/>
+          <w:b w:val="0"/>
+          <w:color w:val="000000"/>
+          <w:sz w:val="20"/>
+          <w:u w:val="single"/>
+        </w:rPr>
+        <w:tab/>
       </w:r>
     </w:p>
     <w:p>
       <w:pPr>
-        <w:spacing w:after="80"/>
-      </w:pPr>
-      <w:r>
-        <w:rPr>
-          <w:rFonts w:ascii="等线" w:hAnsi="等线"/>
-          <w:sz w:val="21"/>
-        </w:rPr>
-        <w:t>____________________________________________________________</w:t>
+        <w:keepNext/>
+        <w:keepLines/>
+        <w:widowControl/>
+        <w:spacing w:before="80" w:after="80" w:line="264" w:lineRule="auto"/>
+      </w:pPr>
+      <w:r>
+        <w:rPr>
+          <w:rFonts w:ascii="Times New Roman" w:hAnsi="Times New Roman" w:eastAsia="宋体"/>
+          <w:b/>
+          <w:color w:val="000000"/>
+          <w:sz w:val="22"/>
+          <w:u w:val="none"/>
+        </w:rPr>
+        <w:t>二、根据划线部分补全问句。</w:t>
       </w:r>
     </w:p>
     <w:p>
       <w:pPr>
-        <w:spacing w:after="80"/>
-      </w:pPr>
+        <w:keepNext/>
+        <w:keepLines/>
+        <w:widowControl/>
+        <w:spacing w:before="0" w:after="40" w:line="264" w:lineRule="auto"/>
+      </w:pPr>
+      <w:r>
+        <w:rPr>
+          <w:rFonts w:ascii="Times New Roman" w:hAnsi="Times New Roman" w:eastAsia="宋体"/>
+          <w:b/>
+          <w:color w:val="000000"/>
+          <w:sz w:val="21"/>
+          <w:u w:val="none"/>
+        </w:rPr>
+        <w:t>5.</w:t>
+      </w:r>
+      <w:r>
+        <w:rPr>
+          <w:rFonts w:ascii="Times New Roman" w:hAnsi="Times New Roman" w:eastAsia="宋体"/>
+          <w:b w:val="0"/>
+          <w:color w:val="000000"/>
+          <w:sz w:val="21"/>
+          <w:u w:val="none"/>
+        </w:rPr>
+        <w:t xml:space="preserve"> </w:t>
+      </w:r>
+      <w:r>
+        <w:rPr>
+          <w:rFonts w:ascii="Times New Roman" w:hAnsi="Times New Roman" w:eastAsia="宋体"/>
+          <w:b w:val="0"/>
+          <w:color w:val="000000"/>
+          <w:sz w:val="21"/>
+          <w:u w:val="single"/>
+        </w:rPr>
+        <w:t>Up</w:t>
+      </w:r>
+      <w:r>
+        <w:rPr>
+          <w:rFonts w:ascii="Times New Roman" w:hAnsi="Times New Roman" w:eastAsia="宋体"/>
+          <w:b w:val="0"/>
+          <w:color w:val="000000"/>
+          <w:sz w:val="21"/>
+          <w:u w:val="none"/>
+        </w:rPr>
+        <w:t xml:space="preserve"> </w:t>
+      </w:r>
+      <w:r>
+        <w:rPr>
+          <w:rFonts w:ascii="Times New Roman" w:hAnsi="Times New Roman" w:eastAsia="宋体"/>
+          <w:b w:val="0"/>
+          <w:color w:val="000000"/>
+          <w:sz w:val="21"/>
+          <w:u w:val="single"/>
+        </w:rPr>
+        <w:t>to</w:t>
+      </w:r>
+      <w:r>
+        <w:rPr>
+          <w:rFonts w:ascii="Times New Roman" w:hAnsi="Times New Roman" w:eastAsia="宋体"/>
+          <w:b w:val="0"/>
+          <w:color w:val="000000"/>
+          <w:sz w:val="21"/>
+          <w:u w:val="none"/>
+        </w:rPr>
+        <w:t xml:space="preserve"> </w:t>
+      </w:r>
+      <w:r>
+        <w:rPr>
+          <w:rFonts w:ascii="Times New Roman" w:hAnsi="Times New Roman" w:eastAsia="宋体"/>
+          <w:b w:val="0"/>
+          <w:color w:val="000000"/>
+          <w:sz w:val="21"/>
+          <w:u w:val="single"/>
+        </w:rPr>
+        <w:t>20</w:t>
+      </w:r>
+      <w:r>
+        <w:rPr>
+          <w:rFonts w:ascii="Times New Roman" w:hAnsi="Times New Roman" w:eastAsia="宋体"/>
+          <w:b w:val="0"/>
+          <w:color w:val="000000"/>
+          <w:sz w:val="21"/>
+          <w:u w:val="none"/>
+        </w:rPr>
+        <w:t xml:space="preserve"> students can join the ICT club.</w:t>
+      </w:r>
     </w:p>
     <w:p>
       <w:pPr>
         <w:keepNext/>
-        <w:spacing w:after="80"/>
-      </w:pPr>
-      <w:r>
-        <w:rPr>
-          <w:rFonts w:ascii="等线" w:hAnsi="等线"/>
-          <w:b/>
-          <w:sz w:val="24"/>
-        </w:rPr>
-        <w:t>第2题</w:t>
+        <w:keepLines/>
+        <w:widowControl/>
+        <w:spacing w:before="0" w:after="40" w:line="264" w:lineRule="auto"/>
+      </w:pPr>
+      <w:r>
+        <w:rPr>
+          <w:rFonts w:ascii="Times New Roman" w:hAnsi="Times New Roman" w:eastAsia="宋体"/>
+          <w:b w:val="0"/>
+          <w:color w:val="000000"/>
+          <w:sz w:val="21"/>
+          <w:u w:val="none"/>
+        </w:rPr>
+        <w:t>________ the ICT club?</w:t>
       </w:r>
     </w:p>
     <w:p>
       <w:pPr>
         <w:keepNext/>
-        <w:spacing w:after="80"/>
-      </w:pPr>
-      <w:r>
-        <w:rPr>
-          <w:rFonts w:ascii="等线" w:hAnsi="等线"/>
-          <w:sz w:val="21"/>
-        </w:rPr>
-        <w:t>5. U̲p̲ t̲o̲ 2̲0̲ students can join the ICT club.</w:t>
-        <w:br/>
-        <w:t>＿＿＿＿＿＿＿＿＿＿＿＿＿＿＿＿ the ICT club?</w:t>
+        <w:keepLines/>
+        <w:widowControl/>
+        <w:spacing w:before="0" w:after="20" w:line="264" w:lineRule="auto"/>
+      </w:pPr>
+      <w:r>
+        <w:rPr>
+          <w:rFonts w:ascii="Times New Roman" w:hAnsi="Times New Roman" w:eastAsia="宋体"/>
+          <w:b/>
+          <w:color w:val="000000"/>
+          <w:sz w:val="20"/>
+          <w:u w:val="none"/>
+        </w:rPr>
+        <w:t>朵朵原答案：</w:t>
+      </w:r>
+      <w:r>
+        <w:rPr>
+          <w:rFonts w:ascii="Times New Roman" w:hAnsi="Times New Roman" w:eastAsia="宋体"/>
+          <w:b w:val="0"/>
+          <w:color w:val="000000"/>
+          <w:sz w:val="20"/>
+          <w:u w:val="none"/>
+        </w:rPr>
+        <w:t xml:space="preserve"> What Can students join</w:t>
       </w:r>
     </w:p>
     <w:p>
       <w:pPr>
-        <w:spacing w:after="80"/>
-      </w:pPr>
-      <w:r>
-        <w:rPr>
-          <w:rFonts w:ascii="等线" w:hAnsi="等线"/>
-          <w:sz w:val="21"/>
-        </w:rPr>
-        <w:t>朵朵原答案：What Can students join</w:t>
+        <w:keepNext/>
+        <w:keepLines/>
+        <w:widowControl/>
+        <w:tabs>
+          <w:tab w:pos="7200" w:val="left"/>
+        </w:tabs>
+        <w:spacing w:before="0" w:after="20" w:line="380" w:lineRule="exact"/>
+      </w:pPr>
+      <w:r>
+        <w:rPr>
+          <w:rFonts w:ascii="Times New Roman" w:hAnsi="Times New Roman" w:eastAsia="宋体"/>
+          <w:b w:val="0"/>
+          <w:color w:val="000000"/>
+          <w:sz w:val="20"/>
+          <w:u w:val="none"/>
+        </w:rPr>
+        <w:t>订正：</w:t>
+      </w:r>
+      <w:r>
+        <w:rPr>
+          <w:rFonts w:ascii="Times New Roman" w:hAnsi="Times New Roman" w:eastAsia="宋体"/>
+          <w:b w:val="0"/>
+          <w:color w:val="000000"/>
+          <w:sz w:val="20"/>
+          <w:u w:val="single"/>
+        </w:rPr>
+        <w:tab/>
       </w:r>
     </w:p>
     <w:p>
       <w:pPr>
-        <w:spacing w:after="80"/>
-      </w:pPr>
-      <w:r>
-        <w:rPr>
-          <w:rFonts w:ascii="等线" w:hAnsi="等线"/>
-          <w:sz w:val="21"/>
-        </w:rPr>
-        <w:t>订正：____________________________________________________________</w:t>
+        <w:keepNext w:val="0"/>
+        <w:keepLines/>
+        <w:widowControl/>
+        <w:tabs>
+          <w:tab w:pos="7200" w:val="left"/>
+        </w:tabs>
+        <w:spacing w:before="0" w:after="80" w:line="380" w:lineRule="exact"/>
+      </w:pPr>
+      <w:r>
+        <w:rPr>
+          <w:rFonts w:ascii="Times New Roman" w:hAnsi="Times New Roman" w:eastAsia="宋体"/>
+          <w:b w:val="0"/>
+          <w:color w:val="000000"/>
+          <w:sz w:val="20"/>
+          <w:u w:val="none"/>
+        </w:rPr>
+        <w:t>心得：</w:t>
+      </w:r>
+      <w:r>
+        <w:rPr>
+          <w:rFonts w:ascii="Times New Roman" w:hAnsi="Times New Roman" w:eastAsia="宋体"/>
+          <w:b w:val="0"/>
+          <w:color w:val="000000"/>
+          <w:sz w:val="20"/>
+          <w:u w:val="single"/>
+        </w:rPr>
+        <w:tab/>
       </w:r>
     </w:p>
     <w:p>
       <w:pPr>
-        <w:spacing w:after="80"/>
-      </w:pPr>
-      <w:r>
-        <w:rPr>
-          <w:rFonts w:ascii="等线" w:hAnsi="等线"/>
-          <w:sz w:val="21"/>
-        </w:rPr>
-        <w:t>心得：____________________________________________________________</w:t>
-      </w:r>
+        <w:keepNext/>
+        <w:keepLines/>
+        <w:widowControl/>
+        <w:spacing w:before="80" w:after="80" w:line="264" w:lineRule="auto"/>
+      </w:pPr>
+      <w:r>
+        <w:rPr>
+          <w:rFonts w:ascii="Times New Roman" w:hAnsi="Times New Roman" w:eastAsia="宋体"/>
+          <w:b/>
+          <w:color w:val="000000"/>
+          <w:sz w:val="22"/>
+          <w:u w:val="none"/>
+        </w:rPr>
+        <w:t>三、选出正确的句子补全对话。</w:t>
+      </w:r>
+    </w:p>
+    <w:tbl>
+      <w:tblPr>
+        <w:tblStyle w:val="TableGrid"/>
+        <w:tblW w:type="auto" w:w="0"/>
+        <w:tblLayout w:type="fixed"/>
+        <w:tblLook w:firstColumn="1" w:firstRow="1" w:lastColumn="0" w:lastRow="0" w:noHBand="0" w:noVBand="1" w:val="04A0"/>
+      </w:tblPr>
+      <w:tblGrid>
+        <w:gridCol w:w="680"/>
+        <w:gridCol w:w="6576"/>
+      </w:tblGrid>
+      <w:tr>
+        <w:trPr>
+          <w:cantSplit/>
+          <w:tblHeader/>
+        </w:trPr>
+        <w:tc>
+          <w:tcPr>
+            <w:tcW w:type="dxa" w:w="680"/>
+          </w:tcPr>
+          <w:p>
+            <w:pPr>
+              <w:spacing w:after="40" w:before="40" w:line="252" w:lineRule="auto"/>
+            </w:pPr>
+            <w:r>
+              <w:rPr>
+                <w:rFonts w:ascii="Times New Roman" w:hAnsi="Times New Roman" w:eastAsia="宋体"/>
+                <w:b/>
+                <w:color w:val="000000"/>
+                <w:sz w:val="19"/>
+                <w:u w:val="none"/>
+              </w:rPr>
+              <w:t>选项</w:t>
+            </w:r>
+          </w:p>
+        </w:tc>
+        <w:tc>
+          <w:tcPr>
+            <w:tcW w:type="dxa" w:w="6576"/>
+          </w:tcPr>
+          <w:p>
+            <w:pPr>
+              <w:spacing w:after="40" w:before="40" w:line="252" w:lineRule="auto"/>
+            </w:pPr>
+            <w:r>
+              <w:rPr>
+                <w:rFonts w:ascii="Times New Roman" w:hAnsi="Times New Roman" w:eastAsia="宋体"/>
+                <w:b/>
+                <w:color w:val="000000"/>
+                <w:sz w:val="19"/>
+                <w:u w:val="none"/>
+              </w:rPr>
+              <w:t>句子</w:t>
+            </w:r>
+          </w:p>
+        </w:tc>
+      </w:tr>
+      <w:tr>
+        <w:trPr>
+          <w:cantSplit/>
+        </w:trPr>
+        <w:tc>
+          <w:tcPr>
+            <w:tcW w:type="dxa" w:w="680"/>
+          </w:tcPr>
+          <w:p>
+            <w:pPr>
+              <w:spacing w:after="40" w:before="40" w:line="252" w:lineRule="auto"/>
+            </w:pPr>
+            <w:r>
+              <w:rPr>
+                <w:rFonts w:ascii="Times New Roman" w:hAnsi="Times New Roman" w:eastAsia="宋体"/>
+                <w:b w:val="0"/>
+                <w:color w:val="000000"/>
+                <w:sz w:val="19"/>
+                <w:u w:val="none"/>
+              </w:rPr>
+              <w:t>A</w:t>
+            </w:r>
+          </w:p>
+        </w:tc>
+        <w:tc>
+          <w:tcPr>
+            <w:tcW w:type="dxa" w:w="6576"/>
+          </w:tcPr>
+          <w:p>
+            <w:pPr>
+              <w:spacing w:after="40" w:before="40" w:line="252" w:lineRule="auto"/>
+            </w:pPr>
+            <w:r>
+              <w:rPr>
+                <w:rFonts w:ascii="Times New Roman" w:hAnsi="Times New Roman" w:eastAsia="宋体"/>
+                <w:b w:val="0"/>
+                <w:color w:val="000000"/>
+                <w:sz w:val="19"/>
+                <w:u w:val="none"/>
+              </w:rPr>
+              <w:t>Who's going to teach the art class?</w:t>
+            </w:r>
+          </w:p>
+        </w:tc>
+      </w:tr>
+      <w:tr>
+        <w:trPr>
+          <w:cantSplit/>
+        </w:trPr>
+        <w:tc>
+          <w:tcPr>
+            <w:tcW w:type="dxa" w:w="680"/>
+          </w:tcPr>
+          <w:p>
+            <w:pPr>
+              <w:spacing w:after="40" w:before="40" w:line="252" w:lineRule="auto"/>
+            </w:pPr>
+            <w:r>
+              <w:rPr>
+                <w:rFonts w:ascii="Times New Roman" w:hAnsi="Times New Roman" w:eastAsia="宋体"/>
+                <w:b w:val="0"/>
+                <w:color w:val="000000"/>
+                <w:sz w:val="19"/>
+                <w:u w:val="none"/>
+              </w:rPr>
+              <w:t>B</w:t>
+            </w:r>
+          </w:p>
+        </w:tc>
+        <w:tc>
+          <w:tcPr>
+            <w:tcW w:type="dxa" w:w="6576"/>
+          </w:tcPr>
+          <w:p>
+            <w:pPr>
+              <w:spacing w:after="40" w:before="40" w:line="252" w:lineRule="auto"/>
+            </w:pPr>
+            <w:r>
+              <w:rPr>
+                <w:rFonts w:ascii="Times New Roman" w:hAnsi="Times New Roman" w:eastAsia="宋体"/>
+                <w:b w:val="0"/>
+                <w:color w:val="000000"/>
+                <w:sz w:val="19"/>
+                <w:u w:val="none"/>
+              </w:rPr>
+              <w:t>maybe around 15 students</w:t>
+            </w:r>
+          </w:p>
+        </w:tc>
+      </w:tr>
+      <w:tr>
+        <w:trPr>
+          <w:cantSplit/>
+        </w:trPr>
+        <w:tc>
+          <w:tcPr>
+            <w:tcW w:type="dxa" w:w="680"/>
+          </w:tcPr>
+          <w:p>
+            <w:pPr>
+              <w:spacing w:after="40" w:before="40" w:line="252" w:lineRule="auto"/>
+            </w:pPr>
+            <w:r>
+              <w:rPr>
+                <w:rFonts w:ascii="Times New Roman" w:hAnsi="Times New Roman" w:eastAsia="宋体"/>
+                <w:b w:val="0"/>
+                <w:color w:val="000000"/>
+                <w:sz w:val="19"/>
+                <w:u w:val="none"/>
+              </w:rPr>
+              <w:t>C</w:t>
+            </w:r>
+          </w:p>
+        </w:tc>
+        <w:tc>
+          <w:tcPr>
+            <w:tcW w:type="dxa" w:w="6576"/>
+          </w:tcPr>
+          <w:p>
+            <w:pPr>
+              <w:spacing w:after="40" w:before="40" w:line="252" w:lineRule="auto"/>
+            </w:pPr>
+            <w:r>
+              <w:rPr>
+                <w:rFonts w:ascii="Times New Roman" w:hAnsi="Times New Roman" w:eastAsia="宋体"/>
+                <w:b w:val="0"/>
+                <w:color w:val="000000"/>
+                <w:sz w:val="19"/>
+                <w:u w:val="none"/>
+              </w:rPr>
+              <w:t>What subject are you interested in?</w:t>
+            </w:r>
+          </w:p>
+        </w:tc>
+      </w:tr>
+      <w:tr>
+        <w:trPr>
+          <w:cantSplit/>
+        </w:trPr>
+        <w:tc>
+          <w:tcPr>
+            <w:tcW w:type="dxa" w:w="680"/>
+          </w:tcPr>
+          <w:p>
+            <w:pPr>
+              <w:spacing w:after="40" w:before="40" w:line="252" w:lineRule="auto"/>
+            </w:pPr>
+            <w:r>
+              <w:rPr>
+                <w:rFonts w:ascii="Times New Roman" w:hAnsi="Times New Roman" w:eastAsia="宋体"/>
+                <w:b w:val="0"/>
+                <w:color w:val="000000"/>
+                <w:sz w:val="19"/>
+                <w:u w:val="none"/>
+              </w:rPr>
+              <w:t>D</w:t>
+            </w:r>
+          </w:p>
+        </w:tc>
+        <w:tc>
+          <w:tcPr>
+            <w:tcW w:type="dxa" w:w="6576"/>
+          </w:tcPr>
+          <w:p>
+            <w:pPr>
+              <w:spacing w:after="40" w:before="40" w:line="252" w:lineRule="auto"/>
+            </w:pPr>
+            <w:r>
+              <w:rPr>
+                <w:rFonts w:ascii="Times New Roman" w:hAnsi="Times New Roman" w:eastAsia="宋体"/>
+                <w:b w:val="0"/>
+                <w:color w:val="000000"/>
+                <w:sz w:val="19"/>
+                <w:u w:val="none"/>
+              </w:rPr>
+              <w:t>how many students will be in the art class?</w:t>
+            </w:r>
+          </w:p>
+        </w:tc>
+      </w:tr>
+      <w:tr>
+        <w:trPr>
+          <w:cantSplit/>
+        </w:trPr>
+        <w:tc>
+          <w:tcPr>
+            <w:tcW w:type="dxa" w:w="680"/>
+          </w:tcPr>
+          <w:p>
+            <w:pPr>
+              <w:spacing w:after="40" w:before="40" w:line="252" w:lineRule="auto"/>
+            </w:pPr>
+            <w:r>
+              <w:rPr>
+                <w:rFonts w:ascii="Times New Roman" w:hAnsi="Times New Roman" w:eastAsia="宋体"/>
+                <w:b w:val="0"/>
+                <w:color w:val="000000"/>
+                <w:sz w:val="19"/>
+                <w:u w:val="none"/>
+              </w:rPr>
+              <w:t>E</w:t>
+            </w:r>
+          </w:p>
+        </w:tc>
+        <w:tc>
+          <w:tcPr>
+            <w:tcW w:type="dxa" w:w="6576"/>
+          </w:tcPr>
+          <w:p>
+            <w:pPr>
+              <w:spacing w:after="40" w:before="40" w:line="252" w:lineRule="auto"/>
+            </w:pPr>
+            <w:r>
+              <w:rPr>
+                <w:rFonts w:ascii="Times New Roman" w:hAnsi="Times New Roman" w:eastAsia="宋体"/>
+                <w:b w:val="0"/>
+                <w:color w:val="000000"/>
+                <w:sz w:val="19"/>
+                <w:u w:val="none"/>
+              </w:rPr>
+              <w:t>I'm thinking about taking Art.</w:t>
+            </w:r>
+          </w:p>
+        </w:tc>
+      </w:tr>
+      <w:tr>
+        <w:trPr>
+          <w:cantSplit/>
+        </w:trPr>
+        <w:tc>
+          <w:tcPr>
+            <w:tcW w:type="dxa" w:w="680"/>
+          </w:tcPr>
+          <w:p>
+            <w:pPr>
+              <w:spacing w:after="40" w:before="40" w:line="252" w:lineRule="auto"/>
+            </w:pPr>
+            <w:r>
+              <w:rPr>
+                <w:rFonts w:ascii="Times New Roman" w:hAnsi="Times New Roman" w:eastAsia="宋体"/>
+                <w:b w:val="0"/>
+                <w:color w:val="000000"/>
+                <w:sz w:val="19"/>
+                <w:u w:val="none"/>
+              </w:rPr>
+              <w:t>F</w:t>
+            </w:r>
+          </w:p>
+        </w:tc>
+        <w:tc>
+          <w:tcPr>
+            <w:tcW w:type="dxa" w:w="6576"/>
+          </w:tcPr>
+          <w:p>
+            <w:pPr>
+              <w:spacing w:after="40" w:before="40" w:line="252" w:lineRule="auto"/>
+            </w:pPr>
+            <w:r>
+              <w:rPr>
+                <w:rFonts w:ascii="Times New Roman" w:hAnsi="Times New Roman" w:eastAsia="宋体"/>
+                <w:b w:val="0"/>
+                <w:color w:val="000000"/>
+                <w:sz w:val="19"/>
+                <w:u w:val="none"/>
+              </w:rPr>
+              <w:t>In the new building, the one with all those big windows.</w:t>
+            </w:r>
+          </w:p>
+        </w:tc>
+      </w:tr>
+    </w:tbl>
+    <w:p>
+      <w:pPr>
+        <w:keepNext w:val="0"/>
+        <w:keepLines/>
+        <w:widowControl/>
+        <w:spacing w:before="0" w:after="20" w:line="264" w:lineRule="auto"/>
+      </w:pPr>
     </w:p>
     <w:p>
       <w:pPr>
-        <w:spacing w:after="80"/>
-      </w:pPr>
-      <w:r>
-        <w:rPr>
-          <w:rFonts w:ascii="等线" w:hAnsi="等线"/>
+        <w:keepNext w:val="0"/>
+        <w:keepLines/>
+        <w:widowControl/>
+        <w:spacing w:before="0" w:after="60" w:line="264" w:lineRule="auto"/>
+      </w:pPr>
+      <w:r>
+        <w:rPr>
+          <w:rFonts w:ascii="Times New Roman" w:hAnsi="Times New Roman" w:eastAsia="宋体"/>
+          <w:b w:val="0"/>
+          <w:color w:val="000000"/>
           <w:sz w:val="21"/>
-        </w:rPr>
-        <w:t>____________________________________________________________</w:t>
+          <w:u w:val="none"/>
+        </w:rPr>
+        <w:t>A: Hi, what electives（选修课）are you going to choose for the next term?</w:t>
       </w:r>
     </w:p>
     <w:p>
       <w:pPr>
-        <w:spacing w:after="80"/>
-      </w:pPr>
+        <w:keepNext w:val="0"/>
+        <w:keepLines/>
+        <w:widowControl/>
+        <w:spacing w:before="0" w:after="60" w:line="264" w:lineRule="auto"/>
+      </w:pPr>
+      <w:r>
+        <w:rPr>
+          <w:rFonts w:ascii="Times New Roman" w:hAnsi="Times New Roman" w:eastAsia="宋体"/>
+          <w:b w:val="0"/>
+          <w:color w:val="000000"/>
+          <w:sz w:val="21"/>
+          <w:u w:val="none"/>
+        </w:rPr>
+        <w:t>B: Hey! I'm still deciding. I think I'll pick something I really enjoy.</w:t>
+      </w:r>
     </w:p>
     <w:p>
       <w:pPr>
-        <w:keepNext/>
-        <w:spacing w:after="80"/>
-      </w:pPr>
-      <w:r>
-        <w:rPr>
-          <w:rFonts w:ascii="等线" w:hAnsi="等线"/>
-          <w:b/>
-          <w:sz w:val="24"/>
-        </w:rPr>
-        <w:t>第3题</w:t>
+        <w:keepNext w:val="0"/>
+        <w:keepLines/>
+        <w:widowControl/>
+        <w:spacing w:before="0" w:after="60" w:line="264" w:lineRule="auto"/>
+      </w:pPr>
+      <w:r>
+        <w:rPr>
+          <w:rFonts w:ascii="Times New Roman" w:hAnsi="Times New Roman" w:eastAsia="宋体"/>
+          <w:b w:val="0"/>
+          <w:color w:val="000000"/>
+          <w:sz w:val="21"/>
+          <w:u w:val="none"/>
+        </w:rPr>
+        <w:t>A: That's a good idea. (1) ________</w:t>
       </w:r>
     </w:p>
     <w:p>
       <w:pPr>
-        <w:keepNext/>
-        <w:spacing w:after="80"/>
-      </w:pPr>
-      <w:r>
-        <w:rPr>
-          <w:rFonts w:ascii="等线" w:hAnsi="等线"/>
+        <w:keepNext w:val="0"/>
+        <w:keepLines/>
+        <w:widowControl/>
+        <w:spacing w:before="0" w:after="60" w:line="264" w:lineRule="auto"/>
+      </w:pPr>
+      <w:r>
+        <w:rPr>
+          <w:rFonts w:ascii="Times New Roman" w:hAnsi="Times New Roman" w:eastAsia="宋体"/>
+          <w:b w:val="0"/>
+          <w:color w:val="000000"/>
           <w:sz w:val="21"/>
-        </w:rPr>
-        <w:t>5. ＿＿＿＿＿＿＿＿</w:t>
+          <w:u w:val="none"/>
+        </w:rPr>
+        <w:t>B: I love Science, especially experiments. What about you?</w:t>
       </w:r>
     </w:p>
     <w:p>
       <w:pPr>
-        <w:spacing w:after="80"/>
-      </w:pPr>
-      <w:r>
-        <w:rPr>
-          <w:rFonts w:ascii="等线" w:hAnsi="等线"/>
+        <w:keepNext w:val="0"/>
+        <w:keepLines/>
+        <w:widowControl/>
+        <w:spacing w:before="0" w:after="60" w:line="264" w:lineRule="auto"/>
+      </w:pPr>
+      <w:r>
+        <w:rPr>
+          <w:rFonts w:ascii="Times New Roman" w:hAnsi="Times New Roman" w:eastAsia="宋体"/>
+          <w:b w:val="0"/>
+          <w:color w:val="000000"/>
           <w:sz w:val="21"/>
-        </w:rPr>
-        <w:t>朵朵原答案：未作答</w:t>
+          <w:u w:val="none"/>
+        </w:rPr>
+        <w:t>A: (2) ________ I like creative activities.</w:t>
       </w:r>
     </w:p>
     <w:p>
       <w:pPr>
-        <w:spacing w:after="80"/>
-      </w:pPr>
-      <w:r>
-        <w:rPr>
-          <w:rFonts w:ascii="等线" w:hAnsi="等线"/>
+        <w:keepNext w:val="0"/>
+        <w:keepLines/>
+        <w:widowControl/>
+        <w:spacing w:before="0" w:after="60" w:line="264" w:lineRule="auto"/>
+      </w:pPr>
+      <w:r>
+        <w:rPr>
+          <w:rFonts w:ascii="Times New Roman" w:hAnsi="Times New Roman" w:eastAsia="宋体"/>
+          <w:b w:val="0"/>
+          <w:color w:val="000000"/>
           <w:sz w:val="21"/>
-        </w:rPr>
-        <w:t>订正：____________________________________________________________</w:t>
+          <w:u w:val="none"/>
+        </w:rPr>
+        <w:t>B: Sounds fun! (3) ________ do you know?</w:t>
       </w:r>
     </w:p>
     <w:p>
       <w:pPr>
-        <w:spacing w:after="80"/>
-      </w:pPr>
-      <w:r>
-        <w:rPr>
-          <w:rFonts w:ascii="等线" w:hAnsi="等线"/>
+        <w:keepNext w:val="0"/>
+        <w:keepLines/>
+        <w:widowControl/>
+        <w:spacing w:before="0" w:after="60" w:line="264" w:lineRule="auto"/>
+      </w:pPr>
+      <w:r>
+        <w:rPr>
+          <w:rFonts w:ascii="Times New Roman" w:hAnsi="Times New Roman" w:eastAsia="宋体"/>
+          <w:b w:val="0"/>
+          <w:color w:val="000000"/>
           <w:sz w:val="21"/>
-        </w:rPr>
-        <w:t>心得：____________________________________________________________</w:t>
+          <w:u w:val="none"/>
+        </w:rPr>
+        <w:t>A: If I remember correctly, it's Mr Thompson. He always makes classes really interesting.</w:t>
       </w:r>
     </w:p>
     <w:p>
       <w:pPr>
-        <w:spacing w:after="80"/>
-      </w:pPr>
-      <w:r>
-        <w:rPr>
-          <w:rFonts w:ascii="等线" w:hAnsi="等线"/>
+        <w:keepNext w:val="0"/>
+        <w:keepLines/>
+        <w:widowControl/>
+        <w:spacing w:before="0" w:after="60" w:line="264" w:lineRule="auto"/>
+      </w:pPr>
+      <w:r>
+        <w:rPr>
+          <w:rFonts w:ascii="Times New Roman" w:hAnsi="Times New Roman" w:eastAsia="宋体"/>
+          <w:b w:val="0"/>
+          <w:color w:val="000000"/>
           <w:sz w:val="21"/>
-        </w:rPr>
-        <w:t>____________________________________________________________</w:t>
+          <w:u w:val="none"/>
+        </w:rPr>
+        <w:t>B: Cool! And do you know (4) ________</w:t>
       </w:r>
     </w:p>
     <w:p>
       <w:pPr>
-        <w:spacing w:after="80"/>
-      </w:pPr>
+        <w:keepNext w:val="0"/>
+        <w:keepLines/>
+        <w:widowControl/>
+        <w:spacing w:before="0" w:after="60" w:line="264" w:lineRule="auto"/>
+      </w:pPr>
+      <w:r>
+        <w:rPr>
+          <w:rFonts w:ascii="Times New Roman" w:hAnsi="Times New Roman" w:eastAsia="宋体"/>
+          <w:b w:val="0"/>
+          <w:color w:val="000000"/>
+          <w:sz w:val="21"/>
+          <w:u w:val="none"/>
+        </w:rPr>
+        <w:t>A: Not sure, but these classes are usually small. (5) ________ to give us more one-on-one time with the teacher.</w:t>
+      </w:r>
     </w:p>
     <w:p>
       <w:pPr>
-        <w:keepNext/>
-        <w:spacing w:after="80"/>
-      </w:pPr>
-      <w:r>
-        <w:rPr>
-          <w:rFonts w:ascii="等线" w:hAnsi="等线"/>
-          <w:b/>
-          <w:sz w:val="24"/>
-        </w:rPr>
-        <w:t>第4题</w:t>
+        <w:keepNext w:val="0"/>
+        <w:keepLines/>
+        <w:widowControl/>
+        <w:spacing w:before="0" w:after="60" w:line="264" w:lineRule="auto"/>
+      </w:pPr>
+      <w:r>
+        <w:rPr>
+          <w:rFonts w:ascii="Times New Roman" w:hAnsi="Times New Roman" w:eastAsia="宋体"/>
+          <w:b w:val="0"/>
+          <w:color w:val="000000"/>
+          <w:sz w:val="21"/>
+          <w:u w:val="none"/>
+        </w:rPr>
+        <w:t>B: Where will the art class be held?</w:t>
       </w:r>
     </w:p>
     <w:p>
       <w:pPr>
-        <w:keepNext/>
-        <w:spacing w:after="80"/>
-      </w:pPr>
-      <w:r>
-        <w:rPr>
-          <w:rFonts w:ascii="等线" w:hAnsi="等线"/>
+        <w:keepNext w:val="0"/>
+        <w:keepLines/>
+        <w:widowControl/>
+        <w:spacing w:before="0" w:after="60" w:line="264" w:lineRule="auto"/>
+      </w:pPr>
+      <w:r>
+        <w:rPr>
+          <w:rFonts w:ascii="Times New Roman" w:hAnsi="Times New Roman" w:eastAsia="宋体"/>
+          <w:b w:val="0"/>
+          <w:color w:val="000000"/>
           <w:sz w:val="21"/>
-        </w:rPr>
-        <w:t>2. （　　）There is a break after 2 lessons. We usually do morning ＿＿＿＿.</w:t>
-        <w:br/>
-        <w:t>A. exercise</w:t>
-        <w:br/>
-        <w:t>B. exercises</w:t>
+          <w:u w:val="none"/>
+        </w:rPr>
+        <w:t>A: (6) ________ The science lab is in it, too.</w:t>
       </w:r>
     </w:p>
     <w:p>
       <w:pPr>
-        <w:spacing w:after="80"/>
-      </w:pPr>
-      <w:r>
-        <w:rPr>
-          <w:rFonts w:ascii="等线" w:hAnsi="等线"/>
+        <w:keepNext w:val="0"/>
+        <w:keepLines/>
+        <w:widowControl/>
+        <w:spacing w:before="0" w:after="60" w:line="264" w:lineRule="auto"/>
+      </w:pPr>
+      <w:r>
+        <w:rPr>
+          <w:rFonts w:ascii="Times New Roman" w:hAnsi="Times New Roman" w:eastAsia="宋体"/>
+          <w:b w:val="0"/>
+          <w:color w:val="000000"/>
           <w:sz w:val="21"/>
-        </w:rPr>
-        <w:t>朵朵原答案：A</w:t>
+          <w:u w:val="none"/>
+        </w:rPr>
+        <w:t>B: I'm getting excited now. It's going to be so much fun gaining hands-on experience.</w:t>
       </w:r>
     </w:p>
     <w:p>
       <w:pPr>
-        <w:spacing w:after="80"/>
-      </w:pPr>
-      <w:r>
-        <w:rPr>
-          <w:rFonts w:ascii="等线" w:hAnsi="等线"/>
+        <w:keepNext/>
+        <w:keepLines/>
+        <w:widowControl/>
+        <w:spacing w:before="0" w:after="40" w:line="264" w:lineRule="auto"/>
+      </w:pPr>
+      <w:r>
+        <w:rPr>
+          <w:rFonts w:ascii="Times New Roman" w:hAnsi="Times New Roman" w:eastAsia="宋体"/>
+          <w:b/>
+          <w:color w:val="000000"/>
           <w:sz w:val="21"/>
-        </w:rPr>
-        <w:t>订正：____________________________________________________________</w:t>
+          <w:u w:val="none"/>
+        </w:rPr>
+        <w:t>5.</w:t>
+      </w:r>
+      <w:r>
+        <w:rPr>
+          <w:rFonts w:ascii="Times New Roman" w:hAnsi="Times New Roman" w:eastAsia="宋体"/>
+          <w:b w:val="0"/>
+          <w:color w:val="000000"/>
+          <w:sz w:val="21"/>
+          <w:u w:val="none"/>
+        </w:rPr>
+        <w:t xml:space="preserve"> ________</w:t>
       </w:r>
     </w:p>
     <w:p>
       <w:pPr>
-        <w:spacing w:after="80"/>
-      </w:pPr>
-      <w:r>
-        <w:rPr>
-          <w:rFonts w:ascii="等线" w:hAnsi="等线"/>
-          <w:sz w:val="21"/>
-        </w:rPr>
-        <w:t>心得：____________________________________________________________</w:t>
+        <w:keepNext/>
+        <w:keepLines/>
+        <w:widowControl/>
+        <w:spacing w:before="0" w:after="20" w:line="264" w:lineRule="auto"/>
+      </w:pPr>
+      <w:r>
+        <w:rPr>
+          <w:rFonts w:ascii="Times New Roman" w:hAnsi="Times New Roman" w:eastAsia="宋体"/>
+          <w:b/>
+          <w:color w:val="000000"/>
+          <w:sz w:val="20"/>
+          <w:u w:val="none"/>
+        </w:rPr>
+        <w:t>朵朵原答案：</w:t>
+      </w:r>
+      <w:r>
+        <w:rPr>
+          <w:rFonts w:ascii="Times New Roman" w:hAnsi="Times New Roman" w:eastAsia="宋体"/>
+          <w:b w:val="0"/>
+          <w:color w:val="000000"/>
+          <w:sz w:val="20"/>
+          <w:u w:val="none"/>
+        </w:rPr>
+        <w:t xml:space="preserve"> 未作答</w:t>
       </w:r>
     </w:p>
     <w:p>
       <w:pPr>
-        <w:spacing w:after="80"/>
-      </w:pPr>
-      <w:r>
-        <w:rPr>
-          <w:rFonts w:ascii="等线" w:hAnsi="等线"/>
-          <w:sz w:val="21"/>
-        </w:rPr>
-        <w:t>____________________________________________________________</w:t>
+        <w:keepNext/>
+        <w:keepLines/>
+        <w:widowControl/>
+        <w:tabs>
+          <w:tab w:pos="7200" w:val="left"/>
+        </w:tabs>
+        <w:spacing w:before="0" w:after="20" w:line="380" w:lineRule="exact"/>
+      </w:pPr>
+      <w:r>
+        <w:rPr>
+          <w:rFonts w:ascii="Times New Roman" w:hAnsi="Times New Roman" w:eastAsia="宋体"/>
+          <w:b w:val="0"/>
+          <w:color w:val="000000"/>
+          <w:sz w:val="20"/>
+          <w:u w:val="none"/>
+        </w:rPr>
+        <w:t>订正：</w:t>
+      </w:r>
+      <w:r>
+        <w:rPr>
+          <w:rFonts w:ascii="Times New Roman" w:hAnsi="Times New Roman" w:eastAsia="宋体"/>
+          <w:b w:val="0"/>
+          <w:color w:val="000000"/>
+          <w:sz w:val="20"/>
+          <w:u w:val="single"/>
+        </w:rPr>
+        <w:tab/>
       </w:r>
     </w:p>
     <w:p>
       <w:pPr>
-        <w:spacing w:after="80"/>
-      </w:pPr>
+        <w:keepNext w:val="0"/>
+        <w:keepLines/>
+        <w:widowControl/>
+        <w:tabs>
+          <w:tab w:pos="7200" w:val="left"/>
+        </w:tabs>
+        <w:spacing w:before="0" w:after="80" w:line="380" w:lineRule="exact"/>
+      </w:pPr>
+      <w:r>
+        <w:rPr>
+          <w:rFonts w:ascii="Times New Roman" w:hAnsi="Times New Roman" w:eastAsia="宋体"/>
+          <w:b w:val="0"/>
+          <w:color w:val="000000"/>
+          <w:sz w:val="20"/>
+          <w:u w:val="none"/>
+        </w:rPr>
+        <w:t>心得：</w:t>
+      </w:r>
+      <w:r>
+        <w:rPr>
+          <w:rFonts w:ascii="Times New Roman" w:hAnsi="Times New Roman" w:eastAsia="宋体"/>
+          <w:b w:val="0"/>
+          <w:color w:val="000000"/>
+          <w:sz w:val="20"/>
+          <w:u w:val="single"/>
+        </w:rPr>
+        <w:tab/>
+      </w:r>
     </w:p>
     <w:p>
       <w:pPr>
         <w:keepNext/>
-        <w:spacing w:after="80"/>
-      </w:pPr>
-      <w:r>
-        <w:rPr>
-          <w:rFonts w:ascii="等线" w:hAnsi="等线"/>
+        <w:keepLines/>
+        <w:widowControl/>
+        <w:spacing w:before="80" w:after="80" w:line="264" w:lineRule="auto"/>
+      </w:pPr>
+      <w:r>
+        <w:rPr>
+          <w:rFonts w:ascii="Times New Roman" w:hAnsi="Times New Roman" w:eastAsia="宋体"/>
           <w:b/>
-          <w:sz w:val="24"/>
-        </w:rPr>
-        <w:t>第5题</w:t>
+          <w:color w:val="000000"/>
+          <w:sz w:val="22"/>
+          <w:u w:val="none"/>
+        </w:rPr>
+        <w:t>四、选出正确的答案。</w:t>
       </w:r>
     </w:p>
     <w:p>
       <w:pPr>
         <w:keepNext/>
-        <w:spacing w:after="80"/>
-      </w:pPr>
-      <w:r>
-        <w:rPr>
-          <w:rFonts w:ascii="等线" w:hAnsi="等线"/>
+        <w:keepLines/>
+        <w:widowControl/>
+        <w:spacing w:before="0" w:after="40" w:line="264" w:lineRule="auto"/>
+      </w:pPr>
+      <w:r>
+        <w:rPr>
+          <w:rFonts w:ascii="Times New Roman" w:hAnsi="Times New Roman" w:eastAsia="宋体"/>
+          <w:b/>
+          <w:color w:val="000000"/>
           <w:sz w:val="21"/>
-        </w:rPr>
-        <w:t>3. （　　）As a scientist, Professor Li ＿＿＿＿ lots of experiments in the lab.</w:t>
-        <w:br/>
-        <w:t>A. does</w:t>
-        <w:br/>
-        <w:t>B. makes</w:t>
+          <w:u w:val="none"/>
+        </w:rPr>
+        <w:t>2.</w:t>
+      </w:r>
+      <w:r>
+        <w:rPr>
+          <w:rFonts w:ascii="Times New Roman" w:hAnsi="Times New Roman" w:eastAsia="宋体"/>
+          <w:b w:val="0"/>
+          <w:color w:val="000000"/>
+          <w:sz w:val="21"/>
+          <w:u w:val="none"/>
+        </w:rPr>
+        <w:t xml:space="preserve"> （　　）There is a break after 2 lessons. We usually do morning ＿＿＿＿.</w:t>
       </w:r>
     </w:p>
     <w:p>
       <w:pPr>
-        <w:spacing w:after="80"/>
-      </w:pPr>
-      <w:r>
-        <w:rPr>
-          <w:rFonts w:ascii="等线" w:hAnsi="等线"/>
+        <w:keepNext/>
+        <w:keepLines/>
+        <w:widowControl/>
+        <w:tabs>
+          <w:tab w:pos="3628" w:val="left"/>
+        </w:tabs>
+        <w:spacing w:before="0" w:after="20" w:line="264" w:lineRule="auto"/>
+      </w:pPr>
+      <w:r>
+        <w:rPr>
+          <w:rFonts w:ascii="Times New Roman" w:hAnsi="Times New Roman" w:eastAsia="宋体"/>
+          <w:b w:val="0"/>
+          <w:color w:val="000000"/>
           <w:sz w:val="21"/>
-        </w:rPr>
-        <w:t>朵朵原答案：B</w:t>
+          <w:u w:val="none"/>
+        </w:rPr>
+        <w:t>A. exercise</w:t>
+        <w:tab/>
+        <w:t>B. exercises</w:t>
       </w:r>
     </w:p>
     <w:p>
       <w:pPr>
-        <w:spacing w:after="80"/>
-      </w:pPr>
-      <w:r>
-        <w:rPr>
-          <w:rFonts w:ascii="等线" w:hAnsi="等线"/>
-          <w:sz w:val="21"/>
-        </w:rPr>
-        <w:t>订正：____________________________________________________________</w:t>
+        <w:keepNext/>
+        <w:keepLines/>
+        <w:widowControl/>
+        <w:spacing w:before="0" w:after="20" w:line="264" w:lineRule="auto"/>
+      </w:pPr>
+      <w:r>
+        <w:rPr>
+          <w:rFonts w:ascii="Times New Roman" w:hAnsi="Times New Roman" w:eastAsia="宋体"/>
+          <w:b/>
+          <w:color w:val="000000"/>
+          <w:sz w:val="20"/>
+          <w:u w:val="none"/>
+        </w:rPr>
+        <w:t>朵朵原答案：</w:t>
+      </w:r>
+      <w:r>
+        <w:rPr>
+          <w:rFonts w:ascii="Times New Roman" w:hAnsi="Times New Roman" w:eastAsia="宋体"/>
+          <w:b w:val="0"/>
+          <w:color w:val="000000"/>
+          <w:sz w:val="20"/>
+          <w:u w:val="none"/>
+        </w:rPr>
+        <w:t xml:space="preserve"> A</w:t>
       </w:r>
     </w:p>
     <w:p>
       <w:pPr>
-        <w:spacing w:after="80"/>
-      </w:pPr>
-      <w:r>
-        <w:rPr>
-          <w:rFonts w:ascii="等线" w:hAnsi="等线"/>
-          <w:sz w:val="21"/>
-        </w:rPr>
-        <w:t>心得：____________________________________________________________</w:t>
+        <w:keepNext/>
+        <w:keepLines/>
+        <w:widowControl/>
+        <w:tabs>
+          <w:tab w:pos="7200" w:val="left"/>
+        </w:tabs>
+        <w:spacing w:before="0" w:after="20" w:line="380" w:lineRule="exact"/>
+      </w:pPr>
+      <w:r>
+        <w:rPr>
+          <w:rFonts w:ascii="Times New Roman" w:hAnsi="Times New Roman" w:eastAsia="宋体"/>
+          <w:b w:val="0"/>
+          <w:color w:val="000000"/>
+          <w:sz w:val="20"/>
+          <w:u w:val="none"/>
+        </w:rPr>
+        <w:t>订正：</w:t>
+      </w:r>
+      <w:r>
+        <w:rPr>
+          <w:rFonts w:ascii="Times New Roman" w:hAnsi="Times New Roman" w:eastAsia="宋体"/>
+          <w:b w:val="0"/>
+          <w:color w:val="000000"/>
+          <w:sz w:val="20"/>
+          <w:u w:val="single"/>
+        </w:rPr>
+        <w:tab/>
       </w:r>
     </w:p>
     <w:p>
       <w:pPr>
-        <w:spacing w:after="80"/>
-      </w:pPr>
-      <w:r>
-        <w:rPr>
-          <w:rFonts w:ascii="等线" w:hAnsi="等线"/>
-          <w:sz w:val="21"/>
-        </w:rPr>
-        <w:t>____________________________________________________________</w:t>
+        <w:keepNext w:val="0"/>
+        <w:keepLines/>
+        <w:widowControl/>
+        <w:tabs>
+          <w:tab w:pos="7200" w:val="left"/>
+        </w:tabs>
+        <w:spacing w:before="0" w:after="80" w:line="380" w:lineRule="exact"/>
+      </w:pPr>
+      <w:r>
+        <w:rPr>
+          <w:rFonts w:ascii="Times New Roman" w:hAnsi="Times New Roman" w:eastAsia="宋体"/>
+          <w:b w:val="0"/>
+          <w:color w:val="000000"/>
+          <w:sz w:val="20"/>
+          <w:u w:val="none"/>
+        </w:rPr>
+        <w:t>心得：</w:t>
+      </w:r>
+      <w:r>
+        <w:rPr>
+          <w:rFonts w:ascii="Times New Roman" w:hAnsi="Times New Roman" w:eastAsia="宋体"/>
+          <w:b w:val="0"/>
+          <w:color w:val="000000"/>
+          <w:sz w:val="20"/>
+          <w:u w:val="single"/>
+        </w:rPr>
+        <w:tab/>
       </w:r>
     </w:p>
     <w:p>
       <w:pPr>
-        <w:spacing w:after="80"/>
-      </w:pPr>
+        <w:keepNext/>
+        <w:keepLines/>
+        <w:widowControl/>
+        <w:spacing w:before="0" w:after="40" w:line="264" w:lineRule="auto"/>
+      </w:pPr>
+      <w:r>
+        <w:rPr>
+          <w:rFonts w:ascii="Times New Roman" w:hAnsi="Times New Roman" w:eastAsia="宋体"/>
+          <w:b/>
+          <w:color w:val="000000"/>
+          <w:sz w:val="21"/>
+          <w:u w:val="none"/>
+        </w:rPr>
+        <w:t>3.</w:t>
+      </w:r>
+      <w:r>
+        <w:rPr>
+          <w:rFonts w:ascii="Times New Roman" w:hAnsi="Times New Roman" w:eastAsia="宋体"/>
+          <w:b w:val="0"/>
+          <w:color w:val="000000"/>
+          <w:sz w:val="21"/>
+          <w:u w:val="none"/>
+        </w:rPr>
+        <w:t xml:space="preserve"> （　　）As a scientist, Professor Li ＿＿＿＿ lots of experiments in the lab.</w:t>
+      </w:r>
     </w:p>
     <w:p>
       <w:pPr>
         <w:keepNext/>
-        <w:spacing w:after="80"/>
-      </w:pPr>
-      <w:r>
-        <w:rPr>
-          <w:rFonts w:ascii="等线" w:hAnsi="等线"/>
-          <w:b/>
-          <w:sz w:val="24"/>
-        </w:rPr>
-        <w:t>第6题</w:t>
+        <w:keepLines/>
+        <w:widowControl/>
+        <w:tabs>
+          <w:tab w:pos="3628" w:val="left"/>
+        </w:tabs>
+        <w:spacing w:before="0" w:after="20" w:line="264" w:lineRule="auto"/>
+      </w:pPr>
+      <w:r>
+        <w:rPr>
+          <w:rFonts w:ascii="Times New Roman" w:hAnsi="Times New Roman" w:eastAsia="宋体"/>
+          <w:b w:val="0"/>
+          <w:color w:val="000000"/>
+          <w:sz w:val="21"/>
+          <w:u w:val="none"/>
+        </w:rPr>
+        <w:t>A. does</w:t>
+        <w:tab/>
+        <w:t>B. makes</w:t>
       </w:r>
     </w:p>
     <w:p>
       <w:pPr>
         <w:keepNext/>
-        <w:spacing w:after="80"/>
-      </w:pPr>
-      <w:r>
-        <w:rPr>
-          <w:rFonts w:ascii="等线" w:hAnsi="等线"/>
-          <w:sz w:val="21"/>
-        </w:rPr>
-        <w:t>5. （　　）Can you tell me the ＿＿＿＿ between these two computers?</w:t>
-        <w:br/>
-        <w:t>A. different</w:t>
-        <w:br/>
-        <w:t>B. difference</w:t>
+        <w:keepLines/>
+        <w:widowControl/>
+        <w:spacing w:before="0" w:after="20" w:line="264" w:lineRule="auto"/>
+      </w:pPr>
+      <w:r>
+        <w:rPr>
+          <w:rFonts w:ascii="Times New Roman" w:hAnsi="Times New Roman" w:eastAsia="宋体"/>
+          <w:b/>
+          <w:color w:val="000000"/>
+          <w:sz w:val="20"/>
+          <w:u w:val="none"/>
+        </w:rPr>
+        <w:t>朵朵原答案：</w:t>
+      </w:r>
+      <w:r>
+        <w:rPr>
+          <w:rFonts w:ascii="Times New Roman" w:hAnsi="Times New Roman" w:eastAsia="宋体"/>
+          <w:b w:val="0"/>
+          <w:color w:val="000000"/>
+          <w:sz w:val="20"/>
+          <w:u w:val="none"/>
+        </w:rPr>
+        <w:t xml:space="preserve"> B</w:t>
       </w:r>
     </w:p>
     <w:p>
       <w:pPr>
-        <w:spacing w:after="80"/>
-      </w:pPr>
-      <w:r>
-        <w:rPr>
-          <w:rFonts w:ascii="等线" w:hAnsi="等线"/>
-          <w:sz w:val="21"/>
-        </w:rPr>
-        <w:t>朵朵原答案：A</w:t>
+        <w:keepNext/>
+        <w:keepLines/>
+        <w:widowControl/>
+        <w:tabs>
+          <w:tab w:pos="7200" w:val="left"/>
+        </w:tabs>
+        <w:spacing w:before="0" w:after="20" w:line="380" w:lineRule="exact"/>
+      </w:pPr>
+      <w:r>
+        <w:rPr>
+          <w:rFonts w:ascii="Times New Roman" w:hAnsi="Times New Roman" w:eastAsia="宋体"/>
+          <w:b w:val="0"/>
+          <w:color w:val="000000"/>
+          <w:sz w:val="20"/>
+          <w:u w:val="none"/>
+        </w:rPr>
+        <w:t>订正：</w:t>
+      </w:r>
+      <w:r>
+        <w:rPr>
+          <w:rFonts w:ascii="Times New Roman" w:hAnsi="Times New Roman" w:eastAsia="宋体"/>
+          <w:b w:val="0"/>
+          <w:color w:val="000000"/>
+          <w:sz w:val="20"/>
+          <w:u w:val="single"/>
+        </w:rPr>
+        <w:tab/>
       </w:r>
     </w:p>
     <w:p>
       <w:pPr>
-        <w:spacing w:after="80"/>
-      </w:pPr>
-      <w:r>
-        <w:rPr>
-          <w:rFonts w:ascii="等线" w:hAnsi="等线"/>
-          <w:sz w:val="21"/>
-        </w:rPr>
-        <w:t>订正：____________________________________________________________</w:t>
+        <w:keepNext w:val="0"/>
+        <w:keepLines/>
+        <w:widowControl/>
+        <w:tabs>
+          <w:tab w:pos="7200" w:val="left"/>
+        </w:tabs>
+        <w:spacing w:before="0" w:after="80" w:line="380" w:lineRule="exact"/>
+      </w:pPr>
+      <w:r>
+        <w:rPr>
+          <w:rFonts w:ascii="Times New Roman" w:hAnsi="Times New Roman" w:eastAsia="宋体"/>
+          <w:b w:val="0"/>
+          <w:color w:val="000000"/>
+          <w:sz w:val="20"/>
+          <w:u w:val="none"/>
+        </w:rPr>
+        <w:t>心得：</w:t>
+      </w:r>
+      <w:r>
+        <w:rPr>
+          <w:rFonts w:ascii="Times New Roman" w:hAnsi="Times New Roman" w:eastAsia="宋体"/>
+          <w:b w:val="0"/>
+          <w:color w:val="000000"/>
+          <w:sz w:val="20"/>
+          <w:u w:val="single"/>
+        </w:rPr>
+        <w:tab/>
       </w:r>
     </w:p>
     <w:p>
       <w:pPr>
-        <w:spacing w:after="80"/>
-      </w:pPr>
-      <w:r>
-        <w:rPr>
-          <w:rFonts w:ascii="等线" w:hAnsi="等线"/>
+        <w:keepNext/>
+        <w:keepLines/>
+        <w:widowControl/>
+        <w:spacing w:before="0" w:after="40" w:line="264" w:lineRule="auto"/>
+      </w:pPr>
+      <w:r>
+        <w:rPr>
+          <w:rFonts w:ascii="Times New Roman" w:hAnsi="Times New Roman" w:eastAsia="宋体"/>
+          <w:b/>
+          <w:color w:val="000000"/>
           <w:sz w:val="21"/>
-        </w:rPr>
-        <w:t>心得：____________________________________________________________</w:t>
+          <w:u w:val="none"/>
+        </w:rPr>
+        <w:t>5.</w:t>
+      </w:r>
+      <w:r>
+        <w:rPr>
+          <w:rFonts w:ascii="Times New Roman" w:hAnsi="Times New Roman" w:eastAsia="宋体"/>
+          <w:b w:val="0"/>
+          <w:color w:val="000000"/>
+          <w:sz w:val="21"/>
+          <w:u w:val="none"/>
+        </w:rPr>
+        <w:t xml:space="preserve"> （　　）Can you tell me the ＿＿＿＿ between these two computers?</w:t>
       </w:r>
     </w:p>
     <w:p>
       <w:pPr>
-        <w:spacing w:after="80"/>
-      </w:pPr>
-      <w:r>
-        <w:rPr>
-          <w:rFonts w:ascii="等线" w:hAnsi="等线"/>
+        <w:keepNext/>
+        <w:keepLines/>
+        <w:widowControl/>
+        <w:tabs>
+          <w:tab w:pos="3628" w:val="left"/>
+        </w:tabs>
+        <w:spacing w:before="0" w:after="20" w:line="264" w:lineRule="auto"/>
+      </w:pPr>
+      <w:r>
+        <w:rPr>
+          <w:rFonts w:ascii="Times New Roman" w:hAnsi="Times New Roman" w:eastAsia="宋体"/>
+          <w:b w:val="0"/>
+          <w:color w:val="000000"/>
           <w:sz w:val="21"/>
-        </w:rPr>
-        <w:t>____________________________________________________________</w:t>
+          <w:u w:val="none"/>
+        </w:rPr>
+        <w:t>A. different</w:t>
+        <w:tab/>
+        <w:t>B. difference</w:t>
       </w:r>
     </w:p>
     <w:p>
       <w:pPr>
-        <w:spacing w:after="80"/>
-      </w:pPr>
+        <w:keepNext/>
+        <w:keepLines/>
+        <w:widowControl/>
+        <w:spacing w:before="0" w:after="20" w:line="264" w:lineRule="auto"/>
+      </w:pPr>
+      <w:r>
+        <w:rPr>
+          <w:rFonts w:ascii="Times New Roman" w:hAnsi="Times New Roman" w:eastAsia="宋体"/>
+          <w:b/>
+          <w:color w:val="000000"/>
+          <w:sz w:val="20"/>
+          <w:u w:val="none"/>
+        </w:rPr>
+        <w:t>朵朵原答案：</w:t>
+      </w:r>
+      <w:r>
+        <w:rPr>
+          <w:rFonts w:ascii="Times New Roman" w:hAnsi="Times New Roman" w:eastAsia="宋体"/>
+          <w:b w:val="0"/>
+          <w:color w:val="000000"/>
+          <w:sz w:val="20"/>
+          <w:u w:val="none"/>
+        </w:rPr>
+        <w:t xml:space="preserve"> A</w:t>
+      </w:r>
     </w:p>
     <w:p>
       <w:pPr>
         <w:keepNext/>
-        <w:spacing w:after="80"/>
-      </w:pPr>
-      <w:r>
-        <w:rPr>
-          <w:rFonts w:ascii="等线" w:hAnsi="等线"/>
-          <w:b/>
-          <w:sz w:val="24"/>
-        </w:rPr>
-        <w:t>第7题</w:t>
+        <w:keepLines/>
+        <w:widowControl/>
+        <w:tabs>
+          <w:tab w:pos="7200" w:val="left"/>
+        </w:tabs>
+        <w:spacing w:before="0" w:after="20" w:line="380" w:lineRule="exact"/>
+      </w:pPr>
+      <w:r>
+        <w:rPr>
+          <w:rFonts w:ascii="Times New Roman" w:hAnsi="Times New Roman" w:eastAsia="宋体"/>
+          <w:b w:val="0"/>
+          <w:color w:val="000000"/>
+          <w:sz w:val="20"/>
+          <w:u w:val="none"/>
+        </w:rPr>
+        <w:t>订正：</w:t>
+      </w:r>
+      <w:r>
+        <w:rPr>
+          <w:rFonts w:ascii="Times New Roman" w:hAnsi="Times New Roman" w:eastAsia="宋体"/>
+          <w:b w:val="0"/>
+          <w:color w:val="000000"/>
+          <w:sz w:val="20"/>
+          <w:u w:val="single"/>
+        </w:rPr>
+        <w:tab/>
       </w:r>
     </w:p>
     <w:p>
       <w:pPr>
-        <w:keepNext/>
-        <w:spacing w:after="80"/>
-      </w:pPr>
-      <w:r>
-        <w:rPr>
-          <w:rFonts w:ascii="等线" w:hAnsi="等线"/>
-          <w:sz w:val="21"/>
-        </w:rPr>
-        <w:t>7. （　　）＿＿＿＿ is the weather like in your city? Is it hot in summer?</w:t>
-        <w:br/>
-        <w:t>A. How</w:t>
-        <w:br/>
-        <w:t>B. What</w:t>
+        <w:keepNext w:val="0"/>
+        <w:keepLines/>
+        <w:widowControl/>
+        <w:tabs>
+          <w:tab w:pos="7200" w:val="left"/>
+        </w:tabs>
+        <w:spacing w:before="0" w:after="80" w:line="380" w:lineRule="exact"/>
+      </w:pPr>
+      <w:r>
+        <w:rPr>
+          <w:rFonts w:ascii="Times New Roman" w:hAnsi="Times New Roman" w:eastAsia="宋体"/>
+          <w:b w:val="0"/>
+          <w:color w:val="000000"/>
+          <w:sz w:val="20"/>
+          <w:u w:val="none"/>
+        </w:rPr>
+        <w:t>心得：</w:t>
+      </w:r>
+      <w:r>
+        <w:rPr>
+          <w:rFonts w:ascii="Times New Roman" w:hAnsi="Times New Roman" w:eastAsia="宋体"/>
+          <w:b w:val="0"/>
+          <w:color w:val="000000"/>
+          <w:sz w:val="20"/>
+          <w:u w:val="single"/>
+        </w:rPr>
+        <w:tab/>
       </w:r>
     </w:p>
     <w:p>
       <w:pPr>
-        <w:spacing w:after="80"/>
-      </w:pPr>
-      <w:r>
-        <w:rPr>
-          <w:rFonts w:ascii="等线" w:hAnsi="等线"/>
+        <w:keepNext/>
+        <w:keepLines/>
+        <w:widowControl/>
+        <w:spacing w:before="0" w:after="40" w:line="264" w:lineRule="auto"/>
+      </w:pPr>
+      <w:r>
+        <w:rPr>
+          <w:rFonts w:ascii="Times New Roman" w:hAnsi="Times New Roman" w:eastAsia="宋体"/>
+          <w:b/>
+          <w:color w:val="000000"/>
           <w:sz w:val="21"/>
-        </w:rPr>
-        <w:t>朵朵原答案：A</w:t>
+          <w:u w:val="none"/>
+        </w:rPr>
+        <w:t>7.</w:t>
+      </w:r>
+      <w:r>
+        <w:rPr>
+          <w:rFonts w:ascii="Times New Roman" w:hAnsi="Times New Roman" w:eastAsia="宋体"/>
+          <w:b w:val="0"/>
+          <w:color w:val="000000"/>
+          <w:sz w:val="21"/>
+          <w:u w:val="none"/>
+        </w:rPr>
+        <w:t xml:space="preserve"> （　　）＿＿＿＿ is the weather like in your city? Is it hot in summer?</w:t>
       </w:r>
     </w:p>
     <w:p>
       <w:pPr>
-        <w:spacing w:after="80"/>
-      </w:pPr>
-      <w:r>
-        <w:rPr>
-          <w:rFonts w:ascii="等线" w:hAnsi="等线"/>
+        <w:keepNext/>
+        <w:keepLines/>
+        <w:widowControl/>
+        <w:tabs>
+          <w:tab w:pos="3628" w:val="left"/>
+        </w:tabs>
+        <w:spacing w:before="0" w:after="20" w:line="264" w:lineRule="auto"/>
+      </w:pPr>
+      <w:r>
+        <w:rPr>
+          <w:rFonts w:ascii="Times New Roman" w:hAnsi="Times New Roman" w:eastAsia="宋体"/>
+          <w:b w:val="0"/>
+          <w:color w:val="000000"/>
           <w:sz w:val="21"/>
-        </w:rPr>
-        <w:t>订正：____________________________________________________________</w:t>
+          <w:u w:val="none"/>
+        </w:rPr>
+        <w:t>A. How</w:t>
+        <w:tab/>
+        <w:t>B. What</w:t>
       </w:r>
     </w:p>
     <w:p>
       <w:pPr>
-        <w:spacing w:after="80"/>
-      </w:pPr>
-      <w:r>
-        <w:rPr>
-          <w:rFonts w:ascii="等线" w:hAnsi="等线"/>
-          <w:sz w:val="21"/>
-        </w:rPr>
-        <w:t>心得：____________________________________________________________</w:t>
+        <w:keepNext/>
+        <w:keepLines/>
+        <w:widowControl/>
+        <w:spacing w:before="0" w:after="20" w:line="264" w:lineRule="auto"/>
+      </w:pPr>
+      <w:r>
+        <w:rPr>
+          <w:rFonts w:ascii="Times New Roman" w:hAnsi="Times New Roman" w:eastAsia="宋体"/>
+          <w:b/>
+          <w:color w:val="000000"/>
+          <w:sz w:val="20"/>
+          <w:u w:val="none"/>
+        </w:rPr>
+        <w:t>朵朵原答案：</w:t>
+      </w:r>
+      <w:r>
+        <w:rPr>
+          <w:rFonts w:ascii="Times New Roman" w:hAnsi="Times New Roman" w:eastAsia="宋体"/>
+          <w:b w:val="0"/>
+          <w:color w:val="000000"/>
+          <w:sz w:val="20"/>
+          <w:u w:val="none"/>
+        </w:rPr>
+        <w:t xml:space="preserve"> A</w:t>
       </w:r>
     </w:p>
     <w:p>
       <w:pPr>
-        <w:spacing w:after="80"/>
-      </w:pPr>
-      <w:r>
-        <w:rPr>
-          <w:rFonts w:ascii="等线" w:hAnsi="等线"/>
-          <w:sz w:val="21"/>
-        </w:rPr>
-        <w:t>____________________________________________________________</w:t>
+        <w:keepNext/>
+        <w:keepLines/>
+        <w:widowControl/>
+        <w:tabs>
+          <w:tab w:pos="7200" w:val="left"/>
+        </w:tabs>
+        <w:spacing w:before="0" w:after="20" w:line="380" w:lineRule="exact"/>
+      </w:pPr>
+      <w:r>
+        <w:rPr>
+          <w:rFonts w:ascii="Times New Roman" w:hAnsi="Times New Roman" w:eastAsia="宋体"/>
+          <w:b w:val="0"/>
+          <w:color w:val="000000"/>
+          <w:sz w:val="20"/>
+          <w:u w:val="none"/>
+        </w:rPr>
+        <w:t>订正：</w:t>
+      </w:r>
+      <w:r>
+        <w:rPr>
+          <w:rFonts w:ascii="Times New Roman" w:hAnsi="Times New Roman" w:eastAsia="宋体"/>
+          <w:b w:val="0"/>
+          <w:color w:val="000000"/>
+          <w:sz w:val="20"/>
+          <w:u w:val="single"/>
+        </w:rPr>
+        <w:tab/>
       </w:r>
     </w:p>
     <w:p>
       <w:pPr>
-        <w:spacing w:after="80"/>
-      </w:pPr>
+        <w:keepNext w:val="0"/>
+        <w:keepLines/>
+        <w:widowControl/>
+        <w:tabs>
+          <w:tab w:pos="7200" w:val="left"/>
+        </w:tabs>
+        <w:spacing w:before="0" w:after="80" w:line="380" w:lineRule="exact"/>
+      </w:pPr>
+      <w:r>
+        <w:rPr>
+          <w:rFonts w:ascii="Times New Roman" w:hAnsi="Times New Roman" w:eastAsia="宋体"/>
+          <w:b w:val="0"/>
+          <w:color w:val="000000"/>
+          <w:sz w:val="20"/>
+          <w:u w:val="none"/>
+        </w:rPr>
+        <w:t>心得：</w:t>
+      </w:r>
+      <w:r>
+        <w:rPr>
+          <w:rFonts w:ascii="Times New Roman" w:hAnsi="Times New Roman" w:eastAsia="宋体"/>
+          <w:b w:val="0"/>
+          <w:color w:val="000000"/>
+          <w:sz w:val="20"/>
+          <w:u w:val="single"/>
+        </w:rPr>
+        <w:tab/>
+      </w:r>
     </w:p>
     <w:p>
       <w:pPr>
         <w:keepNext/>
-        <w:spacing w:after="80"/>
-      </w:pPr>
-      <w:r>
-        <w:rPr>
-          <w:rFonts w:ascii="等线" w:hAnsi="等线"/>
+        <w:keepLines/>
+        <w:widowControl/>
+        <w:spacing w:before="80" w:after="80" w:line="264" w:lineRule="auto"/>
+      </w:pPr>
+      <w:r>
+        <w:rPr>
+          <w:rFonts w:ascii="Times New Roman" w:hAnsi="Times New Roman" w:eastAsia="宋体"/>
           <w:b/>
-          <w:sz w:val="24"/>
-        </w:rPr>
-        <w:t>第8题</w:t>
+          <w:color w:val="000000"/>
+          <w:sz w:val="22"/>
+          <w:u w:val="none"/>
+        </w:rPr>
+        <w:t>五、用括号中所给单词的适当形式完成下列句子。</w:t>
       </w:r>
     </w:p>
     <w:p>
       <w:pPr>
         <w:keepNext/>
-        <w:spacing w:after="80"/>
-      </w:pPr>
-      <w:r>
-        <w:rPr>
-          <w:rFonts w:ascii="等线" w:hAnsi="等线"/>
+        <w:keepLines/>
+        <w:widowControl/>
+        <w:spacing w:before="0" w:after="40" w:line="264" w:lineRule="auto"/>
+      </w:pPr>
+      <w:r>
+        <w:rPr>
+          <w:rFonts w:ascii="Times New Roman" w:hAnsi="Times New Roman" w:eastAsia="宋体"/>
+          <w:b/>
+          <w:color w:val="000000"/>
           <w:sz w:val="21"/>
-        </w:rPr>
-        <w:t>3. We give computer ＿＿＿＿ by putting a program into it. (instruct)</w:t>
+          <w:u w:val="none"/>
+        </w:rPr>
+        <w:t>3.</w:t>
+      </w:r>
+      <w:r>
+        <w:rPr>
+          <w:rFonts w:ascii="Times New Roman" w:hAnsi="Times New Roman" w:eastAsia="宋体"/>
+          <w:b w:val="0"/>
+          <w:color w:val="000000"/>
+          <w:sz w:val="21"/>
+          <w:u w:val="none"/>
+        </w:rPr>
+        <w:t xml:space="preserve"> We give computer ＿＿＿＿ by putting a program into it. (instruct)</w:t>
       </w:r>
     </w:p>
     <w:p>
       <w:pPr>
-        <w:spacing w:after="80"/>
-      </w:pPr>
-      <w:r>
-        <w:rPr>
-          <w:rFonts w:ascii="等线" w:hAnsi="等线"/>
-          <w:sz w:val="21"/>
-        </w:rPr>
-        <w:t>朵朵原答案：instructs</w:t>
+        <w:keepNext/>
+        <w:keepLines/>
+        <w:widowControl/>
+        <w:spacing w:before="0" w:after="20" w:line="264" w:lineRule="auto"/>
+      </w:pPr>
+      <w:r>
+        <w:rPr>
+          <w:rFonts w:ascii="Times New Roman" w:hAnsi="Times New Roman" w:eastAsia="宋体"/>
+          <w:b/>
+          <w:color w:val="000000"/>
+          <w:sz w:val="20"/>
+          <w:u w:val="none"/>
+        </w:rPr>
+        <w:t>朵朵原答案：</w:t>
+      </w:r>
+      <w:r>
+        <w:rPr>
+          <w:rFonts w:ascii="Times New Roman" w:hAnsi="Times New Roman" w:eastAsia="宋体"/>
+          <w:b w:val="0"/>
+          <w:color w:val="000000"/>
+          <w:sz w:val="20"/>
+          <w:u w:val="none"/>
+        </w:rPr>
+        <w:t xml:space="preserve"> instructs</w:t>
       </w:r>
     </w:p>
     <w:p>
       <w:pPr>
-        <w:spacing w:after="80"/>
-      </w:pPr>
-      <w:r>
-        <w:rPr>
-          <w:rFonts w:ascii="等线" w:hAnsi="等线"/>
-          <w:sz w:val="21"/>
-        </w:rPr>
-        <w:t>订正：____________________________________________________________</w:t>
+        <w:keepNext/>
+        <w:keepLines/>
+        <w:widowControl/>
+        <w:tabs>
+          <w:tab w:pos="7200" w:val="left"/>
+        </w:tabs>
+        <w:spacing w:before="0" w:after="20" w:line="380" w:lineRule="exact"/>
+      </w:pPr>
+      <w:r>
+        <w:rPr>
+          <w:rFonts w:ascii="Times New Roman" w:hAnsi="Times New Roman" w:eastAsia="宋体"/>
+          <w:b w:val="0"/>
+          <w:color w:val="000000"/>
+          <w:sz w:val="20"/>
+          <w:u w:val="none"/>
+        </w:rPr>
+        <w:t>订正：</w:t>
+      </w:r>
+      <w:r>
+        <w:rPr>
+          <w:rFonts w:ascii="Times New Roman" w:hAnsi="Times New Roman" w:eastAsia="宋体"/>
+          <w:b w:val="0"/>
+          <w:color w:val="000000"/>
+          <w:sz w:val="20"/>
+          <w:u w:val="single"/>
+        </w:rPr>
+        <w:tab/>
       </w:r>
     </w:p>
     <w:p>
       <w:pPr>
-        <w:spacing w:after="80"/>
-      </w:pPr>
-      <w:r>
-        <w:rPr>
-          <w:rFonts w:ascii="等线" w:hAnsi="等线"/>
-          <w:sz w:val="21"/>
-        </w:rPr>
-        <w:t>心得：____________________________________________________________</w:t>
+        <w:keepNext w:val="0"/>
+        <w:keepLines/>
+        <w:widowControl/>
+        <w:tabs>
+          <w:tab w:pos="7200" w:val="left"/>
+        </w:tabs>
+        <w:spacing w:before="0" w:after="80" w:line="380" w:lineRule="exact"/>
+      </w:pPr>
+      <w:r>
+        <w:rPr>
+          <w:rFonts w:ascii="Times New Roman" w:hAnsi="Times New Roman" w:eastAsia="宋体"/>
+          <w:b w:val="0"/>
+          <w:color w:val="000000"/>
+          <w:sz w:val="20"/>
+          <w:u w:val="none"/>
+        </w:rPr>
+        <w:t>心得：</w:t>
+      </w:r>
+      <w:r>
+        <w:rPr>
+          <w:rFonts w:ascii="Times New Roman" w:hAnsi="Times New Roman" w:eastAsia="宋体"/>
+          <w:b w:val="0"/>
+          <w:color w:val="000000"/>
+          <w:sz w:val="20"/>
+          <w:u w:val="single"/>
+        </w:rPr>
+        <w:tab/>
       </w:r>
     </w:p>
     <w:p>
       <w:pPr>
-        <w:spacing w:after="80"/>
-      </w:pPr>
-      <w:r>
-        <w:rPr>
-          <w:rFonts w:ascii="等线" w:hAnsi="等线"/>
+        <w:keepNext/>
+        <w:keepLines/>
+        <w:widowControl/>
+        <w:spacing w:before="0" w:after="40" w:line="264" w:lineRule="auto"/>
+      </w:pPr>
+      <w:r>
+        <w:rPr>
+          <w:rFonts w:ascii="Times New Roman" w:hAnsi="Times New Roman" w:eastAsia="宋体"/>
+          <w:b/>
+          <w:color w:val="000000"/>
           <w:sz w:val="21"/>
-        </w:rPr>
-        <w:t>____________________________________________________________</w:t>
+          <w:u w:val="none"/>
+        </w:rPr>
+        <w:t>4.</w:t>
+      </w:r>
+      <w:r>
+        <w:rPr>
+          <w:rFonts w:ascii="Times New Roman" w:hAnsi="Times New Roman" w:eastAsia="宋体"/>
+          <w:b w:val="0"/>
+          <w:color w:val="000000"/>
+          <w:sz w:val="21"/>
+          <w:u w:val="none"/>
+        </w:rPr>
+        <w:t xml:space="preserve"> At the ＿＿＿＿ of the class, let me tell you a story. (begin)</w:t>
       </w:r>
     </w:p>
     <w:p>
       <w:pPr>
-        <w:spacing w:after="80"/>
-      </w:pPr>
+        <w:keepNext/>
+        <w:keepLines/>
+        <w:widowControl/>
+        <w:spacing w:before="0" w:after="20" w:line="264" w:lineRule="auto"/>
+      </w:pPr>
+      <w:r>
+        <w:rPr>
+          <w:rFonts w:ascii="Times New Roman" w:hAnsi="Times New Roman" w:eastAsia="宋体"/>
+          <w:b/>
+          <w:color w:val="000000"/>
+          <w:sz w:val="20"/>
+          <w:u w:val="none"/>
+        </w:rPr>
+        <w:t>朵朵原答案：</w:t>
+      </w:r>
+      <w:r>
+        <w:rPr>
+          <w:rFonts w:ascii="Times New Roman" w:hAnsi="Times New Roman" w:eastAsia="宋体"/>
+          <w:b w:val="0"/>
+          <w:color w:val="000000"/>
+          <w:sz w:val="20"/>
+          <w:u w:val="none"/>
+        </w:rPr>
+        <w:t xml:space="preserve"> begin</w:t>
+      </w:r>
     </w:p>
     <w:p>
       <w:pPr>
         <w:keepNext/>
-        <w:spacing w:after="80"/>
-      </w:pPr>
-      <w:r>
-        <w:rPr>
-          <w:rFonts w:ascii="等线" w:hAnsi="等线"/>
-          <w:b/>
-          <w:sz w:val="24"/>
-        </w:rPr>
-        <w:t>第9题</w:t>
+        <w:keepLines/>
+        <w:widowControl/>
+        <w:tabs>
+          <w:tab w:pos="7200" w:val="left"/>
+        </w:tabs>
+        <w:spacing w:before="0" w:after="20" w:line="380" w:lineRule="exact"/>
+      </w:pPr>
+      <w:r>
+        <w:rPr>
+          <w:rFonts w:ascii="Times New Roman" w:hAnsi="Times New Roman" w:eastAsia="宋体"/>
+          <w:b w:val="0"/>
+          <w:color w:val="000000"/>
+          <w:sz w:val="20"/>
+          <w:u w:val="none"/>
+        </w:rPr>
+        <w:t>订正：</w:t>
+      </w:r>
+      <w:r>
+        <w:rPr>
+          <w:rFonts w:ascii="Times New Roman" w:hAnsi="Times New Roman" w:eastAsia="宋体"/>
+          <w:b w:val="0"/>
+          <w:color w:val="000000"/>
+          <w:sz w:val="20"/>
+          <w:u w:val="single"/>
+        </w:rPr>
+        <w:tab/>
       </w:r>
     </w:p>
     <w:p>
       <w:pPr>
-        <w:keepNext/>
-        <w:spacing w:after="80"/>
-      </w:pPr>
-      <w:r>
-        <w:rPr>
-          <w:rFonts w:ascii="等线" w:hAnsi="等线"/>
-          <w:sz w:val="21"/>
-        </w:rPr>
-        <w:t>4. At the ＿＿＿＿ of the class, let me tell you a story. (begin)</w:t>
+        <w:keepNext w:val="0"/>
+        <w:keepLines/>
+        <w:widowControl/>
+        <w:tabs>
+          <w:tab w:pos="7200" w:val="left"/>
+        </w:tabs>
+        <w:spacing w:before="0" w:after="80" w:line="380" w:lineRule="exact"/>
+      </w:pPr>
+      <w:r>
+        <w:rPr>
+          <w:rFonts w:ascii="Times New Roman" w:hAnsi="Times New Roman" w:eastAsia="宋体"/>
+          <w:b w:val="0"/>
+          <w:color w:val="000000"/>
+          <w:sz w:val="20"/>
+          <w:u w:val="none"/>
+        </w:rPr>
+        <w:t>心得：</w:t>
+      </w:r>
+      <w:r>
+        <w:rPr>
+          <w:rFonts w:ascii="Times New Roman" w:hAnsi="Times New Roman" w:eastAsia="宋体"/>
+          <w:b w:val="0"/>
+          <w:color w:val="000000"/>
+          <w:sz w:val="20"/>
+          <w:u w:val="single"/>
+        </w:rPr>
+        <w:tab/>
       </w:r>
     </w:p>
     <w:p>
       <w:pPr>
-        <w:spacing w:after="80"/>
-      </w:pPr>
-      <w:r>
-        <w:rPr>
-          <w:rFonts w:ascii="等线" w:hAnsi="等线"/>
+        <w:keepNext/>
+        <w:keepLines/>
+        <w:widowControl/>
+        <w:spacing w:before="0" w:after="40" w:line="264" w:lineRule="auto"/>
+      </w:pPr>
+      <w:r>
+        <w:rPr>
+          <w:rFonts w:ascii="Times New Roman" w:hAnsi="Times New Roman" w:eastAsia="宋体"/>
+          <w:b/>
+          <w:color w:val="000000"/>
           <w:sz w:val="21"/>
-        </w:rPr>
-        <w:t>朵朵原答案：begin</w:t>
+          <w:u w:val="none"/>
+        </w:rPr>
+        <w:t>5.</w:t>
+      </w:r>
+      <w:r>
+        <w:rPr>
+          <w:rFonts w:ascii="Times New Roman" w:hAnsi="Times New Roman" w:eastAsia="宋体"/>
+          <w:b w:val="0"/>
+          <w:color w:val="000000"/>
+          <w:sz w:val="21"/>
+          <w:u w:val="none"/>
+        </w:rPr>
+        <w:t xml:space="preserve"> There are many ＿＿＿＿ school clubs like football clubs, swimming clubs, film clubs and book clubs in our school. (difference)</w:t>
       </w:r>
     </w:p>
     <w:p>
       <w:pPr>
-        <w:spacing w:after="80"/>
-      </w:pPr>
-      <w:r>
-        <w:rPr>
-          <w:rFonts w:ascii="等线" w:hAnsi="等线"/>
-          <w:sz w:val="21"/>
-        </w:rPr>
-        <w:t>订正：____________________________________________________________</w:t>
+        <w:keepNext/>
+        <w:keepLines/>
+        <w:widowControl/>
+        <w:spacing w:before="0" w:after="20" w:line="264" w:lineRule="auto"/>
+      </w:pPr>
+      <w:r>
+        <w:rPr>
+          <w:rFonts w:ascii="Times New Roman" w:hAnsi="Times New Roman" w:eastAsia="宋体"/>
+          <w:b/>
+          <w:color w:val="000000"/>
+          <w:sz w:val="20"/>
+          <w:u w:val="none"/>
+        </w:rPr>
+        <w:t>朵朵原答案：</w:t>
+      </w:r>
+      <w:r>
+        <w:rPr>
+          <w:rFonts w:ascii="Times New Roman" w:hAnsi="Times New Roman" w:eastAsia="宋体"/>
+          <w:b w:val="0"/>
+          <w:color w:val="000000"/>
+          <w:sz w:val="20"/>
+          <w:u w:val="none"/>
+        </w:rPr>
+        <w:t xml:space="preserve"> difference</w:t>
       </w:r>
     </w:p>
     <w:p>
       <w:pPr>
-        <w:spacing w:after="80"/>
-      </w:pPr>
-      <w:r>
-        <w:rPr>
-          <w:rFonts w:ascii="等线" w:hAnsi="等线"/>
-          <w:sz w:val="21"/>
-        </w:rPr>
-        <w:t>心得：____________________________________________________________</w:t>
+        <w:keepNext/>
+        <w:keepLines/>
+        <w:widowControl/>
+        <w:tabs>
+          <w:tab w:pos="7200" w:val="left"/>
+        </w:tabs>
+        <w:spacing w:before="0" w:after="20" w:line="380" w:lineRule="exact"/>
+      </w:pPr>
+      <w:r>
+        <w:rPr>
+          <w:rFonts w:ascii="Times New Roman" w:hAnsi="Times New Roman" w:eastAsia="宋体"/>
+          <w:b w:val="0"/>
+          <w:color w:val="000000"/>
+          <w:sz w:val="20"/>
+          <w:u w:val="none"/>
+        </w:rPr>
+        <w:t>订正：</w:t>
+      </w:r>
+      <w:r>
+        <w:rPr>
+          <w:rFonts w:ascii="Times New Roman" w:hAnsi="Times New Roman" w:eastAsia="宋体"/>
+          <w:b w:val="0"/>
+          <w:color w:val="000000"/>
+          <w:sz w:val="20"/>
+          <w:u w:val="single"/>
+        </w:rPr>
+        <w:tab/>
       </w:r>
     </w:p>
     <w:p>
       <w:pPr>
-        <w:spacing w:after="80"/>
-      </w:pPr>
-      <w:r>
-        <w:rPr>
-          <w:rFonts w:ascii="等线" w:hAnsi="等线"/>
-          <w:sz w:val="21"/>
-        </w:rPr>
-        <w:t>____________________________________________________________</w:t>
+        <w:keepNext w:val="0"/>
+        <w:keepLines/>
+        <w:widowControl/>
+        <w:tabs>
+          <w:tab w:pos="7200" w:val="left"/>
+        </w:tabs>
+        <w:spacing w:before="0" w:after="80" w:line="380" w:lineRule="exact"/>
+      </w:pPr>
+      <w:r>
+        <w:rPr>
+          <w:rFonts w:ascii="Times New Roman" w:hAnsi="Times New Roman" w:eastAsia="宋体"/>
+          <w:b w:val="0"/>
+          <w:color w:val="000000"/>
+          <w:sz w:val="20"/>
+          <w:u w:val="none"/>
+        </w:rPr>
+        <w:t>心得：</w:t>
+      </w:r>
+      <w:r>
+        <w:rPr>
+          <w:rFonts w:ascii="Times New Roman" w:hAnsi="Times New Roman" w:eastAsia="宋体"/>
+          <w:b w:val="0"/>
+          <w:color w:val="000000"/>
+          <w:sz w:val="20"/>
+          <w:u w:val="single"/>
+        </w:rPr>
+        <w:tab/>
       </w:r>
     </w:p>
     <w:p>
       <w:pPr>
-        <w:spacing w:after="80"/>
-      </w:pPr>
+        <w:keepNext/>
+        <w:keepLines/>
+        <w:widowControl/>
+        <w:spacing w:before="0" w:after="40" w:line="264" w:lineRule="auto"/>
+      </w:pPr>
+      <w:r>
+        <w:rPr>
+          <w:rFonts w:ascii="Times New Roman" w:hAnsi="Times New Roman" w:eastAsia="宋体"/>
+          <w:b/>
+          <w:color w:val="000000"/>
+          <w:sz w:val="21"/>
+          <w:u w:val="none"/>
+        </w:rPr>
+        <w:t>6.</w:t>
+      </w:r>
+      <w:r>
+        <w:rPr>
+          <w:rFonts w:ascii="Times New Roman" w:hAnsi="Times New Roman" w:eastAsia="宋体"/>
+          <w:b w:val="0"/>
+          <w:color w:val="000000"/>
+          <w:sz w:val="21"/>
+          <w:u w:val="none"/>
+        </w:rPr>
+        <w:t xml:space="preserve"> Do not give out your ＿＿＿＿ information online. It's dangerous. (person)</w:t>
+      </w:r>
     </w:p>
     <w:p>
       <w:pPr>
         <w:keepNext/>
-        <w:spacing w:after="80"/>
-      </w:pPr>
-      <w:r>
-        <w:rPr>
-          <w:rFonts w:ascii="等线" w:hAnsi="等线"/>
+        <w:keepLines/>
+        <w:widowControl/>
+        <w:spacing w:before="0" w:after="20" w:line="264" w:lineRule="auto"/>
+      </w:pPr>
+      <w:r>
+        <w:rPr>
+          <w:rFonts w:ascii="Times New Roman" w:hAnsi="Times New Roman" w:eastAsia="宋体"/>
           <w:b/>
-          <w:sz w:val="24"/>
-        </w:rPr>
-        <w:t>第10题</w:t>
+          <w:color w:val="000000"/>
+          <w:sz w:val="20"/>
+          <w:u w:val="none"/>
+        </w:rPr>
+        <w:t>朵朵原答案：</w:t>
+      </w:r>
+      <w:r>
+        <w:rPr>
+          <w:rFonts w:ascii="Times New Roman" w:hAnsi="Times New Roman" w:eastAsia="宋体"/>
+          <w:b w:val="0"/>
+          <w:color w:val="000000"/>
+          <w:sz w:val="20"/>
+          <w:u w:val="none"/>
+        </w:rPr>
+        <w:t xml:space="preserve"> person</w:t>
       </w:r>
     </w:p>
     <w:p>
       <w:pPr>
         <w:keepNext/>
-        <w:spacing w:after="80"/>
-      </w:pPr>
-      <w:r>
-        <w:rPr>
-          <w:rFonts w:ascii="等线" w:hAnsi="等线"/>
-          <w:sz w:val="21"/>
-        </w:rPr>
-        <w:t>5. There are many ＿＿＿＿ school clubs like football clubs, swimming clubs, film clubs and book clubs in our school. (difference)</w:t>
+        <w:keepLines/>
+        <w:widowControl/>
+        <w:tabs>
+          <w:tab w:pos="7200" w:val="left"/>
+        </w:tabs>
+        <w:spacing w:before="0" w:after="20" w:line="380" w:lineRule="exact"/>
+      </w:pPr>
+      <w:r>
+        <w:rPr>
+          <w:rFonts w:ascii="Times New Roman" w:hAnsi="Times New Roman" w:eastAsia="宋体"/>
+          <w:b w:val="0"/>
+          <w:color w:val="000000"/>
+          <w:sz w:val="20"/>
+          <w:u w:val="none"/>
+        </w:rPr>
+        <w:t>订正：</w:t>
+      </w:r>
+      <w:r>
+        <w:rPr>
+          <w:rFonts w:ascii="Times New Roman" w:hAnsi="Times New Roman" w:eastAsia="宋体"/>
+          <w:b w:val="0"/>
+          <w:color w:val="000000"/>
+          <w:sz w:val="20"/>
+          <w:u w:val="single"/>
+        </w:rPr>
+        <w:tab/>
       </w:r>
     </w:p>
     <w:p>
       <w:pPr>
-        <w:spacing w:after="80"/>
-      </w:pPr>
-      <w:r>
-        <w:rPr>
-          <w:rFonts w:ascii="等线" w:hAnsi="等线"/>
-          <w:sz w:val="21"/>
-        </w:rPr>
-        <w:t>朵朵原答案：difference</w:t>
+        <w:keepNext w:val="0"/>
+        <w:keepLines/>
+        <w:widowControl/>
+        <w:tabs>
+          <w:tab w:pos="7200" w:val="left"/>
+        </w:tabs>
+        <w:spacing w:before="0" w:after="80" w:line="380" w:lineRule="exact"/>
+      </w:pPr>
+      <w:r>
+        <w:rPr>
+          <w:rFonts w:ascii="Times New Roman" w:hAnsi="Times New Roman" w:eastAsia="宋体"/>
+          <w:b w:val="0"/>
+          <w:color w:val="000000"/>
+          <w:sz w:val="20"/>
+          <w:u w:val="none"/>
+        </w:rPr>
+        <w:t>心得：</w:t>
+      </w:r>
+      <w:r>
+        <w:rPr>
+          <w:rFonts w:ascii="Times New Roman" w:hAnsi="Times New Roman" w:eastAsia="宋体"/>
+          <w:b w:val="0"/>
+          <w:color w:val="000000"/>
+          <w:sz w:val="20"/>
+          <w:u w:val="single"/>
+        </w:rPr>
+        <w:tab/>
       </w:r>
     </w:p>
     <w:p>
       <w:pPr>
-        <w:spacing w:after="80"/>
-      </w:pPr>
-      <w:r>
-        <w:rPr>
-          <w:rFonts w:ascii="等线" w:hAnsi="等线"/>
+        <w:keepNext/>
+        <w:keepLines/>
+        <w:widowControl/>
+        <w:spacing w:before="0" w:after="40" w:line="264" w:lineRule="auto"/>
+      </w:pPr>
+      <w:r>
+        <w:rPr>
+          <w:rFonts w:ascii="Times New Roman" w:hAnsi="Times New Roman" w:eastAsia="宋体"/>
+          <w:b/>
+          <w:color w:val="000000"/>
           <w:sz w:val="21"/>
-        </w:rPr>
-        <w:t>订正：____________________________________________________________</w:t>
+          <w:u w:val="none"/>
+        </w:rPr>
+        <w:t>8.</w:t>
+      </w:r>
+      <w:r>
+        <w:rPr>
+          <w:rFonts w:ascii="Times New Roman" w:hAnsi="Times New Roman" w:eastAsia="宋体"/>
+          <w:b w:val="0"/>
+          <w:color w:val="000000"/>
+          <w:sz w:val="21"/>
+          <w:u w:val="none"/>
+        </w:rPr>
+        <w:t xml:space="preserve"> I have ten English novels and two ＿＿＿＿ novels. (France)</w:t>
       </w:r>
     </w:p>
     <w:p>
       <w:pPr>
-        <w:spacing w:after="80"/>
-      </w:pPr>
-      <w:r>
-        <w:rPr>
-          <w:rFonts w:ascii="等线" w:hAnsi="等线"/>
-          <w:sz w:val="21"/>
-        </w:rPr>
-        <w:t>心得：____________________________________________________________</w:t>
+        <w:keepNext/>
+        <w:keepLines/>
+        <w:widowControl/>
+        <w:spacing w:before="0" w:after="20" w:line="264" w:lineRule="auto"/>
+      </w:pPr>
+      <w:r>
+        <w:rPr>
+          <w:rFonts w:ascii="Times New Roman" w:hAnsi="Times New Roman" w:eastAsia="宋体"/>
+          <w:b/>
+          <w:color w:val="000000"/>
+          <w:sz w:val="20"/>
+          <w:u w:val="none"/>
+        </w:rPr>
+        <w:t>朵朵原答案：</w:t>
+      </w:r>
+      <w:r>
+        <w:rPr>
+          <w:rFonts w:ascii="Times New Roman" w:hAnsi="Times New Roman" w:eastAsia="宋体"/>
+          <w:b w:val="0"/>
+          <w:color w:val="000000"/>
+          <w:sz w:val="20"/>
+          <w:u w:val="none"/>
+        </w:rPr>
+        <w:t xml:space="preserve"> Franch</w:t>
       </w:r>
     </w:p>
     <w:p>
       <w:pPr>
-        <w:spacing w:after="80"/>
-      </w:pPr>
-      <w:r>
-        <w:rPr>
-          <w:rFonts w:ascii="等线" w:hAnsi="等线"/>
-          <w:sz w:val="21"/>
-        </w:rPr>
-        <w:t>____________________________________________________________</w:t>
+        <w:keepNext/>
+        <w:keepLines/>
+        <w:widowControl/>
+        <w:tabs>
+          <w:tab w:pos="7200" w:val="left"/>
+        </w:tabs>
+        <w:spacing w:before="0" w:after="20" w:line="380" w:lineRule="exact"/>
+      </w:pPr>
+      <w:r>
+        <w:rPr>
+          <w:rFonts w:ascii="Times New Roman" w:hAnsi="Times New Roman" w:eastAsia="宋体"/>
+          <w:b w:val="0"/>
+          <w:color w:val="000000"/>
+          <w:sz w:val="20"/>
+          <w:u w:val="none"/>
+        </w:rPr>
+        <w:t>订正：</w:t>
+      </w:r>
+      <w:r>
+        <w:rPr>
+          <w:rFonts w:ascii="Times New Roman" w:hAnsi="Times New Roman" w:eastAsia="宋体"/>
+          <w:b w:val="0"/>
+          <w:color w:val="000000"/>
+          <w:sz w:val="20"/>
+          <w:u w:val="single"/>
+        </w:rPr>
+        <w:tab/>
       </w:r>
     </w:p>
     <w:p>
       <w:pPr>
-        <w:spacing w:after="80"/>
-      </w:pPr>
+        <w:keepNext w:val="0"/>
+        <w:keepLines/>
+        <w:widowControl/>
+        <w:tabs>
+          <w:tab w:pos="7200" w:val="left"/>
+        </w:tabs>
+        <w:spacing w:before="0" w:after="80" w:line="380" w:lineRule="exact"/>
+      </w:pPr>
+      <w:r>
+        <w:rPr>
+          <w:rFonts w:ascii="Times New Roman" w:hAnsi="Times New Roman" w:eastAsia="宋体"/>
+          <w:b w:val="0"/>
+          <w:color w:val="000000"/>
+          <w:sz w:val="20"/>
+          <w:u w:val="none"/>
+        </w:rPr>
+        <w:t>心得：</w:t>
+      </w:r>
+      <w:r>
+        <w:rPr>
+          <w:rFonts w:ascii="Times New Roman" w:hAnsi="Times New Roman" w:eastAsia="宋体"/>
+          <w:b w:val="0"/>
+          <w:color w:val="000000"/>
+          <w:sz w:val="20"/>
+          <w:u w:val="single"/>
+        </w:rPr>
+        <w:tab/>
+      </w:r>
     </w:p>
     <w:p>
       <w:pPr>
         <w:keepNext/>
-        <w:spacing w:after="80"/>
-      </w:pPr>
-      <w:r>
-        <w:rPr>
-          <w:rFonts w:ascii="等线" w:hAnsi="等线"/>
+        <w:keepLines/>
+        <w:widowControl/>
+        <w:spacing w:before="100" w:after="40" w:line="264" w:lineRule="auto"/>
+      </w:pPr>
+      <w:r>
+        <w:rPr>
+          <w:rFonts w:ascii="Times New Roman" w:hAnsi="Times New Roman" w:eastAsia="宋体"/>
           <w:b/>
+          <w:color w:val="000000"/>
           <w:sz w:val="24"/>
-        </w:rPr>
-        <w:t>第11题</w:t>
+          <w:u w:val="none"/>
+        </w:rPr>
+        <w:t>阅读训练</w:t>
       </w:r>
     </w:p>
     <w:p>
       <w:pPr>
         <w:keepNext/>
-        <w:spacing w:after="80"/>
-      </w:pPr>
-      <w:r>
-        <w:rPr>
-          <w:rFonts w:ascii="等线" w:hAnsi="等线"/>
-          <w:sz w:val="21"/>
-        </w:rPr>
-        <w:t>6. Do not give out your ＿＿＿＿ information online. It's dangerous. (person)</w:t>
+        <w:keepLines/>
+        <w:widowControl/>
+        <w:spacing w:before="80" w:after="80" w:line="264" w:lineRule="auto"/>
+      </w:pPr>
+      <w:r>
+        <w:rPr>
+          <w:rFonts w:ascii="Times New Roman" w:hAnsi="Times New Roman" w:eastAsia="宋体"/>
+          <w:b/>
+          <w:color w:val="000000"/>
+          <w:sz w:val="22"/>
+          <w:u w:val="none"/>
+        </w:rPr>
+        <w:t>A. Choose the best answers.</w:t>
       </w:r>
     </w:p>
     <w:p>
       <w:pPr>
-        <w:spacing w:after="80"/>
-      </w:pPr>
-      <w:r>
-        <w:rPr>
-          <w:rFonts w:ascii="等线" w:hAnsi="等线"/>
+        <w:keepNext/>
+        <w:keepLines/>
+        <w:widowControl/>
+        <w:spacing w:before="0" w:after="60" w:line="264" w:lineRule="auto"/>
+      </w:pPr>
+      <w:r>
+        <w:rPr>
+          <w:rFonts w:ascii="Times New Roman" w:hAnsi="Times New Roman" w:eastAsia="宋体"/>
+          <w:b/>
+          <w:color w:val="000000"/>
           <w:sz w:val="21"/>
-        </w:rPr>
-        <w:t>朵朵原答案：person</w:t>
+          <w:u w:val="none"/>
+        </w:rPr>
+        <w:t>Good Appetite Restaurant</w:t>
       </w:r>
     </w:p>
     <w:p>
       <w:pPr>
-        <w:spacing w:after="80"/>
-      </w:pPr>
-      <w:r>
-        <w:rPr>
-          <w:rFonts w:ascii="等线" w:hAnsi="等线"/>
+        <w:keepNext/>
+        <w:keepLines/>
+        <w:widowControl/>
+        <w:spacing w:before="0" w:after="60" w:line="264" w:lineRule="auto"/>
+      </w:pPr>
+      <w:r>
+        <w:rPr>
+          <w:rFonts w:ascii="Times New Roman" w:hAnsi="Times New Roman" w:eastAsia="宋体"/>
+          <w:b/>
+          <w:color w:val="000000"/>
           <w:sz w:val="21"/>
-        </w:rPr>
-        <w:t>订正：____________________________________________________________</w:t>
-      </w:r>
+          <w:u w:val="none"/>
+        </w:rPr>
+        <w:t>LUNCH SET（午餐套餐）　(10:40 a.m.—2:20 p.m.)</w:t>
+      </w:r>
+    </w:p>
+    <w:tbl>
+      <w:tblPr>
+        <w:tblStyle w:val="TableGrid"/>
+        <w:tblW w:type="auto" w:w="0"/>
+        <w:tblLayout w:type="fixed"/>
+        <w:tblLook w:firstColumn="1" w:firstRow="1" w:lastColumn="0" w:lastRow="0" w:noHBand="0" w:noVBand="1" w:val="04A0"/>
+      </w:tblPr>
+      <w:tblGrid>
+        <w:gridCol w:w="1161"/>
+        <w:gridCol w:w="3048"/>
+        <w:gridCol w:w="3048"/>
+      </w:tblGrid>
+      <w:tr>
+        <w:trPr>
+          <w:cantSplit/>
+          <w:tblHeader/>
+        </w:trPr>
+        <w:tc>
+          <w:tcPr>
+            <w:tcW w:type="dxa" w:w="1161"/>
+          </w:tcPr>
+          <w:p>
+            <w:pPr>
+              <w:spacing w:after="40" w:before="40" w:line="252" w:lineRule="auto"/>
+            </w:pPr>
+            <w:r>
+              <w:rPr>
+                <w:rFonts w:ascii="Times New Roman" w:hAnsi="Times New Roman" w:eastAsia="宋体"/>
+                <w:b/>
+                <w:color w:val="000000"/>
+                <w:sz w:val="19"/>
+                <w:u w:val="none"/>
+              </w:rPr>
+              <w:t>DAY</w:t>
+            </w:r>
+          </w:p>
+        </w:tc>
+        <w:tc>
+          <w:tcPr>
+            <w:tcW w:type="dxa" w:w="3048"/>
+          </w:tcPr>
+          <w:p>
+            <w:pPr>
+              <w:spacing w:after="40" w:before="40" w:line="252" w:lineRule="auto"/>
+            </w:pPr>
+            <w:r>
+              <w:rPr>
+                <w:rFonts w:ascii="Times New Roman" w:hAnsi="Times New Roman" w:eastAsia="宋体"/>
+                <w:b/>
+                <w:color w:val="000000"/>
+                <w:sz w:val="19"/>
+                <w:u w:val="none"/>
+              </w:rPr>
+              <w:t>SOUP</w:t>
+            </w:r>
+          </w:p>
+        </w:tc>
+        <w:tc>
+          <w:tcPr>
+            <w:tcW w:type="dxa" w:w="3048"/>
+          </w:tcPr>
+          <w:p>
+            <w:pPr>
+              <w:spacing w:after="40" w:before="40" w:line="252" w:lineRule="auto"/>
+            </w:pPr>
+            <w:r>
+              <w:rPr>
+                <w:rFonts w:ascii="Times New Roman" w:hAnsi="Times New Roman" w:eastAsia="宋体"/>
+                <w:b/>
+                <w:color w:val="000000"/>
+                <w:sz w:val="19"/>
+                <w:u w:val="none"/>
+              </w:rPr>
+              <w:t>MAIN CORSE</w:t>
+            </w:r>
+          </w:p>
+        </w:tc>
+      </w:tr>
+      <w:tr>
+        <w:trPr>
+          <w:cantSplit/>
+        </w:trPr>
+        <w:tc>
+          <w:tcPr>
+            <w:tcW w:type="dxa" w:w="1161"/>
+          </w:tcPr>
+          <w:p>
+            <w:pPr>
+              <w:spacing w:after="40" w:before="40" w:line="252" w:lineRule="auto"/>
+            </w:pPr>
+            <w:r>
+              <w:rPr>
+                <w:rFonts w:ascii="Times New Roman" w:hAnsi="Times New Roman" w:eastAsia="宋体"/>
+                <w:b w:val="0"/>
+                <w:color w:val="000000"/>
+                <w:sz w:val="19"/>
+                <w:u w:val="none"/>
+              </w:rPr>
+              <w:t>Mon.</w:t>
+            </w:r>
+          </w:p>
+        </w:tc>
+        <w:tc>
+          <w:tcPr>
+            <w:tcW w:type="dxa" w:w="3048"/>
+          </w:tcPr>
+          <w:p>
+            <w:pPr>
+              <w:spacing w:after="40" w:before="40" w:line="252" w:lineRule="auto"/>
+            </w:pPr>
+            <w:r>
+              <w:rPr>
+                <w:rFonts w:ascii="Times New Roman" w:hAnsi="Times New Roman" w:eastAsia="宋体"/>
+                <w:b w:val="0"/>
+                <w:color w:val="000000"/>
+                <w:sz w:val="19"/>
+                <w:u w:val="none"/>
+              </w:rPr>
+              <w:t>Onion（洋葱）soup</w:t>
+            </w:r>
+          </w:p>
+        </w:tc>
+        <w:tc>
+          <w:tcPr>
+            <w:tcW w:type="dxa" w:w="3048"/>
+          </w:tcPr>
+          <w:p>
+            <w:pPr>
+              <w:spacing w:after="40" w:before="40" w:line="252" w:lineRule="auto"/>
+            </w:pPr>
+            <w:r>
+              <w:rPr>
+                <w:rFonts w:ascii="Times New Roman" w:hAnsi="Times New Roman" w:eastAsia="宋体"/>
+                <w:b w:val="0"/>
+                <w:color w:val="000000"/>
+                <w:sz w:val="19"/>
+                <w:u w:val="none"/>
+              </w:rPr>
+              <w:t>Roast duck（烤鸭）</w:t>
+            </w:r>
+          </w:p>
+        </w:tc>
+      </w:tr>
+      <w:tr>
+        <w:trPr>
+          <w:cantSplit/>
+        </w:trPr>
+        <w:tc>
+          <w:tcPr>
+            <w:tcW w:type="dxa" w:w="1161"/>
+          </w:tcPr>
+          <w:p>
+            <w:pPr>
+              <w:spacing w:after="40" w:before="40" w:line="252" w:lineRule="auto"/>
+            </w:pPr>
+            <w:r>
+              <w:rPr>
+                <w:rFonts w:ascii="Times New Roman" w:hAnsi="Times New Roman" w:eastAsia="宋体"/>
+                <w:b w:val="0"/>
+                <w:color w:val="000000"/>
+                <w:sz w:val="19"/>
+                <w:u w:val="none"/>
+              </w:rPr>
+              <w:t>Tue.</w:t>
+            </w:r>
+          </w:p>
+        </w:tc>
+        <w:tc>
+          <w:tcPr>
+            <w:tcW w:type="dxa" w:w="3048"/>
+          </w:tcPr>
+          <w:p>
+            <w:pPr>
+              <w:spacing w:after="40" w:before="40" w:line="252" w:lineRule="auto"/>
+            </w:pPr>
+            <w:r>
+              <w:rPr>
+                <w:rFonts w:ascii="Times New Roman" w:hAnsi="Times New Roman" w:eastAsia="宋体"/>
+                <w:b w:val="0"/>
+                <w:color w:val="000000"/>
+                <w:sz w:val="19"/>
+                <w:u w:val="none"/>
+              </w:rPr>
+              <w:t>Tomato soup</w:t>
+            </w:r>
+          </w:p>
+        </w:tc>
+        <w:tc>
+          <w:tcPr>
+            <w:tcW w:type="dxa" w:w="3048"/>
+          </w:tcPr>
+          <w:p>
+            <w:pPr>
+              <w:spacing w:after="40" w:before="40" w:line="252" w:lineRule="auto"/>
+            </w:pPr>
+            <w:r>
+              <w:rPr>
+                <w:rFonts w:ascii="Times New Roman" w:hAnsi="Times New Roman" w:eastAsia="宋体"/>
+                <w:b w:val="0"/>
+                <w:color w:val="000000"/>
+                <w:sz w:val="19"/>
+                <w:u w:val="none"/>
+              </w:rPr>
+              <w:t>Steamed fish</w:t>
+            </w:r>
+          </w:p>
+        </w:tc>
+      </w:tr>
+      <w:tr>
+        <w:trPr>
+          <w:cantSplit/>
+        </w:trPr>
+        <w:tc>
+          <w:tcPr>
+            <w:tcW w:type="dxa" w:w="1161"/>
+          </w:tcPr>
+          <w:p>
+            <w:pPr>
+              <w:spacing w:after="40" w:before="40" w:line="252" w:lineRule="auto"/>
+            </w:pPr>
+            <w:r>
+              <w:rPr>
+                <w:rFonts w:ascii="Times New Roman" w:hAnsi="Times New Roman" w:eastAsia="宋体"/>
+                <w:b w:val="0"/>
+                <w:color w:val="000000"/>
+                <w:sz w:val="19"/>
+                <w:u w:val="none"/>
+              </w:rPr>
+              <w:t>Thur.</w:t>
+            </w:r>
+          </w:p>
+        </w:tc>
+        <w:tc>
+          <w:tcPr>
+            <w:tcW w:type="dxa" w:w="3048"/>
+          </w:tcPr>
+          <w:p>
+            <w:pPr>
+              <w:spacing w:after="40" w:before="40" w:line="252" w:lineRule="auto"/>
+            </w:pPr>
+            <w:r>
+              <w:rPr>
+                <w:rFonts w:ascii="Times New Roman" w:hAnsi="Times New Roman" w:eastAsia="宋体"/>
+                <w:b w:val="0"/>
+                <w:color w:val="000000"/>
+                <w:sz w:val="19"/>
+                <w:u w:val="none"/>
+              </w:rPr>
+              <w:t>Potato soup</w:t>
+            </w:r>
+          </w:p>
+        </w:tc>
+        <w:tc>
+          <w:tcPr>
+            <w:tcW w:type="dxa" w:w="3048"/>
+          </w:tcPr>
+          <w:p>
+            <w:pPr>
+              <w:spacing w:after="40" w:before="40" w:line="252" w:lineRule="auto"/>
+            </w:pPr>
+            <w:r>
+              <w:rPr>
+                <w:rFonts w:ascii="Times New Roman" w:hAnsi="Times New Roman" w:eastAsia="宋体"/>
+                <w:b w:val="0"/>
+                <w:color w:val="000000"/>
+                <w:sz w:val="19"/>
+                <w:u w:val="none"/>
+              </w:rPr>
+              <w:t>Fried meat balls</w:t>
+            </w:r>
+          </w:p>
+        </w:tc>
+      </w:tr>
+      <w:tr>
+        <w:trPr>
+          <w:cantSplit/>
+        </w:trPr>
+        <w:tc>
+          <w:tcPr>
+            <w:tcW w:type="dxa" w:w="1161"/>
+          </w:tcPr>
+          <w:p>
+            <w:pPr>
+              <w:spacing w:after="40" w:before="40" w:line="252" w:lineRule="auto"/>
+            </w:pPr>
+            <w:r>
+              <w:rPr>
+                <w:rFonts w:ascii="Times New Roman" w:hAnsi="Times New Roman" w:eastAsia="宋体"/>
+                <w:b w:val="0"/>
+                <w:color w:val="000000"/>
+                <w:sz w:val="19"/>
+                <w:u w:val="none"/>
+              </w:rPr>
+              <w:t>Fri.</w:t>
+            </w:r>
+          </w:p>
+        </w:tc>
+        <w:tc>
+          <w:tcPr>
+            <w:tcW w:type="dxa" w:w="3048"/>
+          </w:tcPr>
+          <w:p>
+            <w:pPr>
+              <w:spacing w:after="40" w:before="40" w:line="252" w:lineRule="auto"/>
+            </w:pPr>
+            <w:r>
+              <w:rPr>
+                <w:rFonts w:ascii="Times New Roman" w:hAnsi="Times New Roman" w:eastAsia="宋体"/>
+                <w:b w:val="0"/>
+                <w:color w:val="000000"/>
+                <w:sz w:val="19"/>
+                <w:u w:val="none"/>
+              </w:rPr>
+              <w:t>Egg soup</w:t>
+            </w:r>
+          </w:p>
+        </w:tc>
+        <w:tc>
+          <w:tcPr>
+            <w:tcW w:type="dxa" w:w="3048"/>
+          </w:tcPr>
+          <w:p>
+            <w:pPr>
+              <w:spacing w:after="40" w:before="40" w:line="252" w:lineRule="auto"/>
+            </w:pPr>
+            <w:r>
+              <w:rPr>
+                <w:rFonts w:ascii="Times New Roman" w:hAnsi="Times New Roman" w:eastAsia="宋体"/>
+                <w:b w:val="0"/>
+                <w:color w:val="000000"/>
+                <w:sz w:val="19"/>
+                <w:u w:val="none"/>
+              </w:rPr>
+              <w:t>Fried chicken</w:t>
+            </w:r>
+          </w:p>
+        </w:tc>
+      </w:tr>
+      <w:tr>
+        <w:trPr>
+          <w:cantSplit/>
+        </w:trPr>
+        <w:tc>
+          <w:tcPr>
+            <w:tcW w:type="dxa" w:w="1161"/>
+          </w:tcPr>
+          <w:p>
+            <w:pPr>
+              <w:spacing w:after="40" w:before="40" w:line="252" w:lineRule="auto"/>
+            </w:pPr>
+            <w:r>
+              <w:rPr>
+                <w:rFonts w:ascii="Times New Roman" w:hAnsi="Times New Roman" w:eastAsia="宋体"/>
+                <w:b w:val="0"/>
+                <w:color w:val="000000"/>
+                <w:sz w:val="19"/>
+                <w:u w:val="none"/>
+              </w:rPr>
+              <w:t>Sat.</w:t>
+            </w:r>
+          </w:p>
+        </w:tc>
+        <w:tc>
+          <w:tcPr>
+            <w:tcW w:type="dxa" w:w="3048"/>
+          </w:tcPr>
+          <w:p>
+            <w:pPr>
+              <w:spacing w:after="40" w:before="40" w:line="252" w:lineRule="auto"/>
+            </w:pPr>
+            <w:r>
+              <w:rPr>
+                <w:rFonts w:ascii="Times New Roman" w:hAnsi="Times New Roman" w:eastAsia="宋体"/>
+                <w:b w:val="0"/>
+                <w:color w:val="000000"/>
+                <w:sz w:val="19"/>
+                <w:u w:val="none"/>
+              </w:rPr>
+              <w:t>Cabbage soup</w:t>
+            </w:r>
+          </w:p>
+        </w:tc>
+        <w:tc>
+          <w:tcPr>
+            <w:tcW w:type="dxa" w:w="3048"/>
+          </w:tcPr>
+          <w:p>
+            <w:pPr>
+              <w:spacing w:after="40" w:before="40" w:line="252" w:lineRule="auto"/>
+            </w:pPr>
+            <w:r>
+              <w:rPr>
+                <w:rFonts w:ascii="Times New Roman" w:hAnsi="Times New Roman" w:eastAsia="宋体"/>
+                <w:b w:val="0"/>
+                <w:color w:val="000000"/>
+                <w:sz w:val="19"/>
+                <w:u w:val="none"/>
+              </w:rPr>
+              <w:t>Steamed prawns</w:t>
+            </w:r>
+          </w:p>
+        </w:tc>
+      </w:tr>
+      <w:tr>
+        <w:trPr>
+          <w:cantSplit/>
+        </w:trPr>
+        <w:tc>
+          <w:tcPr>
+            <w:tcW w:type="dxa" w:w="1161"/>
+          </w:tcPr>
+          <w:p>
+            <w:pPr>
+              <w:spacing w:after="40" w:before="40" w:line="252" w:lineRule="auto"/>
+            </w:pPr>
+            <w:r>
+              <w:rPr>
+                <w:rFonts w:ascii="Times New Roman" w:hAnsi="Times New Roman" w:eastAsia="宋体"/>
+                <w:b w:val="0"/>
+                <w:color w:val="000000"/>
+                <w:sz w:val="19"/>
+                <w:u w:val="none"/>
+              </w:rPr>
+              <w:t>Sun.</w:t>
+            </w:r>
+          </w:p>
+        </w:tc>
+        <w:tc>
+          <w:tcPr>
+            <w:tcW w:type="dxa" w:w="3048"/>
+          </w:tcPr>
+          <w:p>
+            <w:pPr>
+              <w:spacing w:after="40" w:before="40" w:line="252" w:lineRule="auto"/>
+            </w:pPr>
+            <w:r>
+              <w:rPr>
+                <w:rFonts w:ascii="Times New Roman" w:hAnsi="Times New Roman" w:eastAsia="宋体"/>
+                <w:b w:val="0"/>
+                <w:color w:val="000000"/>
+                <w:sz w:val="19"/>
+                <w:u w:val="none"/>
+              </w:rPr>
+              <w:t>Chicken soup</w:t>
+            </w:r>
+          </w:p>
+        </w:tc>
+        <w:tc>
+          <w:tcPr>
+            <w:tcW w:type="dxa" w:w="3048"/>
+          </w:tcPr>
+          <w:p>
+            <w:pPr>
+              <w:spacing w:after="40" w:before="40" w:line="252" w:lineRule="auto"/>
+            </w:pPr>
+            <w:r>
+              <w:rPr>
+                <w:rFonts w:ascii="Times New Roman" w:hAnsi="Times New Roman" w:eastAsia="宋体"/>
+                <w:b w:val="0"/>
+                <w:color w:val="000000"/>
+                <w:sz w:val="19"/>
+                <w:u w:val="none"/>
+              </w:rPr>
+              <w:t>Fried beef</w:t>
+            </w:r>
+          </w:p>
+        </w:tc>
+      </w:tr>
+    </w:tbl>
+    <w:p>
+      <w:pPr>
+        <w:keepNext w:val="0"/>
+        <w:keepLines/>
+        <w:widowControl/>
+        <w:spacing w:before="0" w:after="20" w:line="264" w:lineRule="auto"/>
+      </w:pPr>
     </w:p>
     <w:p>
       <w:pPr>
-        <w:spacing w:after="80"/>
-      </w:pPr>
-      <w:r>
-        <w:rPr>
-          <w:rFonts w:ascii="等线" w:hAnsi="等线"/>
+        <w:keepNext w:val="0"/>
+        <w:keepLines/>
+        <w:widowControl/>
+        <w:spacing w:before="0" w:after="60" w:line="264" w:lineRule="auto"/>
+      </w:pPr>
+      <w:r>
+        <w:rPr>
+          <w:rFonts w:ascii="Times New Roman" w:hAnsi="Times New Roman" w:eastAsia="宋体"/>
+          <w:b w:val="0"/>
+          <w:color w:val="000000"/>
           <w:sz w:val="21"/>
-        </w:rPr>
-        <w:t>心得：____________________________________________________________</w:t>
+          <w:u w:val="none"/>
+        </w:rPr>
+        <w:t>Only 30 yuan for one set and one will be free（免费的）if you book（预定）10 sets. For people aged over 80, it will be free on Monday.</w:t>
       </w:r>
     </w:p>
     <w:p>
       <w:pPr>
-        <w:spacing w:after="80"/>
-      </w:pPr>
-      <w:r>
-        <w:rPr>
-          <w:rFonts w:ascii="等线" w:hAnsi="等线"/>
+        <w:keepNext w:val="0"/>
+        <w:keepLines/>
+        <w:widowControl/>
+        <w:spacing w:before="0" w:after="60" w:line="264" w:lineRule="auto"/>
+      </w:pPr>
+      <w:r>
+        <w:rPr>
+          <w:rFonts w:ascii="Times New Roman" w:hAnsi="Times New Roman" w:eastAsia="宋体"/>
+          <w:b w:val="0"/>
+          <w:color w:val="000000"/>
           <w:sz w:val="21"/>
-        </w:rPr>
-        <w:t>____________________________________________________________</w:t>
+          <w:u w:val="none"/>
+        </w:rPr>
+        <w:t>No. 135 Central Johnson Road</w:t>
       </w:r>
     </w:p>
     <w:p>
       <w:pPr>
-        <w:spacing w:after="80"/>
-      </w:pPr>
+        <w:keepNext w:val="0"/>
+        <w:keepLines/>
+        <w:widowControl/>
+        <w:spacing w:before="0" w:after="60" w:line="264" w:lineRule="auto"/>
+      </w:pPr>
+      <w:r>
+        <w:rPr>
+          <w:rFonts w:ascii="Times New Roman" w:hAnsi="Times New Roman" w:eastAsia="宋体"/>
+          <w:b w:val="0"/>
+          <w:color w:val="000000"/>
+          <w:sz w:val="21"/>
+          <w:u w:val="none"/>
+        </w:rPr>
+        <w:t>Tel: 6565358</w:t>
+      </w:r>
     </w:p>
     <w:p>
       <w:pPr>
         <w:keepNext/>
-        <w:spacing w:after="80"/>
-      </w:pPr>
-      <w:r>
-        <w:rPr>
-          <w:rFonts w:ascii="等线" w:hAnsi="等线"/>
+        <w:keepLines/>
+        <w:widowControl/>
+        <w:spacing w:before="0" w:after="40" w:line="264" w:lineRule="auto"/>
+      </w:pPr>
+      <w:r>
+        <w:rPr>
+          <w:rFonts w:ascii="Times New Roman" w:hAnsi="Times New Roman" w:eastAsia="宋体"/>
           <w:b/>
-          <w:sz w:val="24"/>
-        </w:rPr>
-        <w:t>第12题</w:t>
+          <w:color w:val="000000"/>
+          <w:sz w:val="21"/>
+          <w:u w:val="none"/>
+        </w:rPr>
+        <w:t>1.</w:t>
+      </w:r>
+      <w:r>
+        <w:rPr>
+          <w:rFonts w:ascii="Times New Roman" w:hAnsi="Times New Roman" w:eastAsia="宋体"/>
+          <w:b w:val="0"/>
+          <w:color w:val="000000"/>
+          <w:sz w:val="21"/>
+          <w:u w:val="none"/>
+        </w:rPr>
+        <w:t xml:space="preserve"> （　　）How many lunch sets will be free if you book 24 sets in the restaurant?</w:t>
       </w:r>
     </w:p>
     <w:p>
       <w:pPr>
         <w:keepNext/>
-        <w:spacing w:after="80"/>
-      </w:pPr>
-      <w:r>
-        <w:rPr>
-          <w:rFonts w:ascii="等线" w:hAnsi="等线"/>
+        <w:keepLines/>
+        <w:widowControl/>
+        <w:tabs>
+          <w:tab w:pos="1814" w:val="left"/>
+          <w:tab w:pos="3628" w:val="left"/>
+          <w:tab w:pos="5443" w:val="left"/>
+        </w:tabs>
+        <w:spacing w:before="0" w:after="20" w:line="264" w:lineRule="auto"/>
+      </w:pPr>
+      <w:r>
+        <w:rPr>
+          <w:rFonts w:ascii="Times New Roman" w:hAnsi="Times New Roman" w:eastAsia="宋体"/>
+          <w:b w:val="0"/>
+          <w:color w:val="000000"/>
           <w:sz w:val="21"/>
-        </w:rPr>
-        <w:t>8. I have ten English novels and two ＿＿＿＿ novels. (France)</w:t>
+          <w:u w:val="none"/>
+        </w:rPr>
+        <w:t>A. One.</w:t>
+        <w:tab/>
+        <w:t>B. Two.</w:t>
+        <w:tab/>
+        <w:t>C. Three.</w:t>
+        <w:tab/>
+        <w:t>D. Four.</w:t>
       </w:r>
     </w:p>
     <w:p>
       <w:pPr>
-        <w:spacing w:after="80"/>
-      </w:pPr>
-      <w:r>
-        <w:rPr>
-          <w:rFonts w:ascii="等线" w:hAnsi="等线"/>
-          <w:sz w:val="21"/>
-        </w:rPr>
-        <w:t>朵朵原答案：Franch</w:t>
+        <w:keepNext/>
+        <w:keepLines/>
+        <w:widowControl/>
+        <w:spacing w:before="0" w:after="20" w:line="264" w:lineRule="auto"/>
+      </w:pPr>
+      <w:r>
+        <w:rPr>
+          <w:rFonts w:ascii="Times New Roman" w:hAnsi="Times New Roman" w:eastAsia="宋体"/>
+          <w:b/>
+          <w:color w:val="000000"/>
+          <w:sz w:val="20"/>
+          <w:u w:val="none"/>
+        </w:rPr>
+        <w:t>朵朵原答案：</w:t>
+      </w:r>
+      <w:r>
+        <w:rPr>
+          <w:rFonts w:ascii="Times New Roman" w:hAnsi="Times New Roman" w:eastAsia="宋体"/>
+          <w:b w:val="0"/>
+          <w:color w:val="000000"/>
+          <w:sz w:val="20"/>
+          <w:u w:val="none"/>
+        </w:rPr>
+        <w:t xml:space="preserve"> 未作答</w:t>
       </w:r>
     </w:p>
     <w:p>
       <w:pPr>
-        <w:spacing w:after="80"/>
-      </w:pPr>
-      <w:r>
-        <w:rPr>
-          <w:rFonts w:ascii="等线" w:hAnsi="等线"/>
-          <w:sz w:val="21"/>
-        </w:rPr>
-        <w:t>订正：____________________________________________________________</w:t>
+        <w:keepNext/>
+        <w:keepLines/>
+        <w:widowControl/>
+        <w:tabs>
+          <w:tab w:pos="7200" w:val="left"/>
+        </w:tabs>
+        <w:spacing w:before="0" w:after="20" w:line="380" w:lineRule="exact"/>
+      </w:pPr>
+      <w:r>
+        <w:rPr>
+          <w:rFonts w:ascii="Times New Roman" w:hAnsi="Times New Roman" w:eastAsia="宋体"/>
+          <w:b w:val="0"/>
+          <w:color w:val="000000"/>
+          <w:sz w:val="20"/>
+          <w:u w:val="none"/>
+        </w:rPr>
+        <w:t>订正：</w:t>
+      </w:r>
+      <w:r>
+        <w:rPr>
+          <w:rFonts w:ascii="Times New Roman" w:hAnsi="Times New Roman" w:eastAsia="宋体"/>
+          <w:b w:val="0"/>
+          <w:color w:val="000000"/>
+          <w:sz w:val="20"/>
+          <w:u w:val="single"/>
+        </w:rPr>
+        <w:tab/>
       </w:r>
     </w:p>
     <w:p>
       <w:pPr>
-        <w:spacing w:after="80"/>
-      </w:pPr>
-      <w:r>
-        <w:rPr>
-          <w:rFonts w:ascii="等线" w:hAnsi="等线"/>
-          <w:sz w:val="21"/>
-        </w:rPr>
-        <w:t>心得：____________________________________________________________</w:t>
+        <w:keepNext w:val="0"/>
+        <w:keepLines/>
+        <w:widowControl/>
+        <w:tabs>
+          <w:tab w:pos="7200" w:val="left"/>
+        </w:tabs>
+        <w:spacing w:before="0" w:after="80" w:line="380" w:lineRule="exact"/>
+      </w:pPr>
+      <w:r>
+        <w:rPr>
+          <w:rFonts w:ascii="Times New Roman" w:hAnsi="Times New Roman" w:eastAsia="宋体"/>
+          <w:b w:val="0"/>
+          <w:color w:val="000000"/>
+          <w:sz w:val="20"/>
+          <w:u w:val="none"/>
+        </w:rPr>
+        <w:t>心得：</w:t>
+      </w:r>
+      <w:r>
+        <w:rPr>
+          <w:rFonts w:ascii="Times New Roman" w:hAnsi="Times New Roman" w:eastAsia="宋体"/>
+          <w:b w:val="0"/>
+          <w:color w:val="000000"/>
+          <w:sz w:val="20"/>
+          <w:u w:val="single"/>
+        </w:rPr>
+        <w:tab/>
       </w:r>
     </w:p>
     <w:p>
       <w:pPr>
-        <w:spacing w:after="80"/>
-      </w:pPr>
-      <w:r>
-        <w:rPr>
-          <w:rFonts w:ascii="等线" w:hAnsi="等线"/>
+        <w:keepNext/>
+        <w:keepLines/>
+        <w:widowControl/>
+        <w:spacing w:before="0" w:after="40" w:line="264" w:lineRule="auto"/>
+      </w:pPr>
+      <w:r>
+        <w:rPr>
+          <w:rFonts w:ascii="Times New Roman" w:hAnsi="Times New Roman" w:eastAsia="宋体"/>
+          <w:b/>
+          <w:color w:val="000000"/>
           <w:sz w:val="21"/>
-        </w:rPr>
-        <w:t>____________________________________________________________</w:t>
+          <w:u w:val="none"/>
+        </w:rPr>
+        <w:t>2.</w:t>
+      </w:r>
+      <w:r>
+        <w:rPr>
+          <w:rFonts w:ascii="Times New Roman" w:hAnsi="Times New Roman" w:eastAsia="宋体"/>
+          <w:b w:val="0"/>
+          <w:color w:val="000000"/>
+          <w:sz w:val="21"/>
+          <w:u w:val="none"/>
+        </w:rPr>
+        <w:t xml:space="preserve"> （　　）How much should a 75-year-old grandfather pay for the lunch set in the restaurant on Monday?</w:t>
       </w:r>
     </w:p>
     <w:p>
       <w:pPr>
-        <w:spacing w:after="80"/>
-      </w:pPr>
+        <w:keepNext/>
+        <w:keepLines/>
+        <w:widowControl/>
+        <w:tabs>
+          <w:tab w:pos="1814" w:val="left"/>
+          <w:tab w:pos="3628" w:val="left"/>
+          <w:tab w:pos="5443" w:val="left"/>
+        </w:tabs>
+        <w:spacing w:before="0" w:after="20" w:line="264" w:lineRule="auto"/>
+      </w:pPr>
+      <w:r>
+        <w:rPr>
+          <w:rFonts w:ascii="Times New Roman" w:hAnsi="Times New Roman" w:eastAsia="宋体"/>
+          <w:b w:val="0"/>
+          <w:color w:val="000000"/>
+          <w:sz w:val="21"/>
+          <w:u w:val="none"/>
+        </w:rPr>
+        <w:t>A. Free.</w:t>
+        <w:tab/>
+        <w:t>B. 15 yuan.</w:t>
+        <w:tab/>
+        <w:t>C. 29 yuan.</w:t>
+        <w:tab/>
+        <w:t>D. 30 yuan.</w:t>
+      </w:r>
     </w:p>
     <w:p>
       <w:pPr>
         <w:keepNext/>
-        <w:spacing w:after="80"/>
-      </w:pPr>
-      <w:r>
-        <w:rPr>
-          <w:rFonts w:ascii="等线" w:hAnsi="等线"/>
+        <w:keepLines/>
+        <w:widowControl/>
+        <w:spacing w:before="0" w:after="20" w:line="264" w:lineRule="auto"/>
+      </w:pPr>
+      <w:r>
+        <w:rPr>
+          <w:rFonts w:ascii="Times New Roman" w:hAnsi="Times New Roman" w:eastAsia="宋体"/>
           <w:b/>
-          <w:sz w:val="24"/>
-        </w:rPr>
-        <w:t>第13题</w:t>
+          <w:color w:val="000000"/>
+          <w:sz w:val="20"/>
+          <w:u w:val="none"/>
+        </w:rPr>
+        <w:t>朵朵原答案：</w:t>
+      </w:r>
+      <w:r>
+        <w:rPr>
+          <w:rFonts w:ascii="Times New Roman" w:hAnsi="Times New Roman" w:eastAsia="宋体"/>
+          <w:b w:val="0"/>
+          <w:color w:val="000000"/>
+          <w:sz w:val="20"/>
+          <w:u w:val="none"/>
+        </w:rPr>
+        <w:t xml:space="preserve"> 未作答</w:t>
       </w:r>
     </w:p>
     <w:p>
       <w:pPr>
         <w:keepNext/>
-        <w:spacing w:after="80"/>
-      </w:pPr>
-      <w:r>
-        <w:rPr>
-          <w:rFonts w:ascii="等线" w:hAnsi="等线"/>
-          <w:sz w:val="21"/>
-        </w:rPr>
-        <w:t>1. （　　）How many lunch sets will be free if you book 24 sets in the restaurant?</w:t>
-        <w:br/>
-        <w:t>A. One.</w:t>
-        <w:br/>
-        <w:t>B. Two.</w:t>
-        <w:br/>
-        <w:t>C. Three.</w:t>
-        <w:br/>
-        <w:t>D. Four.</w:t>
+        <w:keepLines/>
+        <w:widowControl/>
+        <w:tabs>
+          <w:tab w:pos="7200" w:val="left"/>
+        </w:tabs>
+        <w:spacing w:before="0" w:after="20" w:line="380" w:lineRule="exact"/>
+      </w:pPr>
+      <w:r>
+        <w:rPr>
+          <w:rFonts w:ascii="Times New Roman" w:hAnsi="Times New Roman" w:eastAsia="宋体"/>
+          <w:b w:val="0"/>
+          <w:color w:val="000000"/>
+          <w:sz w:val="20"/>
+          <w:u w:val="none"/>
+        </w:rPr>
+        <w:t>订正：</w:t>
+      </w:r>
+      <w:r>
+        <w:rPr>
+          <w:rFonts w:ascii="Times New Roman" w:hAnsi="Times New Roman" w:eastAsia="宋体"/>
+          <w:b w:val="0"/>
+          <w:color w:val="000000"/>
+          <w:sz w:val="20"/>
+          <w:u w:val="single"/>
+        </w:rPr>
+        <w:tab/>
       </w:r>
     </w:p>
     <w:p>
       <w:pPr>
-        <w:spacing w:after="80"/>
-      </w:pPr>
-      <w:r>
-        <w:rPr>
-          <w:rFonts w:ascii="等线" w:hAnsi="等线"/>
-          <w:sz w:val="21"/>
-        </w:rPr>
-        <w:t>朵朵原答案：未作答</w:t>
+        <w:keepNext w:val="0"/>
+        <w:keepLines/>
+        <w:widowControl/>
+        <w:tabs>
+          <w:tab w:pos="7200" w:val="left"/>
+        </w:tabs>
+        <w:spacing w:before="0" w:after="80" w:line="380" w:lineRule="exact"/>
+      </w:pPr>
+      <w:r>
+        <w:rPr>
+          <w:rFonts w:ascii="Times New Roman" w:hAnsi="Times New Roman" w:eastAsia="宋体"/>
+          <w:b w:val="0"/>
+          <w:color w:val="000000"/>
+          <w:sz w:val="20"/>
+          <w:u w:val="none"/>
+        </w:rPr>
+        <w:t>心得：</w:t>
+      </w:r>
+      <w:r>
+        <w:rPr>
+          <w:rFonts w:ascii="Times New Roman" w:hAnsi="Times New Roman" w:eastAsia="宋体"/>
+          <w:b w:val="0"/>
+          <w:color w:val="000000"/>
+          <w:sz w:val="20"/>
+          <w:u w:val="single"/>
+        </w:rPr>
+        <w:tab/>
       </w:r>
     </w:p>
     <w:p>
       <w:pPr>
-        <w:spacing w:after="80"/>
-      </w:pPr>
-      <w:r>
-        <w:rPr>
-          <w:rFonts w:ascii="等线" w:hAnsi="等线"/>
+        <w:keepNext/>
+        <w:keepLines/>
+        <w:widowControl/>
+        <w:spacing w:before="0" w:after="40" w:line="264" w:lineRule="auto"/>
+      </w:pPr>
+      <w:r>
+        <w:rPr>
+          <w:rFonts w:ascii="Times New Roman" w:hAnsi="Times New Roman" w:eastAsia="宋体"/>
+          <w:b/>
+          <w:color w:val="000000"/>
           <w:sz w:val="21"/>
-        </w:rPr>
-        <w:t>订正：____________________________________________________________</w:t>
+          <w:u w:val="none"/>
+        </w:rPr>
+        <w:t>3.</w:t>
+      </w:r>
+      <w:r>
+        <w:rPr>
+          <w:rFonts w:ascii="Times New Roman" w:hAnsi="Times New Roman" w:eastAsia="宋体"/>
+          <w:b w:val="0"/>
+          <w:color w:val="000000"/>
+          <w:sz w:val="21"/>
+          <w:u w:val="none"/>
+        </w:rPr>
+        <w:t xml:space="preserve"> （　　）We can have the lunch set in the restaurant at ＿＿＿＿ on Sunday.</w:t>
       </w:r>
     </w:p>
     <w:p>
       <w:pPr>
-        <w:spacing w:after="80"/>
-      </w:pPr>
-      <w:r>
-        <w:rPr>
-          <w:rFonts w:ascii="等线" w:hAnsi="等线"/>
+        <w:keepNext/>
+        <w:keepLines/>
+        <w:widowControl/>
+        <w:tabs>
+          <w:tab w:pos="1814" w:val="left"/>
+          <w:tab w:pos="3628" w:val="left"/>
+          <w:tab w:pos="5443" w:val="left"/>
+        </w:tabs>
+        <w:spacing w:before="0" w:after="20" w:line="264" w:lineRule="auto"/>
+      </w:pPr>
+      <w:r>
+        <w:rPr>
+          <w:rFonts w:ascii="Times New Roman" w:hAnsi="Times New Roman" w:eastAsia="宋体"/>
+          <w:b w:val="0"/>
+          <w:color w:val="000000"/>
           <w:sz w:val="21"/>
-        </w:rPr>
-        <w:t>心得：____________________________________________________________</w:t>
+          <w:u w:val="none"/>
+        </w:rPr>
+        <w:t>A. 9:30 a.m.</w:t>
+        <w:tab/>
+        <w:t>B. 10:30 a.m.</w:t>
+        <w:tab/>
+        <w:t>C. 1:30 p.m.</w:t>
+        <w:tab/>
+        <w:t>D. 2:30 p.m.</w:t>
       </w:r>
     </w:p>
     <w:p>
       <w:pPr>
-        <w:spacing w:after="80"/>
-      </w:pPr>
-      <w:r>
-        <w:rPr>
-          <w:rFonts w:ascii="等线" w:hAnsi="等线"/>
-          <w:sz w:val="21"/>
-        </w:rPr>
-        <w:t>____________________________________________________________</w:t>
+        <w:keepNext/>
+        <w:keepLines/>
+        <w:widowControl/>
+        <w:spacing w:before="0" w:after="20" w:line="264" w:lineRule="auto"/>
+      </w:pPr>
+      <w:r>
+        <w:rPr>
+          <w:rFonts w:ascii="Times New Roman" w:hAnsi="Times New Roman" w:eastAsia="宋体"/>
+          <w:b/>
+          <w:color w:val="000000"/>
+          <w:sz w:val="20"/>
+          <w:u w:val="none"/>
+        </w:rPr>
+        <w:t>朵朵原答案：</w:t>
+      </w:r>
+      <w:r>
+        <w:rPr>
+          <w:rFonts w:ascii="Times New Roman" w:hAnsi="Times New Roman" w:eastAsia="宋体"/>
+          <w:b w:val="0"/>
+          <w:color w:val="000000"/>
+          <w:sz w:val="20"/>
+          <w:u w:val="none"/>
+        </w:rPr>
+        <w:t xml:space="preserve"> 未作答</w:t>
       </w:r>
     </w:p>
     <w:p>
       <w:pPr>
-        <w:spacing w:after="80"/>
-      </w:pPr>
+        <w:keepNext/>
+        <w:keepLines/>
+        <w:widowControl/>
+        <w:tabs>
+          <w:tab w:pos="7200" w:val="left"/>
+        </w:tabs>
+        <w:spacing w:before="0" w:after="20" w:line="380" w:lineRule="exact"/>
+      </w:pPr>
+      <w:r>
+        <w:rPr>
+          <w:rFonts w:ascii="Times New Roman" w:hAnsi="Times New Roman" w:eastAsia="宋体"/>
+          <w:b w:val="0"/>
+          <w:color w:val="000000"/>
+          <w:sz w:val="20"/>
+          <w:u w:val="none"/>
+        </w:rPr>
+        <w:t>订正：</w:t>
+      </w:r>
+      <w:r>
+        <w:rPr>
+          <w:rFonts w:ascii="Times New Roman" w:hAnsi="Times New Roman" w:eastAsia="宋体"/>
+          <w:b w:val="0"/>
+          <w:color w:val="000000"/>
+          <w:sz w:val="20"/>
+          <w:u w:val="single"/>
+        </w:rPr>
+        <w:tab/>
+      </w:r>
     </w:p>
     <w:p>
       <w:pPr>
-        <w:keepNext/>
-        <w:spacing w:after="80"/>
-      </w:pPr>
-      <w:r>
-        <w:rPr>
-          <w:rFonts w:ascii="等线" w:hAnsi="等线"/>
-          <w:b/>
-          <w:sz w:val="24"/>
-        </w:rPr>
-        <w:t>第14题</w:t>
+        <w:keepNext w:val="0"/>
+        <w:keepLines/>
+        <w:widowControl/>
+        <w:tabs>
+          <w:tab w:pos="7200" w:val="left"/>
+        </w:tabs>
+        <w:spacing w:before="0" w:after="80" w:line="380" w:lineRule="exact"/>
+      </w:pPr>
+      <w:r>
+        <w:rPr>
+          <w:rFonts w:ascii="Times New Roman" w:hAnsi="Times New Roman" w:eastAsia="宋体"/>
+          <w:b w:val="0"/>
+          <w:color w:val="000000"/>
+          <w:sz w:val="20"/>
+          <w:u w:val="none"/>
+        </w:rPr>
+        <w:t>心得：</w:t>
+      </w:r>
+      <w:r>
+        <w:rPr>
+          <w:rFonts w:ascii="Times New Roman" w:hAnsi="Times New Roman" w:eastAsia="宋体"/>
+          <w:b w:val="0"/>
+          <w:color w:val="000000"/>
+          <w:sz w:val="20"/>
+          <w:u w:val="single"/>
+        </w:rPr>
+        <w:tab/>
       </w:r>
     </w:p>
     <w:p>
       <w:pPr>
         <w:keepNext/>
-        <w:spacing w:after="80"/>
-      </w:pPr>
-      <w:r>
-        <w:rPr>
-          <w:rFonts w:ascii="等线" w:hAnsi="等线"/>
+        <w:keepLines/>
+        <w:widowControl/>
+        <w:spacing w:before="0" w:after="40" w:line="264" w:lineRule="auto"/>
+      </w:pPr>
+      <w:r>
+        <w:rPr>
+          <w:rFonts w:ascii="Times New Roman" w:hAnsi="Times New Roman" w:eastAsia="宋体"/>
+          <w:b/>
+          <w:color w:val="000000"/>
           <w:sz w:val="21"/>
-        </w:rPr>
-        <w:t>2. （　　）How much should a 75-year-old grandfather pay for the lunch set in the restaurant on Monday?</w:t>
-        <w:br/>
-        <w:t>A. Free.</w:t>
-        <w:br/>
-        <w:t>B. 15 yuan.</w:t>
-        <w:br/>
-        <w:t>C. 29 yuan.</w:t>
-        <w:br/>
-        <w:t>D. 30 yuan.</w:t>
+          <w:u w:val="none"/>
+        </w:rPr>
+        <w:t>4.</w:t>
+      </w:r>
+      <w:r>
+        <w:rPr>
+          <w:rFonts w:ascii="Times New Roman" w:hAnsi="Times New Roman" w:eastAsia="宋体"/>
+          <w:b w:val="0"/>
+          <w:color w:val="000000"/>
+          <w:sz w:val="21"/>
+          <w:u w:val="none"/>
+        </w:rPr>
+        <w:t xml:space="preserve"> （　　）The lunch set in the restaurant has ＿＿＿＿ on Saturday.</w:t>
       </w:r>
     </w:p>
     <w:p>
       <w:pPr>
-        <w:spacing w:after="80"/>
-      </w:pPr>
-      <w:r>
-        <w:rPr>
-          <w:rFonts w:ascii="等线" w:hAnsi="等线"/>
+        <w:keepNext/>
+        <w:keepLines/>
+        <w:widowControl/>
+        <w:tabs>
+          <w:tab w:pos="1814" w:val="left"/>
+          <w:tab w:pos="3628" w:val="left"/>
+          <w:tab w:pos="5443" w:val="left"/>
+        </w:tabs>
+        <w:spacing w:before="0" w:after="20" w:line="264" w:lineRule="auto"/>
+      </w:pPr>
+      <w:r>
+        <w:rPr>
+          <w:rFonts w:ascii="Times New Roman" w:hAnsi="Times New Roman" w:eastAsia="宋体"/>
+          <w:b w:val="0"/>
+          <w:color w:val="000000"/>
           <w:sz w:val="21"/>
-        </w:rPr>
-        <w:t>朵朵原答案：未作答</w:t>
+          <w:u w:val="none"/>
+        </w:rPr>
+        <w:t>A. steamed prawns</w:t>
+        <w:tab/>
+        <w:t>B. roast duck</w:t>
+        <w:tab/>
+        <w:t>C. steamed fish</w:t>
+        <w:tab/>
+        <w:t>D. fried chicken</w:t>
       </w:r>
     </w:p>
     <w:p>
       <w:pPr>
-        <w:spacing w:after="80"/>
-      </w:pPr>
-      <w:r>
-        <w:rPr>
-          <w:rFonts w:ascii="等线" w:hAnsi="等线"/>
-          <w:sz w:val="21"/>
-        </w:rPr>
-        <w:t>订正：____________________________________________________________</w:t>
+        <w:keepNext/>
+        <w:keepLines/>
+        <w:widowControl/>
+        <w:spacing w:before="0" w:after="20" w:line="264" w:lineRule="auto"/>
+      </w:pPr>
+      <w:r>
+        <w:rPr>
+          <w:rFonts w:ascii="Times New Roman" w:hAnsi="Times New Roman" w:eastAsia="宋体"/>
+          <w:b/>
+          <w:color w:val="000000"/>
+          <w:sz w:val="20"/>
+          <w:u w:val="none"/>
+        </w:rPr>
+        <w:t>朵朵原答案：</w:t>
+      </w:r>
+      <w:r>
+        <w:rPr>
+          <w:rFonts w:ascii="Times New Roman" w:hAnsi="Times New Roman" w:eastAsia="宋体"/>
+          <w:b w:val="0"/>
+          <w:color w:val="000000"/>
+          <w:sz w:val="20"/>
+          <w:u w:val="none"/>
+        </w:rPr>
+        <w:t xml:space="preserve"> 未作答</w:t>
       </w:r>
     </w:p>
     <w:p>
       <w:pPr>
-        <w:spacing w:after="80"/>
-      </w:pPr>
-      <w:r>
-        <w:rPr>
-          <w:rFonts w:ascii="等线" w:hAnsi="等线"/>
-          <w:sz w:val="21"/>
-        </w:rPr>
-        <w:t>心得：____________________________________________________________</w:t>
+        <w:keepNext/>
+        <w:keepLines/>
+        <w:widowControl/>
+        <w:tabs>
+          <w:tab w:pos="7200" w:val="left"/>
+        </w:tabs>
+        <w:spacing w:before="0" w:after="20" w:line="380" w:lineRule="exact"/>
+      </w:pPr>
+      <w:r>
+        <w:rPr>
+          <w:rFonts w:ascii="Times New Roman" w:hAnsi="Times New Roman" w:eastAsia="宋体"/>
+          <w:b w:val="0"/>
+          <w:color w:val="000000"/>
+          <w:sz w:val="20"/>
+          <w:u w:val="none"/>
+        </w:rPr>
+        <w:t>订正：</w:t>
+      </w:r>
+      <w:r>
+        <w:rPr>
+          <w:rFonts w:ascii="Times New Roman" w:hAnsi="Times New Roman" w:eastAsia="宋体"/>
+          <w:b w:val="0"/>
+          <w:color w:val="000000"/>
+          <w:sz w:val="20"/>
+          <w:u w:val="single"/>
+        </w:rPr>
+        <w:tab/>
       </w:r>
     </w:p>
     <w:p>
       <w:pPr>
-        <w:spacing w:after="80"/>
-      </w:pPr>
-      <w:r>
-        <w:rPr>
-          <w:rFonts w:ascii="等线" w:hAnsi="等线"/>
-          <w:sz w:val="21"/>
-        </w:rPr>
-        <w:t>____________________________________________________________</w:t>
+        <w:keepNext w:val="0"/>
+        <w:keepLines/>
+        <w:widowControl/>
+        <w:tabs>
+          <w:tab w:pos="7200" w:val="left"/>
+        </w:tabs>
+        <w:spacing w:before="0" w:after="80" w:line="380" w:lineRule="exact"/>
+      </w:pPr>
+      <w:r>
+        <w:rPr>
+          <w:rFonts w:ascii="Times New Roman" w:hAnsi="Times New Roman" w:eastAsia="宋体"/>
+          <w:b w:val="0"/>
+          <w:color w:val="000000"/>
+          <w:sz w:val="20"/>
+          <w:u w:val="none"/>
+        </w:rPr>
+        <w:t>心得：</w:t>
+      </w:r>
+      <w:r>
+        <w:rPr>
+          <w:rFonts w:ascii="Times New Roman" w:hAnsi="Times New Roman" w:eastAsia="宋体"/>
+          <w:b w:val="0"/>
+          <w:color w:val="000000"/>
+          <w:sz w:val="20"/>
+          <w:u w:val="single"/>
+        </w:rPr>
+        <w:tab/>
       </w:r>
     </w:p>
     <w:p>
       <w:pPr>
-        <w:spacing w:after="80"/>
-      </w:pPr>
+        <w:keepNext/>
+        <w:keepLines/>
+        <w:widowControl/>
+        <w:spacing w:before="0" w:after="40" w:line="264" w:lineRule="auto"/>
+      </w:pPr>
+      <w:r>
+        <w:rPr>
+          <w:rFonts w:ascii="Times New Roman" w:hAnsi="Times New Roman" w:eastAsia="宋体"/>
+          <w:b/>
+          <w:color w:val="000000"/>
+          <w:sz w:val="21"/>
+          <w:u w:val="none"/>
+        </w:rPr>
+        <w:t>5.</w:t>
+      </w:r>
+      <w:r>
+        <w:rPr>
+          <w:rFonts w:ascii="Times New Roman" w:hAnsi="Times New Roman" w:eastAsia="宋体"/>
+          <w:b w:val="0"/>
+          <w:color w:val="000000"/>
+          <w:sz w:val="21"/>
+          <w:u w:val="none"/>
+        </w:rPr>
+        <w:t xml:space="preserve"> （　　）We can't have the lunch set in the restaurant on ＿＿＿＿.</w:t>
+      </w:r>
     </w:p>
     <w:p>
       <w:pPr>
         <w:keepNext/>
-        <w:spacing w:after="80"/>
-      </w:pPr>
-      <w:r>
-        <w:rPr>
-          <w:rFonts w:ascii="等线" w:hAnsi="等线"/>
-          <w:b/>
-          <w:sz w:val="24"/>
-        </w:rPr>
-        <w:t>第15题</w:t>
+        <w:keepLines/>
+        <w:widowControl/>
+        <w:tabs>
+          <w:tab w:pos="1814" w:val="left"/>
+          <w:tab w:pos="3628" w:val="left"/>
+          <w:tab w:pos="5443" w:val="left"/>
+        </w:tabs>
+        <w:spacing w:before="0" w:after="20" w:line="264" w:lineRule="auto"/>
+      </w:pPr>
+      <w:r>
+        <w:rPr>
+          <w:rFonts w:ascii="Times New Roman" w:hAnsi="Times New Roman" w:eastAsia="宋体"/>
+          <w:b w:val="0"/>
+          <w:color w:val="000000"/>
+          <w:sz w:val="21"/>
+          <w:u w:val="none"/>
+        </w:rPr>
+        <w:t>A. Tuesday</w:t>
+        <w:tab/>
+        <w:t>B. Wednesday</w:t>
+        <w:tab/>
+        <w:t>C. Thursday</w:t>
+        <w:tab/>
+        <w:t>D. Friday</w:t>
       </w:r>
     </w:p>
     <w:p>
       <w:pPr>
         <w:keepNext/>
-        <w:spacing w:after="80"/>
-      </w:pPr>
-      <w:r>
-        <w:rPr>
-          <w:rFonts w:ascii="等线" w:hAnsi="等线"/>
-          <w:sz w:val="21"/>
-        </w:rPr>
-        <w:t>3. （　　）We can have the lunch set in the restaurant at ＿＿＿＿ on Sunday.</w:t>
-        <w:br/>
-        <w:t>A. 9:30 a.m.</w:t>
-        <w:br/>
-        <w:t>B. 10:30 a.m.</w:t>
-        <w:br/>
-        <w:t>C. 1:30 p.m.</w:t>
-        <w:br/>
-        <w:t>D. 2:30 p.m.</w:t>
+        <w:keepLines/>
+        <w:widowControl/>
+        <w:spacing w:before="0" w:after="20" w:line="264" w:lineRule="auto"/>
+      </w:pPr>
+      <w:r>
+        <w:rPr>
+          <w:rFonts w:ascii="Times New Roman" w:hAnsi="Times New Roman" w:eastAsia="宋体"/>
+          <w:b/>
+          <w:color w:val="000000"/>
+          <w:sz w:val="20"/>
+          <w:u w:val="none"/>
+        </w:rPr>
+        <w:t>朵朵原答案：</w:t>
+      </w:r>
+      <w:r>
+        <w:rPr>
+          <w:rFonts w:ascii="Times New Roman" w:hAnsi="Times New Roman" w:eastAsia="宋体"/>
+          <w:b w:val="0"/>
+          <w:color w:val="000000"/>
+          <w:sz w:val="20"/>
+          <w:u w:val="none"/>
+        </w:rPr>
+        <w:t xml:space="preserve"> 未作答</w:t>
       </w:r>
     </w:p>
     <w:p>
       <w:pPr>
-        <w:spacing w:after="80"/>
-      </w:pPr>
-      <w:r>
-        <w:rPr>
-          <w:rFonts w:ascii="等线" w:hAnsi="等线"/>
-          <w:sz w:val="21"/>
-        </w:rPr>
-        <w:t>朵朵原答案：未作答</w:t>
+        <w:keepNext/>
+        <w:keepLines/>
+        <w:widowControl/>
+        <w:tabs>
+          <w:tab w:pos="7200" w:val="left"/>
+        </w:tabs>
+        <w:spacing w:before="0" w:after="20" w:line="380" w:lineRule="exact"/>
+      </w:pPr>
+      <w:r>
+        <w:rPr>
+          <w:rFonts w:ascii="Times New Roman" w:hAnsi="Times New Roman" w:eastAsia="宋体"/>
+          <w:b w:val="0"/>
+          <w:color w:val="000000"/>
+          <w:sz w:val="20"/>
+          <w:u w:val="none"/>
+        </w:rPr>
+        <w:t>订正：</w:t>
+      </w:r>
+      <w:r>
+        <w:rPr>
+          <w:rFonts w:ascii="Times New Roman" w:hAnsi="Times New Roman" w:eastAsia="宋体"/>
+          <w:b w:val="0"/>
+          <w:color w:val="000000"/>
+          <w:sz w:val="20"/>
+          <w:u w:val="single"/>
+        </w:rPr>
+        <w:tab/>
       </w:r>
     </w:p>
     <w:p>
       <w:pPr>
-        <w:spacing w:after="80"/>
-      </w:pPr>
-      <w:r>
-        <w:rPr>
-          <w:rFonts w:ascii="等线" w:hAnsi="等线"/>
-          <w:sz w:val="21"/>
-        </w:rPr>
-        <w:t>订正：____________________________________________________________</w:t>
+        <w:keepNext w:val="0"/>
+        <w:keepLines/>
+        <w:widowControl/>
+        <w:tabs>
+          <w:tab w:pos="7200" w:val="left"/>
+        </w:tabs>
+        <w:spacing w:before="0" w:after="80" w:line="380" w:lineRule="exact"/>
+      </w:pPr>
+      <w:r>
+        <w:rPr>
+          <w:rFonts w:ascii="Times New Roman" w:hAnsi="Times New Roman" w:eastAsia="宋体"/>
+          <w:b w:val="0"/>
+          <w:color w:val="000000"/>
+          <w:sz w:val="20"/>
+          <w:u w:val="none"/>
+        </w:rPr>
+        <w:t>心得：</w:t>
+      </w:r>
+      <w:r>
+        <w:rPr>
+          <w:rFonts w:ascii="Times New Roman" w:hAnsi="Times New Roman" w:eastAsia="宋体"/>
+          <w:b w:val="0"/>
+          <w:color w:val="000000"/>
+          <w:sz w:val="20"/>
+          <w:u w:val="single"/>
+        </w:rPr>
+        <w:tab/>
       </w:r>
     </w:p>
     <w:p>
       <w:pPr>
-        <w:spacing w:after="80"/>
-      </w:pPr>
-      <w:r>
-        <w:rPr>
-          <w:rFonts w:ascii="等线" w:hAnsi="等线"/>
-          <w:sz w:val="21"/>
-        </w:rPr>
-        <w:t>心得：____________________________________________________________</w:t>
+        <w:keepNext/>
+        <w:keepLines/>
+        <w:widowControl/>
+        <w:spacing w:before="80" w:after="80" w:line="264" w:lineRule="auto"/>
+      </w:pPr>
+      <w:r>
+        <w:rPr>
+          <w:rFonts w:ascii="Times New Roman" w:hAnsi="Times New Roman" w:eastAsia="宋体"/>
+          <w:b/>
+          <w:color w:val="000000"/>
+          <w:sz w:val="22"/>
+          <w:u w:val="none"/>
+        </w:rPr>
+        <w:t>B. Choose the best words or expressions to complete the passage.</w:t>
       </w:r>
     </w:p>
     <w:p>
       <w:pPr>
-        <w:spacing w:after="80"/>
-      </w:pPr>
-      <w:r>
-        <w:rPr>
-          <w:rFonts w:ascii="等线" w:hAnsi="等线"/>
+        <w:keepNext w:val="0"/>
+        <w:keepLines/>
+        <w:widowControl/>
+        <w:spacing w:before="0" w:after="60" w:line="264" w:lineRule="auto"/>
+      </w:pPr>
+      <w:r>
+        <w:rPr>
+          <w:rFonts w:ascii="Times New Roman" w:hAnsi="Times New Roman" w:eastAsia="宋体"/>
+          <w:b w:val="0"/>
+          <w:color w:val="000000"/>
           <w:sz w:val="21"/>
-        </w:rPr>
-        <w:t>____________________________________________________________</w:t>
+          <w:u w:val="none"/>
+        </w:rPr>
+        <w:t>Before I get into bed, I always drink a cup of milk because it can help me ＿＿1＿＿ well.</w:t>
       </w:r>
     </w:p>
     <w:p>
       <w:pPr>
-        <w:spacing w:after="80"/>
-      </w:pPr>
+        <w:keepNext w:val="0"/>
+        <w:keepLines w:val="0"/>
+        <w:widowControl/>
+        <w:spacing w:before="0" w:after="60" w:line="264" w:lineRule="auto"/>
+      </w:pPr>
+      <w:r>
+        <w:rPr>
+          <w:rFonts w:ascii="Times New Roman" w:hAnsi="Times New Roman" w:eastAsia="宋体"/>
+          <w:b w:val="0"/>
+          <w:color w:val="000000"/>
+          <w:sz w:val="21"/>
+          <w:u w:val="none"/>
+        </w:rPr>
+        <w:t>Last night, before I went to sleep, I drank milk as usual. But this time I only drank a half because I just had a big dinner with my friends a few hours ago. Then, in a few minutes, I was asleep. But, about one hour later, I was woken up by some noise. What was it? ＿＿2＿＿ was different, except for（除了）my window—it was a little open. “Oh, it's the wind,” I said. “The wind ＿＿3＿＿ my window open.”</w:t>
+      </w:r>
     </w:p>
     <w:p>
       <w:pPr>
-        <w:keepNext/>
-        <w:spacing w:after="80"/>
-      </w:pPr>
-      <w:r>
-        <w:rPr>
-          <w:rFonts w:ascii="等线" w:hAnsi="等线"/>
-          <w:b/>
-          <w:sz w:val="24"/>
-        </w:rPr>
-        <w:t>第16题</w:t>
+        <w:keepNext w:val="0"/>
+        <w:keepLines w:val="0"/>
+        <w:widowControl/>
+        <w:spacing w:before="0" w:after="60" w:line="264" w:lineRule="auto"/>
+      </w:pPr>
+      <w:r>
+        <w:rPr>
+          <w:rFonts w:ascii="Times New Roman" w:hAnsi="Times New Roman" w:eastAsia="宋体"/>
+          <w:b w:val="0"/>
+          <w:color w:val="000000"/>
+          <w:sz w:val="21"/>
+          <w:u w:val="none"/>
+        </w:rPr>
+        <w:t>After I closed the window, I went back to bed. But just before I fell asleep, the window began to open again, very slowly. What or who was it? Maybe a ＿＿4＿＿! Then I saw something dark at the window. I sat up quickly, turned on the light and found the “thief” was a cat. Then I got a shoe and ＿＿5＿＿ it to the cat. But before the shoe reached the cat, it had run away.</w:t>
       </w:r>
     </w:p>
     <w:p>
       <w:pPr>
         <w:keepNext/>
-        <w:spacing w:after="80"/>
-      </w:pPr>
-      <w:r>
-        <w:rPr>
-          <w:rFonts w:ascii="等线" w:hAnsi="等线"/>
+        <w:keepLines/>
+        <w:widowControl/>
+        <w:spacing w:before="0" w:after="40" w:line="264" w:lineRule="auto"/>
+      </w:pPr>
+      <w:r>
+        <w:rPr>
+          <w:rFonts w:ascii="Times New Roman" w:hAnsi="Times New Roman" w:eastAsia="宋体"/>
+          <w:b/>
+          <w:color w:val="000000"/>
           <w:sz w:val="21"/>
-        </w:rPr>
-        <w:t>4. （　　）The lunch set in the restaurant has ＿＿＿＿ on Saturday.</w:t>
-        <w:br/>
-        <w:t>A. steamed prawns</w:t>
-        <w:br/>
-        <w:t>B. roast duck</w:t>
-        <w:br/>
-        <w:t>C. steamed fish</w:t>
-        <w:br/>
-        <w:t>D. fried chicken</w:t>
+          <w:u w:val="none"/>
+        </w:rPr>
+        <w:t>1.</w:t>
+      </w:r>
+      <w:r>
+        <w:rPr>
+          <w:rFonts w:ascii="Times New Roman" w:hAnsi="Times New Roman" w:eastAsia="宋体"/>
+          <w:b w:val="0"/>
+          <w:color w:val="000000"/>
+          <w:sz w:val="21"/>
+          <w:u w:val="none"/>
+        </w:rPr>
+        <w:t xml:space="preserve"> （　　）</w:t>
       </w:r>
     </w:p>
     <w:p>
       <w:pPr>
-        <w:spacing w:after="80"/>
-      </w:pPr>
-      <w:r>
-        <w:rPr>
-          <w:rFonts w:ascii="等线" w:hAnsi="等线"/>
+        <w:keepNext/>
+        <w:keepLines/>
+        <w:widowControl/>
+        <w:tabs>
+          <w:tab w:pos="1814" w:val="left"/>
+          <w:tab w:pos="3628" w:val="left"/>
+          <w:tab w:pos="5443" w:val="left"/>
+        </w:tabs>
+        <w:spacing w:before="0" w:after="20" w:line="264" w:lineRule="auto"/>
+      </w:pPr>
+      <w:r>
+        <w:rPr>
+          <w:rFonts w:ascii="Times New Roman" w:hAnsi="Times New Roman" w:eastAsia="宋体"/>
+          <w:b w:val="0"/>
+          <w:color w:val="000000"/>
           <w:sz w:val="21"/>
-        </w:rPr>
-        <w:t>朵朵原答案：未作答</w:t>
+          <w:u w:val="none"/>
+        </w:rPr>
+        <w:t>A. swim</w:t>
+        <w:tab/>
+        <w:t>B. eat</w:t>
+        <w:tab/>
+        <w:t>C. sleep</w:t>
+        <w:tab/>
+        <w:t>D. cook</w:t>
       </w:r>
     </w:p>
     <w:p>
       <w:pPr>
-        <w:spacing w:after="80"/>
-      </w:pPr>
-      <w:r>
-        <w:rPr>
-          <w:rFonts w:ascii="等线" w:hAnsi="等线"/>
-          <w:sz w:val="21"/>
-        </w:rPr>
-        <w:t>订正：____________________________________________________________</w:t>
+        <w:keepNext/>
+        <w:keepLines/>
+        <w:widowControl/>
+        <w:tabs>
+          <w:tab w:pos="7200" w:val="left"/>
+        </w:tabs>
+        <w:spacing w:before="0" w:after="20" w:line="380" w:lineRule="exact"/>
+      </w:pPr>
+      <w:r>
+        <w:rPr>
+          <w:rFonts w:ascii="Times New Roman" w:hAnsi="Times New Roman" w:eastAsia="宋体"/>
+          <w:b w:val="0"/>
+          <w:color w:val="000000"/>
+          <w:sz w:val="20"/>
+          <w:u w:val="none"/>
+        </w:rPr>
+        <w:t>订正：</w:t>
+      </w:r>
+      <w:r>
+        <w:rPr>
+          <w:rFonts w:ascii="Times New Roman" w:hAnsi="Times New Roman" w:eastAsia="宋体"/>
+          <w:b w:val="0"/>
+          <w:color w:val="000000"/>
+          <w:sz w:val="20"/>
+          <w:u w:val="single"/>
+        </w:rPr>
+        <w:tab/>
       </w:r>
     </w:p>
     <w:p>
       <w:pPr>
-        <w:spacing w:after="80"/>
-      </w:pPr>
-      <w:r>
-        <w:rPr>
-          <w:rFonts w:ascii="等线" w:hAnsi="等线"/>
-          <w:sz w:val="21"/>
-        </w:rPr>
-        <w:t>心得：____________________________________________________________</w:t>
+        <w:keepNext w:val="0"/>
+        <w:keepLines/>
+        <w:widowControl/>
+        <w:tabs>
+          <w:tab w:pos="7200" w:val="left"/>
+        </w:tabs>
+        <w:spacing w:before="0" w:after="80" w:line="380" w:lineRule="exact"/>
+      </w:pPr>
+      <w:r>
+        <w:rPr>
+          <w:rFonts w:ascii="Times New Roman" w:hAnsi="Times New Roman" w:eastAsia="宋体"/>
+          <w:b w:val="0"/>
+          <w:color w:val="000000"/>
+          <w:sz w:val="20"/>
+          <w:u w:val="none"/>
+        </w:rPr>
+        <w:t>心得：</w:t>
+      </w:r>
+      <w:r>
+        <w:rPr>
+          <w:rFonts w:ascii="Times New Roman" w:hAnsi="Times New Roman" w:eastAsia="宋体"/>
+          <w:b w:val="0"/>
+          <w:color w:val="000000"/>
+          <w:sz w:val="20"/>
+          <w:u w:val="single"/>
+        </w:rPr>
+        <w:tab/>
       </w:r>
     </w:p>
     <w:p>
       <w:pPr>
-        <w:spacing w:after="80"/>
-      </w:pPr>
-      <w:r>
-        <w:rPr>
-          <w:rFonts w:ascii="等线" w:hAnsi="等线"/>
+        <w:keepNext/>
+        <w:keepLines/>
+        <w:widowControl/>
+        <w:spacing w:before="0" w:after="40" w:line="264" w:lineRule="auto"/>
+      </w:pPr>
+      <w:r>
+        <w:rPr>
+          <w:rFonts w:ascii="Times New Roman" w:hAnsi="Times New Roman" w:eastAsia="宋体"/>
+          <w:b/>
+          <w:color w:val="000000"/>
           <w:sz w:val="21"/>
-        </w:rPr>
-        <w:t>____________________________________________________________</w:t>
+          <w:u w:val="none"/>
+        </w:rPr>
+        <w:t>2.</w:t>
+      </w:r>
+      <w:r>
+        <w:rPr>
+          <w:rFonts w:ascii="Times New Roman" w:hAnsi="Times New Roman" w:eastAsia="宋体"/>
+          <w:b w:val="0"/>
+          <w:color w:val="000000"/>
+          <w:sz w:val="21"/>
+          <w:u w:val="none"/>
+        </w:rPr>
+        <w:t xml:space="preserve"> （　　）</w:t>
       </w:r>
     </w:p>
     <w:p>
       <w:pPr>
-        <w:spacing w:after="80"/>
-      </w:pPr>
+        <w:keepNext/>
+        <w:keepLines/>
+        <w:widowControl/>
+        <w:tabs>
+          <w:tab w:pos="1814" w:val="left"/>
+          <w:tab w:pos="3628" w:val="left"/>
+          <w:tab w:pos="5443" w:val="left"/>
+        </w:tabs>
+        <w:spacing w:before="0" w:after="20" w:line="264" w:lineRule="auto"/>
+      </w:pPr>
+      <w:r>
+        <w:rPr>
+          <w:rFonts w:ascii="Times New Roman" w:hAnsi="Times New Roman" w:eastAsia="宋体"/>
+          <w:b w:val="0"/>
+          <w:color w:val="000000"/>
+          <w:sz w:val="21"/>
+          <w:u w:val="none"/>
+        </w:rPr>
+        <w:t>A. Nothing</w:t>
+        <w:tab/>
+        <w:t>B. Something</w:t>
+        <w:tab/>
+        <w:t>C. Anything</w:t>
+        <w:tab/>
+        <w:t>D. Everything</w:t>
+      </w:r>
     </w:p>
     <w:p>
       <w:pPr>
         <w:keepNext/>
-        <w:spacing w:after="80"/>
-      </w:pPr>
-      <w:r>
-        <w:rPr>
-          <w:rFonts w:ascii="等线" w:hAnsi="等线"/>
+        <w:keepLines/>
+        <w:widowControl/>
+        <w:spacing w:before="0" w:after="20" w:line="264" w:lineRule="auto"/>
+      </w:pPr>
+      <w:r>
+        <w:rPr>
+          <w:rFonts w:ascii="Times New Roman" w:hAnsi="Times New Roman" w:eastAsia="宋体"/>
           <w:b/>
-          <w:sz w:val="24"/>
-        </w:rPr>
-        <w:t>第17题</w:t>
+          <w:color w:val="000000"/>
+          <w:sz w:val="20"/>
+          <w:u w:val="none"/>
+        </w:rPr>
+        <w:t>朵朵原答案：</w:t>
+      </w:r>
+      <w:r>
+        <w:rPr>
+          <w:rFonts w:ascii="Times New Roman" w:hAnsi="Times New Roman" w:eastAsia="宋体"/>
+          <w:b w:val="0"/>
+          <w:color w:val="000000"/>
+          <w:sz w:val="20"/>
+          <w:u w:val="none"/>
+        </w:rPr>
+        <w:t xml:space="preserve"> B（被划去）</w:t>
       </w:r>
     </w:p>
     <w:p>
       <w:pPr>
         <w:keepNext/>
-        <w:spacing w:after="80"/>
-      </w:pPr>
-      <w:r>
-        <w:rPr>
-          <w:rFonts w:ascii="等线" w:hAnsi="等线"/>
-          <w:sz w:val="21"/>
-        </w:rPr>
-        <w:t>5. （　　）We can't have the lunch set in the restaurant on ＿＿＿＿.</w:t>
-        <w:br/>
-        <w:t>A. Tuesday</w:t>
-        <w:br/>
-        <w:t>B. Wednesday</w:t>
-        <w:br/>
-        <w:t>C. Thursday</w:t>
-        <w:br/>
-        <w:t>D. Friday</w:t>
+        <w:keepLines/>
+        <w:widowControl/>
+        <w:tabs>
+          <w:tab w:pos="7200" w:val="left"/>
+        </w:tabs>
+        <w:spacing w:before="0" w:after="20" w:line="380" w:lineRule="exact"/>
+      </w:pPr>
+      <w:r>
+        <w:rPr>
+          <w:rFonts w:ascii="Times New Roman" w:hAnsi="Times New Roman" w:eastAsia="宋体"/>
+          <w:b w:val="0"/>
+          <w:color w:val="000000"/>
+          <w:sz w:val="20"/>
+          <w:u w:val="none"/>
+        </w:rPr>
+        <w:t>订正：</w:t>
+      </w:r>
+      <w:r>
+        <w:rPr>
+          <w:rFonts w:ascii="Times New Roman" w:hAnsi="Times New Roman" w:eastAsia="宋体"/>
+          <w:b w:val="0"/>
+          <w:color w:val="000000"/>
+          <w:sz w:val="20"/>
+          <w:u w:val="single"/>
+        </w:rPr>
+        <w:tab/>
       </w:r>
     </w:p>
     <w:p>
       <w:pPr>
-        <w:spacing w:after="80"/>
-      </w:pPr>
-      <w:r>
-        <w:rPr>
-          <w:rFonts w:ascii="等线" w:hAnsi="等线"/>
-          <w:sz w:val="21"/>
-        </w:rPr>
-        <w:t>朵朵原答案：未作答</w:t>
+        <w:keepNext w:val="0"/>
+        <w:keepLines/>
+        <w:widowControl/>
+        <w:tabs>
+          <w:tab w:pos="7200" w:val="left"/>
+        </w:tabs>
+        <w:spacing w:before="0" w:after="80" w:line="380" w:lineRule="exact"/>
+      </w:pPr>
+      <w:r>
+        <w:rPr>
+          <w:rFonts w:ascii="Times New Roman" w:hAnsi="Times New Roman" w:eastAsia="宋体"/>
+          <w:b w:val="0"/>
+          <w:color w:val="000000"/>
+          <w:sz w:val="20"/>
+          <w:u w:val="none"/>
+        </w:rPr>
+        <w:t>心得：</w:t>
+      </w:r>
+      <w:r>
+        <w:rPr>
+          <w:rFonts w:ascii="Times New Roman" w:hAnsi="Times New Roman" w:eastAsia="宋体"/>
+          <w:b w:val="0"/>
+          <w:color w:val="000000"/>
+          <w:sz w:val="20"/>
+          <w:u w:val="single"/>
+        </w:rPr>
+        <w:tab/>
       </w:r>
     </w:p>
     <w:p>
       <w:pPr>
-        <w:spacing w:after="80"/>
-      </w:pPr>
-      <w:r>
-        <w:rPr>
-          <w:rFonts w:ascii="等线" w:hAnsi="等线"/>
+        <w:keepNext/>
+        <w:keepLines/>
+        <w:widowControl/>
+        <w:spacing w:before="0" w:after="40" w:line="264" w:lineRule="auto"/>
+      </w:pPr>
+      <w:r>
+        <w:rPr>
+          <w:rFonts w:ascii="Times New Roman" w:hAnsi="Times New Roman" w:eastAsia="宋体"/>
+          <w:b/>
+          <w:color w:val="000000"/>
           <w:sz w:val="21"/>
-        </w:rPr>
-        <w:t>订正：____________________________________________________________</w:t>
+          <w:u w:val="none"/>
+        </w:rPr>
+        <w:t>3.</w:t>
+      </w:r>
+      <w:r>
+        <w:rPr>
+          <w:rFonts w:ascii="Times New Roman" w:hAnsi="Times New Roman" w:eastAsia="宋体"/>
+          <w:b w:val="0"/>
+          <w:color w:val="000000"/>
+          <w:sz w:val="21"/>
+          <w:u w:val="none"/>
+        </w:rPr>
+        <w:t xml:space="preserve"> （　　）</w:t>
       </w:r>
     </w:p>
     <w:p>
       <w:pPr>
-        <w:spacing w:after="80"/>
-      </w:pPr>
-      <w:r>
-        <w:rPr>
-          <w:rFonts w:ascii="等线" w:hAnsi="等线"/>
+        <w:keepNext/>
+        <w:keepLines/>
+        <w:widowControl/>
+        <w:tabs>
+          <w:tab w:pos="1814" w:val="left"/>
+          <w:tab w:pos="3628" w:val="left"/>
+          <w:tab w:pos="5443" w:val="left"/>
+        </w:tabs>
+        <w:spacing w:before="0" w:after="20" w:line="264" w:lineRule="auto"/>
+      </w:pPr>
+      <w:r>
+        <w:rPr>
+          <w:rFonts w:ascii="Times New Roman" w:hAnsi="Times New Roman" w:eastAsia="宋体"/>
+          <w:b w:val="0"/>
+          <w:color w:val="000000"/>
           <w:sz w:val="21"/>
-        </w:rPr>
-        <w:t>心得：____________________________________________________________</w:t>
+          <w:u w:val="none"/>
+        </w:rPr>
+        <w:t>A. showed</w:t>
+        <w:tab/>
+        <w:t>B. blew</w:t>
+        <w:tab/>
+        <w:t>C. planned</w:t>
+        <w:tab/>
+        <w:t>D. thought</w:t>
       </w:r>
     </w:p>
     <w:p>
       <w:pPr>
-        <w:spacing w:after="80"/>
-      </w:pPr>
-      <w:r>
-        <w:rPr>
-          <w:rFonts w:ascii="等线" w:hAnsi="等线"/>
-          <w:sz w:val="21"/>
-        </w:rPr>
-        <w:t>____________________________________________________________</w:t>
+        <w:keepNext/>
+        <w:keepLines/>
+        <w:widowControl/>
+        <w:tabs>
+          <w:tab w:pos="7200" w:val="left"/>
+        </w:tabs>
+        <w:spacing w:before="0" w:after="20" w:line="380" w:lineRule="exact"/>
+      </w:pPr>
+      <w:r>
+        <w:rPr>
+          <w:rFonts w:ascii="Times New Roman" w:hAnsi="Times New Roman" w:eastAsia="宋体"/>
+          <w:b w:val="0"/>
+          <w:color w:val="000000"/>
+          <w:sz w:val="20"/>
+          <w:u w:val="none"/>
+        </w:rPr>
+        <w:t>订正：</w:t>
+      </w:r>
+      <w:r>
+        <w:rPr>
+          <w:rFonts w:ascii="Times New Roman" w:hAnsi="Times New Roman" w:eastAsia="宋体"/>
+          <w:b w:val="0"/>
+          <w:color w:val="000000"/>
+          <w:sz w:val="20"/>
+          <w:u w:val="single"/>
+        </w:rPr>
+        <w:tab/>
       </w:r>
     </w:p>
     <w:p>
       <w:pPr>
-        <w:spacing w:after="80"/>
-      </w:pPr>
+        <w:keepNext w:val="0"/>
+        <w:keepLines/>
+        <w:widowControl/>
+        <w:tabs>
+          <w:tab w:pos="7200" w:val="left"/>
+        </w:tabs>
+        <w:spacing w:before="0" w:after="80" w:line="380" w:lineRule="exact"/>
+      </w:pPr>
+      <w:r>
+        <w:rPr>
+          <w:rFonts w:ascii="Times New Roman" w:hAnsi="Times New Roman" w:eastAsia="宋体"/>
+          <w:b w:val="0"/>
+          <w:color w:val="000000"/>
+          <w:sz w:val="20"/>
+          <w:u w:val="none"/>
+        </w:rPr>
+        <w:t>心得：</w:t>
+      </w:r>
+      <w:r>
+        <w:rPr>
+          <w:rFonts w:ascii="Times New Roman" w:hAnsi="Times New Roman" w:eastAsia="宋体"/>
+          <w:b w:val="0"/>
+          <w:color w:val="000000"/>
+          <w:sz w:val="20"/>
+          <w:u w:val="single"/>
+        </w:rPr>
+        <w:tab/>
+      </w:r>
     </w:p>
     <w:p>
       <w:pPr>
         <w:keepNext/>
-        <w:spacing w:after="80"/>
-      </w:pPr>
-      <w:r>
-        <w:rPr>
-          <w:rFonts w:ascii="等线" w:hAnsi="等线"/>
+        <w:keepLines/>
+        <w:widowControl/>
+        <w:spacing w:before="0" w:after="40" w:line="264" w:lineRule="auto"/>
+      </w:pPr>
+      <w:r>
+        <w:rPr>
+          <w:rFonts w:ascii="Times New Roman" w:hAnsi="Times New Roman" w:eastAsia="宋体"/>
           <w:b/>
-          <w:sz w:val="24"/>
-        </w:rPr>
-        <w:t>第18题</w:t>
+          <w:color w:val="000000"/>
+          <w:sz w:val="21"/>
+          <w:u w:val="none"/>
+        </w:rPr>
+        <w:t>4.</w:t>
+      </w:r>
+      <w:r>
+        <w:rPr>
+          <w:rFonts w:ascii="Times New Roman" w:hAnsi="Times New Roman" w:eastAsia="宋体"/>
+          <w:b w:val="0"/>
+          <w:color w:val="000000"/>
+          <w:sz w:val="21"/>
+          <w:u w:val="none"/>
+        </w:rPr>
+        <w:t xml:space="preserve"> （　　）</w:t>
       </w:r>
     </w:p>
     <w:p>
       <w:pPr>
         <w:keepNext/>
-        <w:spacing w:after="80"/>
-      </w:pPr>
-      <w:r>
-        <w:rPr>
-          <w:rFonts w:ascii="等线" w:hAnsi="等线"/>
+        <w:keepLines/>
+        <w:widowControl/>
+        <w:tabs>
+          <w:tab w:pos="1814" w:val="left"/>
+          <w:tab w:pos="3628" w:val="left"/>
+          <w:tab w:pos="5443" w:val="left"/>
+        </w:tabs>
+        <w:spacing w:before="0" w:after="20" w:line="264" w:lineRule="auto"/>
+      </w:pPr>
+      <w:r>
+        <w:rPr>
+          <w:rFonts w:ascii="Times New Roman" w:hAnsi="Times New Roman" w:eastAsia="宋体"/>
+          <w:b w:val="0"/>
+          <w:color w:val="000000"/>
           <w:sz w:val="21"/>
-        </w:rPr>
-        <w:t>1. （　　）</w:t>
-        <w:br/>
-        <w:t>A. swim</w:t>
-        <w:br/>
-        <w:t>B. eat</w:t>
-        <w:br/>
-        <w:t>C. sleep</w:t>
-        <w:br/>
-        <w:t>D. cook</w:t>
+          <w:u w:val="none"/>
+        </w:rPr>
+        <w:t>A. thief</w:t>
+        <w:tab/>
+        <w:t>B. policeman</w:t>
+        <w:tab/>
+        <w:t>C. window</w:t>
+        <w:tab/>
+        <w:t>D. cat</w:t>
       </w:r>
     </w:p>
     <w:p>
       <w:pPr>
-        <w:spacing w:after="80"/>
-      </w:pPr>
-      <w:r>
-        <w:rPr>
-          <w:rFonts w:ascii="等线" w:hAnsi="等线"/>
-          <w:sz w:val="21"/>
-        </w:rPr>
-        <w:t>朵朵原答案：未作答</w:t>
+        <w:keepNext/>
+        <w:keepLines/>
+        <w:widowControl/>
+        <w:spacing w:before="0" w:after="20" w:line="264" w:lineRule="auto"/>
+      </w:pPr>
+      <w:r>
+        <w:rPr>
+          <w:rFonts w:ascii="Times New Roman" w:hAnsi="Times New Roman" w:eastAsia="宋体"/>
+          <w:b/>
+          <w:color w:val="000000"/>
+          <w:sz w:val="20"/>
+          <w:u w:val="none"/>
+        </w:rPr>
+        <w:t>朵朵原答案：</w:t>
+      </w:r>
+      <w:r>
+        <w:rPr>
+          <w:rFonts w:ascii="Times New Roman" w:hAnsi="Times New Roman" w:eastAsia="宋体"/>
+          <w:b w:val="0"/>
+          <w:color w:val="000000"/>
+          <w:sz w:val="20"/>
+          <w:u w:val="none"/>
+        </w:rPr>
+        <w:t xml:space="preserve"> D</w:t>
       </w:r>
     </w:p>
     <w:p>
       <w:pPr>
-        <w:spacing w:after="80"/>
-      </w:pPr>
-      <w:r>
-        <w:rPr>
-          <w:rFonts w:ascii="等线" w:hAnsi="等线"/>
-          <w:sz w:val="21"/>
-        </w:rPr>
-        <w:t>订正：____________________________________________________________</w:t>
+        <w:keepNext/>
+        <w:keepLines/>
+        <w:widowControl/>
+        <w:tabs>
+          <w:tab w:pos="7200" w:val="left"/>
+        </w:tabs>
+        <w:spacing w:before="0" w:after="20" w:line="380" w:lineRule="exact"/>
+      </w:pPr>
+      <w:r>
+        <w:rPr>
+          <w:rFonts w:ascii="Times New Roman" w:hAnsi="Times New Roman" w:eastAsia="宋体"/>
+          <w:b w:val="0"/>
+          <w:color w:val="000000"/>
+          <w:sz w:val="20"/>
+          <w:u w:val="none"/>
+        </w:rPr>
+        <w:t>订正：</w:t>
+      </w:r>
+      <w:r>
+        <w:rPr>
+          <w:rFonts w:ascii="Times New Roman" w:hAnsi="Times New Roman" w:eastAsia="宋体"/>
+          <w:b w:val="0"/>
+          <w:color w:val="000000"/>
+          <w:sz w:val="20"/>
+          <w:u w:val="single"/>
+        </w:rPr>
+        <w:tab/>
       </w:r>
     </w:p>
     <w:p>
       <w:pPr>
-        <w:spacing w:after="80"/>
-      </w:pPr>
-      <w:r>
-        <w:rPr>
-          <w:rFonts w:ascii="等线" w:hAnsi="等线"/>
-          <w:sz w:val="21"/>
-        </w:rPr>
-        <w:t>心得：____________________________________________________________</w:t>
+        <w:keepNext w:val="0"/>
+        <w:keepLines/>
+        <w:widowControl/>
+        <w:tabs>
+          <w:tab w:pos="7200" w:val="left"/>
+        </w:tabs>
+        <w:spacing w:before="0" w:after="80" w:line="380" w:lineRule="exact"/>
+      </w:pPr>
+      <w:r>
+        <w:rPr>
+          <w:rFonts w:ascii="Times New Roman" w:hAnsi="Times New Roman" w:eastAsia="宋体"/>
+          <w:b w:val="0"/>
+          <w:color w:val="000000"/>
+          <w:sz w:val="20"/>
+          <w:u w:val="none"/>
+        </w:rPr>
+        <w:t>心得：</w:t>
+      </w:r>
+      <w:r>
+        <w:rPr>
+          <w:rFonts w:ascii="Times New Roman" w:hAnsi="Times New Roman" w:eastAsia="宋体"/>
+          <w:b w:val="0"/>
+          <w:color w:val="000000"/>
+          <w:sz w:val="20"/>
+          <w:u w:val="single"/>
+        </w:rPr>
+        <w:tab/>
       </w:r>
     </w:p>
     <w:p>
       <w:pPr>
-        <w:spacing w:after="80"/>
-      </w:pPr>
-      <w:r>
-        <w:rPr>
-          <w:rFonts w:ascii="等线" w:hAnsi="等线"/>
+        <w:keepNext/>
+        <w:keepLines/>
+        <w:widowControl/>
+        <w:spacing w:before="0" w:after="40" w:line="264" w:lineRule="auto"/>
+      </w:pPr>
+      <w:r>
+        <w:rPr>
+          <w:rFonts w:ascii="Times New Roman" w:hAnsi="Times New Roman" w:eastAsia="宋体"/>
+          <w:b/>
+          <w:color w:val="000000"/>
           <w:sz w:val="21"/>
-        </w:rPr>
-        <w:t>____________________________________________________________</w:t>
+          <w:u w:val="none"/>
+        </w:rPr>
+        <w:t>5.</w:t>
+      </w:r>
+      <w:r>
+        <w:rPr>
+          <w:rFonts w:ascii="Times New Roman" w:hAnsi="Times New Roman" w:eastAsia="宋体"/>
+          <w:b w:val="0"/>
+          <w:color w:val="000000"/>
+          <w:sz w:val="21"/>
+          <w:u w:val="none"/>
+        </w:rPr>
+        <w:t xml:space="preserve"> （　　）</w:t>
       </w:r>
     </w:p>
     <w:p>
       <w:pPr>
-        <w:spacing w:after="80"/>
-      </w:pPr>
+        <w:keepNext/>
+        <w:keepLines/>
+        <w:widowControl/>
+        <w:tabs>
+          <w:tab w:pos="1814" w:val="left"/>
+          <w:tab w:pos="3628" w:val="left"/>
+          <w:tab w:pos="5443" w:val="left"/>
+        </w:tabs>
+        <w:spacing w:before="0" w:after="20" w:line="264" w:lineRule="auto"/>
+      </w:pPr>
+      <w:r>
+        <w:rPr>
+          <w:rFonts w:ascii="Times New Roman" w:hAnsi="Times New Roman" w:eastAsia="宋体"/>
+          <w:b w:val="0"/>
+          <w:color w:val="000000"/>
+          <w:sz w:val="21"/>
+          <w:u w:val="none"/>
+        </w:rPr>
+        <w:t>A. gave</w:t>
+        <w:tab/>
+        <w:t>B. brought</w:t>
+        <w:tab/>
+        <w:t>C. threw</w:t>
+        <w:tab/>
+        <w:t>D. walked</w:t>
+      </w:r>
     </w:p>
     <w:p>
       <w:pPr>
         <w:keepNext/>
-        <w:spacing w:after="80"/>
-      </w:pPr>
-      <w:r>
-        <w:rPr>
-          <w:rFonts w:ascii="等线" w:hAnsi="等线"/>
+        <w:keepLines/>
+        <w:widowControl/>
+        <w:spacing w:before="0" w:after="20" w:line="264" w:lineRule="auto"/>
+      </w:pPr>
+      <w:r>
+        <w:rPr>
+          <w:rFonts w:ascii="Times New Roman" w:hAnsi="Times New Roman" w:eastAsia="宋体"/>
           <w:b/>
-          <w:sz w:val="24"/>
-        </w:rPr>
-        <w:t>第19题</w:t>
+          <w:color w:val="000000"/>
+          <w:sz w:val="20"/>
+          <w:u w:val="none"/>
+        </w:rPr>
+        <w:t>朵朵原答案：</w:t>
+      </w:r>
+      <w:r>
+        <w:rPr>
+          <w:rFonts w:ascii="Times New Roman" w:hAnsi="Times New Roman" w:eastAsia="宋体"/>
+          <w:b w:val="0"/>
+          <w:color w:val="000000"/>
+          <w:sz w:val="20"/>
+          <w:u w:val="none"/>
+        </w:rPr>
+        <w:t xml:space="preserve"> 涂改前答案无法确认</w:t>
       </w:r>
     </w:p>
     <w:p>
       <w:pPr>
         <w:keepNext/>
-        <w:spacing w:after="80"/>
-      </w:pPr>
-      <w:r>
-        <w:rPr>
-          <w:rFonts w:ascii="等线" w:hAnsi="等线"/>
-          <w:sz w:val="21"/>
-        </w:rPr>
-        <w:t>2. （　　）</w:t>
-        <w:br/>
-        <w:t>A. Nothing</w:t>
-        <w:br/>
-        <w:t>B. Something</w:t>
-        <w:br/>
-        <w:t>C. Anything</w:t>
-        <w:br/>
-        <w:t>D. Everything</w:t>
+        <w:keepLines/>
+        <w:widowControl/>
+        <w:tabs>
+          <w:tab w:pos="7200" w:val="left"/>
+        </w:tabs>
+        <w:spacing w:before="0" w:after="20" w:line="380" w:lineRule="exact"/>
+      </w:pPr>
+      <w:r>
+        <w:rPr>
+          <w:rFonts w:ascii="Times New Roman" w:hAnsi="Times New Roman" w:eastAsia="宋体"/>
+          <w:b w:val="0"/>
+          <w:color w:val="000000"/>
+          <w:sz w:val="20"/>
+          <w:u w:val="none"/>
+        </w:rPr>
+        <w:t>订正：</w:t>
+      </w:r>
+      <w:r>
+        <w:rPr>
+          <w:rFonts w:ascii="Times New Roman" w:hAnsi="Times New Roman" w:eastAsia="宋体"/>
+          <w:b w:val="0"/>
+          <w:color w:val="000000"/>
+          <w:sz w:val="20"/>
+          <w:u w:val="single"/>
+        </w:rPr>
+        <w:tab/>
       </w:r>
     </w:p>
     <w:p>
       <w:pPr>
-        <w:spacing w:after="80"/>
-      </w:pPr>
-      <w:r>
-        <w:rPr>
-          <w:rFonts w:ascii="等线" w:hAnsi="等线"/>
-          <w:sz w:val="21"/>
-        </w:rPr>
-        <w:t>朵朵原答案：未作答</w:t>
+        <w:keepNext w:val="0"/>
+        <w:keepLines/>
+        <w:widowControl/>
+        <w:tabs>
+          <w:tab w:pos="7200" w:val="left"/>
+        </w:tabs>
+        <w:spacing w:before="0" w:after="80" w:line="380" w:lineRule="exact"/>
+      </w:pPr>
+      <w:r>
+        <w:rPr>
+          <w:rFonts w:ascii="Times New Roman" w:hAnsi="Times New Roman" w:eastAsia="宋体"/>
+          <w:b w:val="0"/>
+          <w:color w:val="000000"/>
+          <w:sz w:val="20"/>
+          <w:u w:val="none"/>
+        </w:rPr>
+        <w:t>心得：</w:t>
+      </w:r>
+      <w:r>
+        <w:rPr>
+          <w:rFonts w:ascii="Times New Roman" w:hAnsi="Times New Roman" w:eastAsia="宋体"/>
+          <w:b w:val="0"/>
+          <w:color w:val="000000"/>
+          <w:sz w:val="20"/>
+          <w:u w:val="single"/>
+        </w:rPr>
+        <w:tab/>
       </w:r>
     </w:p>
     <w:p>
       <w:pPr>
-        <w:spacing w:after="80"/>
-      </w:pPr>
-      <w:r>
-        <w:rPr>
-          <w:rFonts w:ascii="等线" w:hAnsi="等线"/>
-          <w:sz w:val="21"/>
-        </w:rPr>
-        <w:t>订正：____________________________________________________________</w:t>
+        <w:keepNext/>
+        <w:keepLines/>
+        <w:widowControl/>
+        <w:spacing w:before="80" w:after="80" w:line="264" w:lineRule="auto"/>
+      </w:pPr>
+      <w:r>
+        <w:rPr>
+          <w:rFonts w:ascii="Times New Roman" w:hAnsi="Times New Roman" w:eastAsia="宋体"/>
+          <w:b/>
+          <w:color w:val="000000"/>
+          <w:sz w:val="22"/>
+          <w:u w:val="none"/>
+        </w:rPr>
+        <w:t>C. Read the passage and fill in the blanks with proper words.</w:t>
       </w:r>
     </w:p>
     <w:p>
       <w:pPr>
-        <w:spacing w:after="80"/>
-      </w:pPr>
-      <w:r>
-        <w:rPr>
-          <w:rFonts w:ascii="等线" w:hAnsi="等线"/>
+        <w:keepNext w:val="0"/>
+        <w:keepLines/>
+        <w:widowControl/>
+        <w:spacing w:before="0" w:after="60" w:line="264" w:lineRule="auto"/>
+      </w:pPr>
+      <w:r>
+        <w:rPr>
+          <w:rFonts w:ascii="Times New Roman" w:hAnsi="Times New Roman" w:eastAsia="宋体"/>
+          <w:b w:val="0"/>
+          <w:color w:val="000000"/>
           <w:sz w:val="21"/>
-        </w:rPr>
-        <w:t>心得：____________________________________________________________</w:t>
+          <w:u w:val="none"/>
+        </w:rPr>
+        <w:t>Tom is invited to a dinner party. However, he has never attended（参加）ones, so he is asking Lucy for advice（建议）.</w:t>
       </w:r>
     </w:p>
     <w:p>
       <w:pPr>
-        <w:spacing w:after="80"/>
-      </w:pPr>
-      <w:r>
-        <w:rPr>
-          <w:rFonts w:ascii="等线" w:hAnsi="等线"/>
+        <w:keepNext w:val="0"/>
+        <w:keepLines/>
+        <w:widowControl/>
+        <w:spacing w:before="0" w:after="60" w:line="264" w:lineRule="auto"/>
+      </w:pPr>
+      <w:r>
+        <w:rPr>
+          <w:rFonts w:ascii="Times New Roman" w:hAnsi="Times New Roman" w:eastAsia="宋体"/>
+          <w:b w:val="0"/>
+          <w:color w:val="000000"/>
           <w:sz w:val="21"/>
-        </w:rPr>
-        <w:t>____________________________________________________________</w:t>
+          <w:u w:val="none"/>
+        </w:rPr>
+        <w:t>Tom: Lucy, I've got a dinner party i＿＿1＿＿ and I really want to go. What should I do now?</w:t>
       </w:r>
     </w:p>
     <w:p>
       <w:pPr>
-        <w:spacing w:after="80"/>
-      </w:pPr>
+        <w:keepNext w:val="0"/>
+        <w:keepLines/>
+        <w:widowControl/>
+        <w:spacing w:before="0" w:after="60" w:line="264" w:lineRule="auto"/>
+      </w:pPr>
+      <w:r>
+        <w:rPr>
+          <w:rFonts w:ascii="Times New Roman" w:hAnsi="Times New Roman" w:eastAsia="宋体"/>
+          <w:b w:val="0"/>
+          <w:color w:val="000000"/>
+          <w:sz w:val="21"/>
+          <w:u w:val="none"/>
+        </w:rPr>
+        <w:t>Lucy: First, reply to（回复）the invitation as soon as possible.</w:t>
+      </w:r>
     </w:p>
     <w:p>
       <w:pPr>
-        <w:keepNext/>
-        <w:spacing w:after="80"/>
-      </w:pPr>
-      <w:r>
-        <w:rPr>
-          <w:rFonts w:ascii="等线" w:hAnsi="等线"/>
-          <w:b/>
-          <w:sz w:val="24"/>
-        </w:rPr>
-        <w:t>第20题</w:t>
+        <w:keepNext w:val="0"/>
+        <w:keepLines/>
+        <w:widowControl/>
+        <w:spacing w:before="0" w:after="60" w:line="264" w:lineRule="auto"/>
+      </w:pPr>
+      <w:r>
+        <w:rPr>
+          <w:rFonts w:ascii="Times New Roman" w:hAnsi="Times New Roman" w:eastAsia="宋体"/>
+          <w:b w:val="0"/>
+          <w:color w:val="000000"/>
+          <w:sz w:val="21"/>
+          <w:u w:val="none"/>
+        </w:rPr>
+        <w:t>Tom: OK. Then what do I need to prepare?</w:t>
       </w:r>
     </w:p>
     <w:p>
       <w:pPr>
-        <w:keepNext/>
-        <w:spacing w:after="80"/>
-      </w:pPr>
-      <w:r>
-        <w:rPr>
-          <w:rFonts w:ascii="等线" w:hAnsi="等线"/>
+        <w:keepNext w:val="0"/>
+        <w:keepLines/>
+        <w:widowControl/>
+        <w:spacing w:before="0" w:after="60" w:line="264" w:lineRule="auto"/>
+      </w:pPr>
+      <w:r>
+        <w:rPr>
+          <w:rFonts w:ascii="Times New Roman" w:hAnsi="Times New Roman" w:eastAsia="宋体"/>
+          <w:b w:val="0"/>
+          <w:color w:val="000000"/>
           <w:sz w:val="21"/>
-        </w:rPr>
-        <w:t>3. （　　）</w:t>
-        <w:br/>
-        <w:t>A. showed</w:t>
-        <w:br/>
-        <w:t>B. blew</w:t>
-        <w:br/>
-        <w:t>C. planned</w:t>
-        <w:br/>
-        <w:t>D. thought</w:t>
+          <w:u w:val="none"/>
+        </w:rPr>
+        <w:t>Lucy: Usually, you should bring a gift for the host, such as flowers or chocolates.</w:t>
       </w:r>
     </w:p>
     <w:p>
       <w:pPr>
-        <w:spacing w:after="80"/>
-      </w:pPr>
-      <w:r>
-        <w:rPr>
-          <w:rFonts w:ascii="等线" w:hAnsi="等线"/>
+        <w:keepNext w:val="0"/>
+        <w:keepLines/>
+        <w:widowControl/>
+        <w:spacing w:before="0" w:after="60" w:line="264" w:lineRule="auto"/>
+      </w:pPr>
+      <w:r>
+        <w:rPr>
+          <w:rFonts w:ascii="Times New Roman" w:hAnsi="Times New Roman" w:eastAsia="宋体"/>
+          <w:b w:val="0"/>
+          <w:color w:val="000000"/>
           <w:sz w:val="21"/>
-        </w:rPr>
-        <w:t>朵朵原答案：未作答</w:t>
+          <w:u w:val="none"/>
+        </w:rPr>
+        <w:t>Tom: OK. I think I'll bring some c＿＿2＿＿. Then what should I wear to the party?</w:t>
       </w:r>
     </w:p>
     <w:p>
       <w:pPr>
-        <w:spacing w:after="80"/>
-      </w:pPr>
-      <w:r>
-        <w:rPr>
-          <w:rFonts w:ascii="等线" w:hAnsi="等线"/>
+        <w:keepNext w:val="0"/>
+        <w:keepLines/>
+        <w:widowControl/>
+        <w:spacing w:before="0" w:after="60" w:line="264" w:lineRule="auto"/>
+      </w:pPr>
+      <w:r>
+        <w:rPr>
+          <w:rFonts w:ascii="Times New Roman" w:hAnsi="Times New Roman" w:eastAsia="宋体"/>
+          <w:b w:val="0"/>
+          <w:color w:val="000000"/>
           <w:sz w:val="21"/>
-        </w:rPr>
-        <w:t>订正：____________________________________________________________</w:t>
+          <w:u w:val="none"/>
+        </w:rPr>
+        <w:t>Lucy: Well, it depends on（取决于）w＿＿3＿＿ sent you the invitation. If it is a friend or a family member, you don't need very formal（正式的）clothes.</w:t>
       </w:r>
     </w:p>
     <w:p>
       <w:pPr>
-        <w:spacing w:after="80"/>
-      </w:pPr>
-      <w:r>
-        <w:rPr>
-          <w:rFonts w:ascii="等线" w:hAnsi="等线"/>
+        <w:keepNext w:val="0"/>
+        <w:keepLines/>
+        <w:widowControl/>
+        <w:spacing w:before="0" w:after="60" w:line="264" w:lineRule="auto"/>
+      </w:pPr>
+      <w:r>
+        <w:rPr>
+          <w:rFonts w:ascii="Times New Roman" w:hAnsi="Times New Roman" w:eastAsia="宋体"/>
+          <w:b w:val="0"/>
+          <w:color w:val="000000"/>
           <w:sz w:val="21"/>
-        </w:rPr>
-        <w:t>心得：____________________________________________________________</w:t>
+          <w:u w:val="none"/>
+        </w:rPr>
+        <w:t>Tom: I see. What's more, table manners（餐桌礼仪）always make me nervous. What should I do?</w:t>
       </w:r>
     </w:p>
     <w:p>
       <w:pPr>
-        <w:spacing w:after="80"/>
-      </w:pPr>
-      <w:r>
-        <w:rPr>
-          <w:rFonts w:ascii="等线" w:hAnsi="等线"/>
+        <w:keepNext w:val="0"/>
+        <w:keepLines/>
+        <w:widowControl/>
+        <w:spacing w:before="0" w:after="60" w:line="264" w:lineRule="auto"/>
+      </w:pPr>
+      <w:r>
+        <w:rPr>
+          <w:rFonts w:ascii="Times New Roman" w:hAnsi="Times New Roman" w:eastAsia="宋体"/>
+          <w:b w:val="0"/>
+          <w:color w:val="000000"/>
           <w:sz w:val="21"/>
-        </w:rPr>
-        <w:t>____________________________________________________________</w:t>
+          <w:u w:val="none"/>
+        </w:rPr>
+        <w:t>Lucy: Don't worry. If you're not sure what to do, just have a look to see what the others are doing.</w:t>
       </w:r>
     </w:p>
     <w:p>
       <w:pPr>
-        <w:spacing w:after="80"/>
-      </w:pPr>
+        <w:keepNext w:val="0"/>
+        <w:keepLines/>
+        <w:widowControl/>
+        <w:spacing w:before="0" w:after="60" w:line="264" w:lineRule="auto"/>
+      </w:pPr>
+      <w:r>
+        <w:rPr>
+          <w:rFonts w:ascii="Times New Roman" w:hAnsi="Times New Roman" w:eastAsia="宋体"/>
+          <w:b w:val="0"/>
+          <w:color w:val="000000"/>
+          <w:sz w:val="21"/>
+          <w:u w:val="none"/>
+        </w:rPr>
+        <w:t>Tom: Alright. Anything e＿＿4＿＿?</w:t>
+      </w:r>
     </w:p>
     <w:p>
       <w:pPr>
-        <w:keepNext/>
-        <w:spacing w:after="80"/>
-      </w:pPr>
-      <w:r>
-        <w:rPr>
-          <w:rFonts w:ascii="等线" w:hAnsi="等线"/>
-          <w:b/>
-          <w:sz w:val="24"/>
-        </w:rPr>
-        <w:t>第21题</w:t>
+        <w:keepNext w:val="0"/>
+        <w:keepLines/>
+        <w:widowControl/>
+        <w:spacing w:before="0" w:after="60" w:line="264" w:lineRule="auto"/>
+      </w:pPr>
+      <w:r>
+        <w:rPr>
+          <w:rFonts w:ascii="Times New Roman" w:hAnsi="Times New Roman" w:eastAsia="宋体"/>
+          <w:b w:val="0"/>
+          <w:color w:val="000000"/>
+          <w:sz w:val="21"/>
+          <w:u w:val="none"/>
+        </w:rPr>
+        <w:t>Lucy: Don't forget to say some nice words a＿＿5＿＿ the food.</w:t>
       </w:r>
     </w:p>
     <w:p>
       <w:pPr>
-        <w:keepNext/>
-        <w:spacing w:after="80"/>
-      </w:pPr>
-      <w:r>
-        <w:rPr>
-          <w:rFonts w:ascii="等线" w:hAnsi="等线"/>
+        <w:keepNext w:val="0"/>
+        <w:keepLines/>
+        <w:widowControl/>
+        <w:spacing w:before="0" w:after="60" w:line="264" w:lineRule="auto"/>
+      </w:pPr>
+      <w:r>
+        <w:rPr>
+          <w:rFonts w:ascii="Times New Roman" w:hAnsi="Times New Roman" w:eastAsia="宋体"/>
+          <w:b w:val="0"/>
+          <w:color w:val="000000"/>
           <w:sz w:val="21"/>
-        </w:rPr>
-        <w:t>4. （　　）</w:t>
-        <w:br/>
-        <w:t>A. thief</w:t>
-        <w:br/>
-        <w:t>B. policeman</w:t>
-        <w:br/>
-        <w:t>C. window</w:t>
-        <w:br/>
-        <w:t>D. cat</w:t>
+          <w:u w:val="none"/>
+        </w:rPr>
+        <w:t>Tom: I'll take your advice. Thanks a lot, Lucy!</w:t>
       </w:r>
     </w:p>
     <w:p>
       <w:pPr>
-        <w:spacing w:after="80"/>
-      </w:pPr>
-      <w:r>
-        <w:rPr>
-          <w:rFonts w:ascii="等线" w:hAnsi="等线"/>
+        <w:keepNext w:val="0"/>
+        <w:keepLines/>
+        <w:widowControl/>
+        <w:spacing w:before="0" w:after="60" w:line="264" w:lineRule="auto"/>
+      </w:pPr>
+      <w:r>
+        <w:rPr>
+          <w:rFonts w:ascii="Times New Roman" w:hAnsi="Times New Roman" w:eastAsia="宋体"/>
+          <w:b w:val="0"/>
+          <w:color w:val="000000"/>
           <w:sz w:val="21"/>
-        </w:rPr>
-        <w:t>朵朵原答案：未作答</w:t>
+          <w:u w:val="none"/>
+        </w:rPr>
+        <w:t>Lucy: You're welcome, Tom.</w:t>
       </w:r>
     </w:p>
     <w:p>
       <w:pPr>
-        <w:spacing w:after="80"/>
-      </w:pPr>
-      <w:r>
-        <w:rPr>
-          <w:rFonts w:ascii="等线" w:hAnsi="等线"/>
+        <w:keepNext/>
+        <w:keepLines/>
+        <w:widowControl/>
+        <w:spacing w:before="0" w:after="40" w:line="264" w:lineRule="auto"/>
+      </w:pPr>
+      <w:r>
+        <w:rPr>
+          <w:rFonts w:ascii="Times New Roman" w:hAnsi="Times New Roman" w:eastAsia="宋体"/>
+          <w:b/>
+          <w:color w:val="000000"/>
           <w:sz w:val="21"/>
-        </w:rPr>
-        <w:t>订正：____________________________________________________________</w:t>
+          <w:u w:val="none"/>
+        </w:rPr>
+        <w:t>1.</w:t>
+      </w:r>
+      <w:r>
+        <w:rPr>
+          <w:rFonts w:ascii="Times New Roman" w:hAnsi="Times New Roman" w:eastAsia="宋体"/>
+          <w:b w:val="0"/>
+          <w:color w:val="000000"/>
+          <w:sz w:val="21"/>
+          <w:u w:val="none"/>
+        </w:rPr>
+        <w:t xml:space="preserve"> ________</w:t>
       </w:r>
     </w:p>
     <w:p>
       <w:pPr>
-        <w:spacing w:after="80"/>
-      </w:pPr>
-      <w:r>
-        <w:rPr>
-          <w:rFonts w:ascii="等线" w:hAnsi="等线"/>
-          <w:sz w:val="21"/>
-        </w:rPr>
-        <w:t>心得：____________________________________________________________</w:t>
+        <w:keepNext/>
+        <w:keepLines/>
+        <w:widowControl/>
+        <w:spacing w:before="0" w:after="20" w:line="264" w:lineRule="auto"/>
+      </w:pPr>
+      <w:r>
+        <w:rPr>
+          <w:rFonts w:ascii="Times New Roman" w:hAnsi="Times New Roman" w:eastAsia="宋体"/>
+          <w:b/>
+          <w:color w:val="000000"/>
+          <w:sz w:val="20"/>
+          <w:u w:val="none"/>
+        </w:rPr>
+        <w:t>朵朵原答案：</w:t>
+      </w:r>
+      <w:r>
+        <w:rPr>
+          <w:rFonts w:ascii="Times New Roman" w:hAnsi="Times New Roman" w:eastAsia="宋体"/>
+          <w:b w:val="0"/>
+          <w:color w:val="000000"/>
+          <w:sz w:val="20"/>
+          <w:u w:val="none"/>
+        </w:rPr>
+        <w:t xml:space="preserve"> 未作答</w:t>
       </w:r>
     </w:p>
     <w:p>
       <w:pPr>
-        <w:spacing w:after="80"/>
-      </w:pPr>
-      <w:r>
-        <w:rPr>
-          <w:rFonts w:ascii="等线" w:hAnsi="等线"/>
-          <w:sz w:val="21"/>
-        </w:rPr>
-        <w:t>____________________________________________________________</w:t>
+        <w:keepNext/>
+        <w:keepLines/>
+        <w:widowControl/>
+        <w:tabs>
+          <w:tab w:pos="7200" w:val="left"/>
+        </w:tabs>
+        <w:spacing w:before="0" w:after="20" w:line="380" w:lineRule="exact"/>
+      </w:pPr>
+      <w:r>
+        <w:rPr>
+          <w:rFonts w:ascii="Times New Roman" w:hAnsi="Times New Roman" w:eastAsia="宋体"/>
+          <w:b w:val="0"/>
+          <w:color w:val="000000"/>
+          <w:sz w:val="20"/>
+          <w:u w:val="none"/>
+        </w:rPr>
+        <w:t>订正：</w:t>
+      </w:r>
+      <w:r>
+        <w:rPr>
+          <w:rFonts w:ascii="Times New Roman" w:hAnsi="Times New Roman" w:eastAsia="宋体"/>
+          <w:b w:val="0"/>
+          <w:color w:val="000000"/>
+          <w:sz w:val="20"/>
+          <w:u w:val="single"/>
+        </w:rPr>
+        <w:tab/>
       </w:r>
     </w:p>
     <w:p>
       <w:pPr>
-        <w:spacing w:after="80"/>
-      </w:pPr>
+        <w:keepNext w:val="0"/>
+        <w:keepLines/>
+        <w:widowControl/>
+        <w:tabs>
+          <w:tab w:pos="7200" w:val="left"/>
+        </w:tabs>
+        <w:spacing w:before="0" w:after="80" w:line="380" w:lineRule="exact"/>
+      </w:pPr>
+      <w:r>
+        <w:rPr>
+          <w:rFonts w:ascii="Times New Roman" w:hAnsi="Times New Roman" w:eastAsia="宋体"/>
+          <w:b w:val="0"/>
+          <w:color w:val="000000"/>
+          <w:sz w:val="20"/>
+          <w:u w:val="none"/>
+        </w:rPr>
+        <w:t>心得：</w:t>
+      </w:r>
+      <w:r>
+        <w:rPr>
+          <w:rFonts w:ascii="Times New Roman" w:hAnsi="Times New Roman" w:eastAsia="宋体"/>
+          <w:b w:val="0"/>
+          <w:color w:val="000000"/>
+          <w:sz w:val="20"/>
+          <w:u w:val="single"/>
+        </w:rPr>
+        <w:tab/>
+      </w:r>
     </w:p>
     <w:p>
       <w:pPr>
         <w:keepNext/>
-        <w:spacing w:after="80"/>
-      </w:pPr>
-      <w:r>
-        <w:rPr>
-          <w:rFonts w:ascii="等线" w:hAnsi="等线"/>
+        <w:keepLines/>
+        <w:widowControl/>
+        <w:spacing w:before="0" w:after="40" w:line="264" w:lineRule="auto"/>
+      </w:pPr>
+      <w:r>
+        <w:rPr>
+          <w:rFonts w:ascii="Times New Roman" w:hAnsi="Times New Roman" w:eastAsia="宋体"/>
           <w:b/>
-          <w:sz w:val="24"/>
-        </w:rPr>
-        <w:t>第22题</w:t>
+          <w:color w:val="000000"/>
+          <w:sz w:val="21"/>
+          <w:u w:val="none"/>
+        </w:rPr>
+        <w:t>2.</w:t>
+      </w:r>
+      <w:r>
+        <w:rPr>
+          <w:rFonts w:ascii="Times New Roman" w:hAnsi="Times New Roman" w:eastAsia="宋体"/>
+          <w:b w:val="0"/>
+          <w:color w:val="000000"/>
+          <w:sz w:val="21"/>
+          <w:u w:val="none"/>
+        </w:rPr>
+        <w:t xml:space="preserve"> ________</w:t>
       </w:r>
     </w:p>
     <w:p>
       <w:pPr>
         <w:keepNext/>
-        <w:spacing w:after="80"/>
-      </w:pPr>
-      <w:r>
-        <w:rPr>
-          <w:rFonts w:ascii="等线" w:hAnsi="等线"/>
-          <w:sz w:val="21"/>
-        </w:rPr>
-        <w:t>5. （　　）</w:t>
-        <w:br/>
-        <w:t>A. gave</w:t>
-        <w:br/>
-        <w:t>B. brought</w:t>
-        <w:br/>
-        <w:t>C. threw</w:t>
-        <w:br/>
-        <w:t>D. walked</w:t>
+        <w:keepLines/>
+        <w:widowControl/>
+        <w:spacing w:before="0" w:after="20" w:line="264" w:lineRule="auto"/>
+      </w:pPr>
+      <w:r>
+        <w:rPr>
+          <w:rFonts w:ascii="Times New Roman" w:hAnsi="Times New Roman" w:eastAsia="宋体"/>
+          <w:b/>
+          <w:color w:val="000000"/>
+          <w:sz w:val="20"/>
+          <w:u w:val="none"/>
+        </w:rPr>
+        <w:t>朵朵原答案：</w:t>
+      </w:r>
+      <w:r>
+        <w:rPr>
+          <w:rFonts w:ascii="Times New Roman" w:hAnsi="Times New Roman" w:eastAsia="宋体"/>
+          <w:b w:val="0"/>
+          <w:color w:val="000000"/>
+          <w:sz w:val="20"/>
+          <w:u w:val="none"/>
+        </w:rPr>
+        <w:t xml:space="preserve"> 未作答</w:t>
       </w:r>
     </w:p>
     <w:p>
       <w:pPr>
-        <w:spacing w:after="80"/>
-      </w:pPr>
-      <w:r>
-        <w:rPr>
-          <w:rFonts w:ascii="等线" w:hAnsi="等线"/>
-          <w:sz w:val="21"/>
-        </w:rPr>
-        <w:t>朵朵原答案：未作答</w:t>
+        <w:keepNext/>
+        <w:keepLines/>
+        <w:widowControl/>
+        <w:tabs>
+          <w:tab w:pos="7200" w:val="left"/>
+        </w:tabs>
+        <w:spacing w:before="0" w:after="20" w:line="380" w:lineRule="exact"/>
+      </w:pPr>
+      <w:r>
+        <w:rPr>
+          <w:rFonts w:ascii="Times New Roman" w:hAnsi="Times New Roman" w:eastAsia="宋体"/>
+          <w:b w:val="0"/>
+          <w:color w:val="000000"/>
+          <w:sz w:val="20"/>
+          <w:u w:val="none"/>
+        </w:rPr>
+        <w:t>订正：</w:t>
+      </w:r>
+      <w:r>
+        <w:rPr>
+          <w:rFonts w:ascii="Times New Roman" w:hAnsi="Times New Roman" w:eastAsia="宋体"/>
+          <w:b w:val="0"/>
+          <w:color w:val="000000"/>
+          <w:sz w:val="20"/>
+          <w:u w:val="single"/>
+        </w:rPr>
+        <w:tab/>
       </w:r>
     </w:p>
     <w:p>
       <w:pPr>
-        <w:spacing w:after="80"/>
-      </w:pPr>
-      <w:r>
-        <w:rPr>
-          <w:rFonts w:ascii="等线" w:hAnsi="等线"/>
-          <w:sz w:val="21"/>
-        </w:rPr>
-        <w:t>订正：____________________________________________________________</w:t>
+        <w:keepNext w:val="0"/>
+        <w:keepLines/>
+        <w:widowControl/>
+        <w:tabs>
+          <w:tab w:pos="7200" w:val="left"/>
+        </w:tabs>
+        <w:spacing w:before="0" w:after="80" w:line="380" w:lineRule="exact"/>
+      </w:pPr>
+      <w:r>
+        <w:rPr>
+          <w:rFonts w:ascii="Times New Roman" w:hAnsi="Times New Roman" w:eastAsia="宋体"/>
+          <w:b w:val="0"/>
+          <w:color w:val="000000"/>
+          <w:sz w:val="20"/>
+          <w:u w:val="none"/>
+        </w:rPr>
+        <w:t>心得：</w:t>
+      </w:r>
+      <w:r>
+        <w:rPr>
+          <w:rFonts w:ascii="Times New Roman" w:hAnsi="Times New Roman" w:eastAsia="宋体"/>
+          <w:b w:val="0"/>
+          <w:color w:val="000000"/>
+          <w:sz w:val="20"/>
+          <w:u w:val="single"/>
+        </w:rPr>
+        <w:tab/>
       </w:r>
     </w:p>
     <w:p>
       <w:pPr>
-        <w:spacing w:after="80"/>
-      </w:pPr>
-      <w:r>
-        <w:rPr>
-          <w:rFonts w:ascii="等线" w:hAnsi="等线"/>
+        <w:keepNext/>
+        <w:keepLines/>
+        <w:widowControl/>
+        <w:spacing w:before="0" w:after="40" w:line="264" w:lineRule="auto"/>
+      </w:pPr>
+      <w:r>
+        <w:rPr>
+          <w:rFonts w:ascii="Times New Roman" w:hAnsi="Times New Roman" w:eastAsia="宋体"/>
+          <w:b/>
+          <w:color w:val="000000"/>
           <w:sz w:val="21"/>
-        </w:rPr>
-        <w:t>心得：____________________________________________________________</w:t>
+          <w:u w:val="none"/>
+        </w:rPr>
+        <w:t>3.</w:t>
+      </w:r>
+      <w:r>
+        <w:rPr>
+          <w:rFonts w:ascii="Times New Roman" w:hAnsi="Times New Roman" w:eastAsia="宋体"/>
+          <w:b w:val="0"/>
+          <w:color w:val="000000"/>
+          <w:sz w:val="21"/>
+          <w:u w:val="none"/>
+        </w:rPr>
+        <w:t xml:space="preserve"> ________</w:t>
       </w:r>
     </w:p>
     <w:p>
       <w:pPr>
-        <w:spacing w:after="80"/>
-      </w:pPr>
-      <w:r>
-        <w:rPr>
-          <w:rFonts w:ascii="等线" w:hAnsi="等线"/>
-          <w:sz w:val="21"/>
-        </w:rPr>
-        <w:t>____________________________________________________________</w:t>
+        <w:keepNext/>
+        <w:keepLines/>
+        <w:widowControl/>
+        <w:spacing w:before="0" w:after="20" w:line="264" w:lineRule="auto"/>
+      </w:pPr>
+      <w:r>
+        <w:rPr>
+          <w:rFonts w:ascii="Times New Roman" w:hAnsi="Times New Roman" w:eastAsia="宋体"/>
+          <w:b/>
+          <w:color w:val="000000"/>
+          <w:sz w:val="20"/>
+          <w:u w:val="none"/>
+        </w:rPr>
+        <w:t>朵朵原答案：</w:t>
+      </w:r>
+      <w:r>
+        <w:rPr>
+          <w:rFonts w:ascii="Times New Roman" w:hAnsi="Times New Roman" w:eastAsia="宋体"/>
+          <w:b w:val="0"/>
+          <w:color w:val="000000"/>
+          <w:sz w:val="20"/>
+          <w:u w:val="none"/>
+        </w:rPr>
+        <w:t xml:space="preserve"> 未作答</w:t>
       </w:r>
     </w:p>
     <w:p>
       <w:pPr>
-        <w:spacing w:after="80"/>
-      </w:pPr>
+        <w:keepNext/>
+        <w:keepLines/>
+        <w:widowControl/>
+        <w:tabs>
+          <w:tab w:pos="7200" w:val="left"/>
+        </w:tabs>
+        <w:spacing w:before="0" w:after="20" w:line="380" w:lineRule="exact"/>
+      </w:pPr>
+      <w:r>
+        <w:rPr>
+          <w:rFonts w:ascii="Times New Roman" w:hAnsi="Times New Roman" w:eastAsia="宋体"/>
+          <w:b w:val="0"/>
+          <w:color w:val="000000"/>
+          <w:sz w:val="20"/>
+          <w:u w:val="none"/>
+        </w:rPr>
+        <w:t>订正：</w:t>
+      </w:r>
+      <w:r>
+        <w:rPr>
+          <w:rFonts w:ascii="Times New Roman" w:hAnsi="Times New Roman" w:eastAsia="宋体"/>
+          <w:b w:val="0"/>
+          <w:color w:val="000000"/>
+          <w:sz w:val="20"/>
+          <w:u w:val="single"/>
+        </w:rPr>
+        <w:tab/>
+      </w:r>
     </w:p>
     <w:p>
       <w:pPr>
-        <w:keepNext/>
-        <w:spacing w:after="80"/>
-      </w:pPr>
-      <w:r>
-        <w:rPr>
-          <w:rFonts w:ascii="等线" w:hAnsi="等线"/>
-          <w:b/>
-          <w:sz w:val="24"/>
-        </w:rPr>
-        <w:t>第23题</w:t>
+        <w:keepNext w:val="0"/>
+        <w:keepLines/>
+        <w:widowControl/>
+        <w:tabs>
+          <w:tab w:pos="7200" w:val="left"/>
+        </w:tabs>
+        <w:spacing w:before="0" w:after="80" w:line="380" w:lineRule="exact"/>
+      </w:pPr>
+      <w:r>
+        <w:rPr>
+          <w:rFonts w:ascii="Times New Roman" w:hAnsi="Times New Roman" w:eastAsia="宋体"/>
+          <w:b w:val="0"/>
+          <w:color w:val="000000"/>
+          <w:sz w:val="20"/>
+          <w:u w:val="none"/>
+        </w:rPr>
+        <w:t>心得：</w:t>
+      </w:r>
+      <w:r>
+        <w:rPr>
+          <w:rFonts w:ascii="Times New Roman" w:hAnsi="Times New Roman" w:eastAsia="宋体"/>
+          <w:b w:val="0"/>
+          <w:color w:val="000000"/>
+          <w:sz w:val="20"/>
+          <w:u w:val="single"/>
+        </w:rPr>
+        <w:tab/>
       </w:r>
     </w:p>
     <w:p>
       <w:pPr>
         <w:keepNext/>
-        <w:spacing w:after="80"/>
-      </w:pPr>
-      <w:r>
-        <w:rPr>
-          <w:rFonts w:ascii="等线" w:hAnsi="等线"/>
+        <w:keepLines/>
+        <w:widowControl/>
+        <w:spacing w:before="0" w:after="40" w:line="264" w:lineRule="auto"/>
+      </w:pPr>
+      <w:r>
+        <w:rPr>
+          <w:rFonts w:ascii="Times New Roman" w:hAnsi="Times New Roman" w:eastAsia="宋体"/>
+          <w:b/>
+          <w:color w:val="000000"/>
           <w:sz w:val="21"/>
-        </w:rPr>
-        <w:t>1. ＿＿＿＿＿＿</w:t>
+          <w:u w:val="none"/>
+        </w:rPr>
+        <w:t>4.</w:t>
+      </w:r>
+      <w:r>
+        <w:rPr>
+          <w:rFonts w:ascii="Times New Roman" w:hAnsi="Times New Roman" w:eastAsia="宋体"/>
+          <w:b w:val="0"/>
+          <w:color w:val="000000"/>
+          <w:sz w:val="21"/>
+          <w:u w:val="none"/>
+        </w:rPr>
+        <w:t xml:space="preserve"> ________</w:t>
       </w:r>
     </w:p>
     <w:p>
       <w:pPr>
-        <w:spacing w:after="80"/>
-      </w:pPr>
-      <w:r>
-        <w:rPr>
-          <w:rFonts w:ascii="等线" w:hAnsi="等线"/>
-          <w:sz w:val="21"/>
-        </w:rPr>
-        <w:t>朵朵原答案：未作答</w:t>
+        <w:keepNext/>
+        <w:keepLines/>
+        <w:widowControl/>
+        <w:spacing w:before="0" w:after="20" w:line="264" w:lineRule="auto"/>
+      </w:pPr>
+      <w:r>
+        <w:rPr>
+          <w:rFonts w:ascii="Times New Roman" w:hAnsi="Times New Roman" w:eastAsia="宋体"/>
+          <w:b/>
+          <w:color w:val="000000"/>
+          <w:sz w:val="20"/>
+          <w:u w:val="none"/>
+        </w:rPr>
+        <w:t>朵朵原答案：</w:t>
+      </w:r>
+      <w:r>
+        <w:rPr>
+          <w:rFonts w:ascii="Times New Roman" w:hAnsi="Times New Roman" w:eastAsia="宋体"/>
+          <w:b w:val="0"/>
+          <w:color w:val="000000"/>
+          <w:sz w:val="20"/>
+          <w:u w:val="none"/>
+        </w:rPr>
+        <w:t xml:space="preserve"> 未作答</w:t>
       </w:r>
     </w:p>
     <w:p>
       <w:pPr>
-        <w:spacing w:after="80"/>
-      </w:pPr>
-      <w:r>
-        <w:rPr>
-          <w:rFonts w:ascii="等线" w:hAnsi="等线"/>
-          <w:sz w:val="21"/>
-        </w:rPr>
-        <w:t>订正：____________________________________________________________</w:t>
+        <w:keepNext/>
+        <w:keepLines/>
+        <w:widowControl/>
+        <w:tabs>
+          <w:tab w:pos="7200" w:val="left"/>
+        </w:tabs>
+        <w:spacing w:before="0" w:after="20" w:line="380" w:lineRule="exact"/>
+      </w:pPr>
+      <w:r>
+        <w:rPr>
+          <w:rFonts w:ascii="Times New Roman" w:hAnsi="Times New Roman" w:eastAsia="宋体"/>
+          <w:b w:val="0"/>
+          <w:color w:val="000000"/>
+          <w:sz w:val="20"/>
+          <w:u w:val="none"/>
+        </w:rPr>
+        <w:t>订正：</w:t>
+      </w:r>
+      <w:r>
+        <w:rPr>
+          <w:rFonts w:ascii="Times New Roman" w:hAnsi="Times New Roman" w:eastAsia="宋体"/>
+          <w:b w:val="0"/>
+          <w:color w:val="000000"/>
+          <w:sz w:val="20"/>
+          <w:u w:val="single"/>
+        </w:rPr>
+        <w:tab/>
       </w:r>
     </w:p>
     <w:p>
       <w:pPr>
-        <w:spacing w:after="80"/>
-      </w:pPr>
-      <w:r>
-        <w:rPr>
-          <w:rFonts w:ascii="等线" w:hAnsi="等线"/>
-          <w:sz w:val="21"/>
-        </w:rPr>
-        <w:t>心得：____________________________________________________________</w:t>
+        <w:keepNext w:val="0"/>
+        <w:keepLines/>
+        <w:widowControl/>
+        <w:tabs>
+          <w:tab w:pos="7200" w:val="left"/>
+        </w:tabs>
+        <w:spacing w:before="0" w:after="80" w:line="380" w:lineRule="exact"/>
+      </w:pPr>
+      <w:r>
+        <w:rPr>
+          <w:rFonts w:ascii="Times New Roman" w:hAnsi="Times New Roman" w:eastAsia="宋体"/>
+          <w:b w:val="0"/>
+          <w:color w:val="000000"/>
+          <w:sz w:val="20"/>
+          <w:u w:val="none"/>
+        </w:rPr>
+        <w:t>心得：</w:t>
+      </w:r>
+      <w:r>
+        <w:rPr>
+          <w:rFonts w:ascii="Times New Roman" w:hAnsi="Times New Roman" w:eastAsia="宋体"/>
+          <w:b w:val="0"/>
+          <w:color w:val="000000"/>
+          <w:sz w:val="20"/>
+          <w:u w:val="single"/>
+        </w:rPr>
+        <w:tab/>
       </w:r>
     </w:p>
     <w:p>
       <w:pPr>
-        <w:spacing w:after="80"/>
-      </w:pPr>
-      <w:r>
-        <w:rPr>
-          <w:rFonts w:ascii="等线" w:hAnsi="等线"/>
+        <w:keepNext/>
+        <w:keepLines/>
+        <w:widowControl/>
+        <w:spacing w:before="0" w:after="40" w:line="264" w:lineRule="auto"/>
+      </w:pPr>
+      <w:r>
+        <w:rPr>
+          <w:rFonts w:ascii="Times New Roman" w:hAnsi="Times New Roman" w:eastAsia="宋体"/>
+          <w:b/>
+          <w:color w:val="000000"/>
           <w:sz w:val="21"/>
-        </w:rPr>
-        <w:t>____________________________________________________________</w:t>
+          <w:u w:val="none"/>
+        </w:rPr>
+        <w:t>5.</w:t>
+      </w:r>
+      <w:r>
+        <w:rPr>
+          <w:rFonts w:ascii="Times New Roman" w:hAnsi="Times New Roman" w:eastAsia="宋体"/>
+          <w:b w:val="0"/>
+          <w:color w:val="000000"/>
+          <w:sz w:val="21"/>
+          <w:u w:val="none"/>
+        </w:rPr>
+        <w:t xml:space="preserve"> ________</w:t>
       </w:r>
     </w:p>
     <w:p>
       <w:pPr>
-        <w:spacing w:after="80"/>
-      </w:pPr>
+        <w:keepNext/>
+        <w:keepLines/>
+        <w:widowControl/>
+        <w:spacing w:before="0" w:after="20" w:line="264" w:lineRule="auto"/>
+      </w:pPr>
+      <w:r>
+        <w:rPr>
+          <w:rFonts w:ascii="Times New Roman" w:hAnsi="Times New Roman" w:eastAsia="宋体"/>
+          <w:b/>
+          <w:color w:val="000000"/>
+          <w:sz w:val="20"/>
+          <w:u w:val="none"/>
+        </w:rPr>
+        <w:t>朵朵原答案：</w:t>
+      </w:r>
+      <w:r>
+        <w:rPr>
+          <w:rFonts w:ascii="Times New Roman" w:hAnsi="Times New Roman" w:eastAsia="宋体"/>
+          <w:b w:val="0"/>
+          <w:color w:val="000000"/>
+          <w:sz w:val="20"/>
+          <w:u w:val="none"/>
+        </w:rPr>
+        <w:t xml:space="preserve"> 未作答</w:t>
+      </w:r>
     </w:p>
     <w:p>
       <w:pPr>
         <w:keepNext/>
-        <w:spacing w:after="80"/>
-      </w:pPr>
-      <w:r>
-        <w:rPr>
-          <w:rFonts w:ascii="等线" w:hAnsi="等线"/>
-          <w:b/>
-          <w:sz w:val="24"/>
-        </w:rPr>
-        <w:t>第24题</w:t>
+        <w:keepLines/>
+        <w:widowControl/>
+        <w:tabs>
+          <w:tab w:pos="7200" w:val="left"/>
+        </w:tabs>
+        <w:spacing w:before="0" w:after="20" w:line="380" w:lineRule="exact"/>
+      </w:pPr>
+      <w:r>
+        <w:rPr>
+          <w:rFonts w:ascii="Times New Roman" w:hAnsi="Times New Roman" w:eastAsia="宋体"/>
+          <w:b w:val="0"/>
+          <w:color w:val="000000"/>
+          <w:sz w:val="20"/>
+          <w:u w:val="none"/>
+        </w:rPr>
+        <w:t>订正：</w:t>
+      </w:r>
+      <w:r>
+        <w:rPr>
+          <w:rFonts w:ascii="Times New Roman" w:hAnsi="Times New Roman" w:eastAsia="宋体"/>
+          <w:b w:val="0"/>
+          <w:color w:val="000000"/>
+          <w:sz w:val="20"/>
+          <w:u w:val="single"/>
+        </w:rPr>
+        <w:tab/>
       </w:r>
     </w:p>
     <w:p>
       <w:pPr>
-        <w:keepNext/>
-        <w:spacing w:after="80"/>
-      </w:pPr>
-      <w:r>
-        <w:rPr>
-          <w:rFonts w:ascii="等线" w:hAnsi="等线"/>
-          <w:sz w:val="21"/>
-        </w:rPr>
-        <w:t>2. ＿＿＿＿＿＿</w:t>
+        <w:keepNext w:val="0"/>
+        <w:keepLines/>
+        <w:widowControl/>
+        <w:tabs>
+          <w:tab w:pos="7200" w:val="left"/>
+        </w:tabs>
+        <w:spacing w:before="0" w:after="80" w:line="380" w:lineRule="exact"/>
+      </w:pPr>
+      <w:r>
+        <w:rPr>
+          <w:rFonts w:ascii="Times New Roman" w:hAnsi="Times New Roman" w:eastAsia="宋体"/>
+          <w:b w:val="0"/>
+          <w:color w:val="000000"/>
+          <w:sz w:val="20"/>
+          <w:u w:val="none"/>
+        </w:rPr>
+        <w:t>心得：</w:t>
+      </w:r>
+      <w:r>
+        <w:rPr>
+          <w:rFonts w:ascii="Times New Roman" w:hAnsi="Times New Roman" w:eastAsia="宋体"/>
+          <w:b w:val="0"/>
+          <w:color w:val="000000"/>
+          <w:sz w:val="20"/>
+          <w:u w:val="single"/>
+        </w:rPr>
+        <w:tab/>
       </w:r>
     </w:p>
     <w:p>
       <w:pPr>
-        <w:spacing w:after="80"/>
-      </w:pPr>
-      <w:r>
-        <w:rPr>
-          <w:rFonts w:ascii="等线" w:hAnsi="等线"/>
-          <w:sz w:val="21"/>
-        </w:rPr>
-        <w:t>朵朵原答案：未作答</w:t>
+        <w:keepNext/>
+        <w:keepLines/>
+        <w:widowControl/>
+        <w:spacing w:before="100" w:after="40" w:line="264" w:lineRule="auto"/>
+      </w:pPr>
+      <w:r>
+        <w:rPr>
+          <w:rFonts w:ascii="Times New Roman" w:hAnsi="Times New Roman" w:eastAsia="宋体"/>
+          <w:b/>
+          <w:color w:val="000000"/>
+          <w:sz w:val="24"/>
+          <w:u w:val="none"/>
+        </w:rPr>
+        <w:t>★ 能力提升</w:t>
       </w:r>
     </w:p>
     <w:p>
       <w:pPr>
-        <w:spacing w:after="80"/>
-      </w:pPr>
-      <w:r>
-        <w:rPr>
-          <w:rFonts w:ascii="等线" w:hAnsi="等线"/>
-          <w:sz w:val="21"/>
-        </w:rPr>
-        <w:t>订正：____________________________________________________________</w:t>
+        <w:keepNext/>
+        <w:keepLines/>
+        <w:widowControl/>
+        <w:spacing w:before="80" w:after="80" w:line="264" w:lineRule="auto"/>
+      </w:pPr>
+      <w:r>
+        <w:rPr>
+          <w:rFonts w:ascii="Times New Roman" w:hAnsi="Times New Roman" w:eastAsia="宋体"/>
+          <w:b/>
+          <w:color w:val="000000"/>
+          <w:sz w:val="22"/>
+          <w:u w:val="none"/>
+        </w:rPr>
+        <w:t>D. Answer the questions.</w:t>
       </w:r>
     </w:p>
     <w:p>
       <w:pPr>
-        <w:spacing w:after="80"/>
-      </w:pPr>
-      <w:r>
-        <w:rPr>
-          <w:rFonts w:ascii="等线" w:hAnsi="等线"/>
+        <w:keepNext w:val="0"/>
+        <w:keepLines w:val="0"/>
+        <w:widowControl/>
+        <w:spacing w:before="0" w:after="60" w:line="264" w:lineRule="auto"/>
+      </w:pPr>
+      <w:r>
+        <w:rPr>
+          <w:rFonts w:ascii="Times New Roman" w:hAnsi="Times New Roman" w:eastAsia="宋体"/>
+          <w:b w:val="0"/>
+          <w:color w:val="000000"/>
           <w:sz w:val="21"/>
-        </w:rPr>
-        <w:t>心得：____________________________________________________________</w:t>
+          <w:u w:val="none"/>
+        </w:rPr>
+        <w:t>In Britain, some people now like to “go to work on an egg”. That's to say, they just eat an egg for breakfast before going to work. But most British people still like the traditional breakfast—cereal（麦片粥）or toast（烤面包片）with butter（黄油）and jam（果酱）. However, whatever they eat, they always drink a cup of tea or coffee at breakfast. At noon, most British people like to have a small mid-day meal—usually some sandwiches, coffee and fruit. And they usually enjoy their biggest meal of the day in the evening. The evening meal is usually called “tea” or “dinner” in Britain. A traditional British dinner mainly includes meat and some vegetables. The most popular meat is chicken, beef, pork and lamb, while vegetables grown in Britain, like potatoes, carrots, peas, cabbages and onions, are always popular. But today they can also enjoy other vegetables from many countries all over the world. After dinner, they like to eat some dessert—something sweet like chocolate cakes or apple pies.</w:t>
       </w:r>
     </w:p>
     <w:p>
       <w:pPr>
-        <w:spacing w:after="80"/>
-      </w:pPr>
-      <w:r>
-        <w:rPr>
-          <w:rFonts w:ascii="等线" w:hAnsi="等线"/>
+        <w:keepNext/>
+        <w:keepLines/>
+        <w:widowControl/>
+        <w:spacing w:before="0" w:after="40" w:line="264" w:lineRule="auto"/>
+      </w:pPr>
+      <w:r>
+        <w:rPr>
+          <w:rFonts w:ascii="Times New Roman" w:hAnsi="Times New Roman" w:eastAsia="宋体"/>
+          <w:b/>
+          <w:color w:val="000000"/>
           <w:sz w:val="21"/>
-        </w:rPr>
-        <w:t>____________________________________________________________</w:t>
+          <w:u w:val="none"/>
+        </w:rPr>
+        <w:t>1.</w:t>
+      </w:r>
+      <w:r>
+        <w:rPr>
+          <w:rFonts w:ascii="Times New Roman" w:hAnsi="Times New Roman" w:eastAsia="宋体"/>
+          <w:b w:val="0"/>
+          <w:color w:val="000000"/>
+          <w:sz w:val="21"/>
+          <w:u w:val="none"/>
+        </w:rPr>
+        <w:t xml:space="preserve"> Do most British people like to “go to work on an egg” now?</w:t>
       </w:r>
     </w:p>
     <w:p>
       <w:pPr>
-        <w:spacing w:after="80"/>
-      </w:pPr>
+        <w:keepNext/>
+        <w:keepLines/>
+        <w:widowControl/>
+        <w:spacing w:before="0" w:after="20" w:line="264" w:lineRule="auto"/>
+      </w:pPr>
+      <w:r>
+        <w:rPr>
+          <w:rFonts w:ascii="Times New Roman" w:hAnsi="Times New Roman" w:eastAsia="宋体"/>
+          <w:b/>
+          <w:color w:val="000000"/>
+          <w:sz w:val="20"/>
+          <w:u w:val="none"/>
+        </w:rPr>
+        <w:t>朵朵原答案：</w:t>
+      </w:r>
+      <w:r>
+        <w:rPr>
+          <w:rFonts w:ascii="Times New Roman" w:hAnsi="Times New Roman" w:eastAsia="宋体"/>
+          <w:b w:val="0"/>
+          <w:color w:val="000000"/>
+          <w:sz w:val="20"/>
+          <w:u w:val="none"/>
+        </w:rPr>
+        <w:t xml:space="preserve"> 未作答</w:t>
+      </w:r>
     </w:p>
     <w:p>
       <w:pPr>
         <w:keepNext/>
-        <w:spacing w:after="80"/>
-      </w:pPr>
-      <w:r>
-        <w:rPr>
-          <w:rFonts w:ascii="等线" w:hAnsi="等线"/>
-          <w:b/>
-          <w:sz w:val="24"/>
-        </w:rPr>
-        <w:t>第25题</w:t>
+        <w:keepLines/>
+        <w:widowControl/>
+        <w:tabs>
+          <w:tab w:pos="7200" w:val="left"/>
+        </w:tabs>
+        <w:spacing w:before="0" w:after="20" w:line="380" w:lineRule="exact"/>
+      </w:pPr>
+      <w:r>
+        <w:rPr>
+          <w:rFonts w:ascii="Times New Roman" w:hAnsi="Times New Roman" w:eastAsia="宋体"/>
+          <w:b w:val="0"/>
+          <w:color w:val="000000"/>
+          <w:sz w:val="20"/>
+          <w:u w:val="none"/>
+        </w:rPr>
+        <w:t>订正：</w:t>
+      </w:r>
+      <w:r>
+        <w:rPr>
+          <w:rFonts w:ascii="Times New Roman" w:hAnsi="Times New Roman" w:eastAsia="宋体"/>
+          <w:b w:val="0"/>
+          <w:color w:val="000000"/>
+          <w:sz w:val="20"/>
+          <w:u w:val="single"/>
+        </w:rPr>
+        <w:tab/>
       </w:r>
     </w:p>
     <w:p>
       <w:pPr>
         <w:keepNext/>
-        <w:spacing w:after="80"/>
-      </w:pPr>
-      <w:r>
-        <w:rPr>
-          <w:rFonts w:ascii="等线" w:hAnsi="等线"/>
-          <w:sz w:val="21"/>
-        </w:rPr>
-        <w:t>3. ＿＿＿＿＿＿</w:t>
+        <w:keepLines/>
+        <w:widowControl/>
+        <w:tabs>
+          <w:tab w:pos="7200" w:val="left"/>
+        </w:tabs>
+        <w:spacing w:before="0" w:after="20" w:line="380" w:lineRule="exact"/>
+      </w:pPr>
+      <w:r>
+        <w:rPr>
+          <w:rFonts w:ascii="Times New Roman" w:hAnsi="Times New Roman" w:eastAsia="宋体"/>
+          <w:b w:val="0"/>
+          <w:color w:val="000000"/>
+          <w:sz w:val="20"/>
+          <w:u w:val="single"/>
+        </w:rPr>
+        <w:tab/>
       </w:r>
     </w:p>
     <w:p>
       <w:pPr>
-        <w:spacing w:after="80"/>
-      </w:pPr>
-      <w:r>
-        <w:rPr>
-          <w:rFonts w:ascii="等线" w:hAnsi="等线"/>
-          <w:sz w:val="21"/>
-        </w:rPr>
-        <w:t>朵朵原答案：未作答</w:t>
+        <w:keepNext w:val="0"/>
+        <w:keepLines/>
+        <w:widowControl/>
+        <w:tabs>
+          <w:tab w:pos="7200" w:val="left"/>
+        </w:tabs>
+        <w:spacing w:before="0" w:after="80" w:line="380" w:lineRule="exact"/>
+      </w:pPr>
+      <w:r>
+        <w:rPr>
+          <w:rFonts w:ascii="Times New Roman" w:hAnsi="Times New Roman" w:eastAsia="宋体"/>
+          <w:b w:val="0"/>
+          <w:color w:val="000000"/>
+          <w:sz w:val="20"/>
+          <w:u w:val="none"/>
+        </w:rPr>
+        <w:t>心得：</w:t>
+      </w:r>
+      <w:r>
+        <w:rPr>
+          <w:rFonts w:ascii="Times New Roman" w:hAnsi="Times New Roman" w:eastAsia="宋体"/>
+          <w:b w:val="0"/>
+          <w:color w:val="000000"/>
+          <w:sz w:val="20"/>
+          <w:u w:val="single"/>
+        </w:rPr>
+        <w:tab/>
       </w:r>
     </w:p>
     <w:p>
       <w:pPr>
-        <w:spacing w:after="80"/>
-      </w:pPr>
-      <w:r>
-        <w:rPr>
-          <w:rFonts w:ascii="等线" w:hAnsi="等线"/>
+        <w:keepNext/>
+        <w:keepLines/>
+        <w:widowControl/>
+        <w:spacing w:before="0" w:after="40" w:line="264" w:lineRule="auto"/>
+      </w:pPr>
+      <w:r>
+        <w:rPr>
+          <w:rFonts w:ascii="Times New Roman" w:hAnsi="Times New Roman" w:eastAsia="宋体"/>
+          <w:b/>
+          <w:color w:val="000000"/>
           <w:sz w:val="21"/>
-        </w:rPr>
-        <w:t>订正：____________________________________________________________</w:t>
+          <w:u w:val="none"/>
+        </w:rPr>
+        <w:t>2.</w:t>
+      </w:r>
+      <w:r>
+        <w:rPr>
+          <w:rFonts w:ascii="Times New Roman" w:hAnsi="Times New Roman" w:eastAsia="宋体"/>
+          <w:b w:val="0"/>
+          <w:color w:val="000000"/>
+          <w:sz w:val="21"/>
+          <w:u w:val="none"/>
+        </w:rPr>
+        <w:t xml:space="preserve"> What do British people always drink at breakfast?</w:t>
       </w:r>
     </w:p>
     <w:p>
       <w:pPr>
-        <w:spacing w:after="80"/>
-      </w:pPr>
-      <w:r>
-        <w:rPr>
-          <w:rFonts w:ascii="等线" w:hAnsi="等线"/>
-          <w:sz w:val="21"/>
-        </w:rPr>
-        <w:t>心得：____________________________________________________________</w:t>
+        <w:keepNext/>
+        <w:keepLines/>
+        <w:widowControl/>
+        <w:spacing w:before="0" w:after="20" w:line="264" w:lineRule="auto"/>
+      </w:pPr>
+      <w:r>
+        <w:rPr>
+          <w:rFonts w:ascii="Times New Roman" w:hAnsi="Times New Roman" w:eastAsia="宋体"/>
+          <w:b/>
+          <w:color w:val="000000"/>
+          <w:sz w:val="20"/>
+          <w:u w:val="none"/>
+        </w:rPr>
+        <w:t>朵朵原答案：</w:t>
+      </w:r>
+      <w:r>
+        <w:rPr>
+          <w:rFonts w:ascii="Times New Roman" w:hAnsi="Times New Roman" w:eastAsia="宋体"/>
+          <w:b w:val="0"/>
+          <w:color w:val="000000"/>
+          <w:sz w:val="20"/>
+          <w:u w:val="none"/>
+        </w:rPr>
+        <w:t xml:space="preserve"> 未作答</w:t>
       </w:r>
     </w:p>
     <w:p>
       <w:pPr>
-        <w:spacing w:after="80"/>
-      </w:pPr>
-      <w:r>
-        <w:rPr>
-          <w:rFonts w:ascii="等线" w:hAnsi="等线"/>
-          <w:sz w:val="21"/>
-        </w:rPr>
-        <w:t>____________________________________________________________</w:t>
+        <w:keepNext/>
+        <w:keepLines/>
+        <w:widowControl/>
+        <w:tabs>
+          <w:tab w:pos="7200" w:val="left"/>
+        </w:tabs>
+        <w:spacing w:before="0" w:after="20" w:line="380" w:lineRule="exact"/>
+      </w:pPr>
+      <w:r>
+        <w:rPr>
+          <w:rFonts w:ascii="Times New Roman" w:hAnsi="Times New Roman" w:eastAsia="宋体"/>
+          <w:b w:val="0"/>
+          <w:color w:val="000000"/>
+          <w:sz w:val="20"/>
+          <w:u w:val="none"/>
+        </w:rPr>
+        <w:t>订正：</w:t>
+      </w:r>
+      <w:r>
+        <w:rPr>
+          <w:rFonts w:ascii="Times New Roman" w:hAnsi="Times New Roman" w:eastAsia="宋体"/>
+          <w:b w:val="0"/>
+          <w:color w:val="000000"/>
+          <w:sz w:val="20"/>
+          <w:u w:val="single"/>
+        </w:rPr>
+        <w:tab/>
       </w:r>
     </w:p>
     <w:p>
       <w:pPr>
-        <w:spacing w:after="80"/>
-      </w:pPr>
+        <w:keepNext/>
+        <w:keepLines/>
+        <w:widowControl/>
+        <w:tabs>
+          <w:tab w:pos="7200" w:val="left"/>
+        </w:tabs>
+        <w:spacing w:before="0" w:after="20" w:line="380" w:lineRule="exact"/>
+      </w:pPr>
+      <w:r>
+        <w:rPr>
+          <w:rFonts w:ascii="Times New Roman" w:hAnsi="Times New Roman" w:eastAsia="宋体"/>
+          <w:b w:val="0"/>
+          <w:color w:val="000000"/>
+          <w:sz w:val="20"/>
+          <w:u w:val="single"/>
+        </w:rPr>
+        <w:tab/>
+      </w:r>
     </w:p>
     <w:p>
       <w:pPr>
-        <w:keepNext/>
-        <w:spacing w:after="80"/>
-      </w:pPr>
-      <w:r>
-        <w:rPr>
-          <w:rFonts w:ascii="等线" w:hAnsi="等线"/>
-          <w:b/>
-          <w:sz w:val="24"/>
-        </w:rPr>
-        <w:t>第26题</w:t>
+        <w:keepNext w:val="0"/>
+        <w:keepLines/>
+        <w:widowControl/>
+        <w:tabs>
+          <w:tab w:pos="7200" w:val="left"/>
+        </w:tabs>
+        <w:spacing w:before="0" w:after="80" w:line="380" w:lineRule="exact"/>
+      </w:pPr>
+      <w:r>
+        <w:rPr>
+          <w:rFonts w:ascii="Times New Roman" w:hAnsi="Times New Roman" w:eastAsia="宋体"/>
+          <w:b w:val="0"/>
+          <w:color w:val="000000"/>
+          <w:sz w:val="20"/>
+          <w:u w:val="none"/>
+        </w:rPr>
+        <w:t>心得：</w:t>
+      </w:r>
+      <w:r>
+        <w:rPr>
+          <w:rFonts w:ascii="Times New Roman" w:hAnsi="Times New Roman" w:eastAsia="宋体"/>
+          <w:b w:val="0"/>
+          <w:color w:val="000000"/>
+          <w:sz w:val="20"/>
+          <w:u w:val="single"/>
+        </w:rPr>
+        <w:tab/>
       </w:r>
     </w:p>
     <w:p>
       <w:pPr>
         <w:keepNext/>
-        <w:spacing w:after="80"/>
-      </w:pPr>
-      <w:r>
-        <w:rPr>
-          <w:rFonts w:ascii="等线" w:hAnsi="等线"/>
+        <w:keepLines/>
+        <w:widowControl/>
+        <w:spacing w:before="0" w:after="40" w:line="264" w:lineRule="auto"/>
+      </w:pPr>
+      <w:r>
+        <w:rPr>
+          <w:rFonts w:ascii="Times New Roman" w:hAnsi="Times New Roman" w:eastAsia="宋体"/>
+          <w:b/>
+          <w:color w:val="000000"/>
           <w:sz w:val="21"/>
-        </w:rPr>
-        <w:t>4. ＿＿＿＿＿＿</w:t>
+          <w:u w:val="none"/>
+        </w:rPr>
+        <w:t>3.</w:t>
+      </w:r>
+      <w:r>
+        <w:rPr>
+          <w:rFonts w:ascii="Times New Roman" w:hAnsi="Times New Roman" w:eastAsia="宋体"/>
+          <w:b w:val="0"/>
+          <w:color w:val="000000"/>
+          <w:sz w:val="21"/>
+          <w:u w:val="none"/>
+        </w:rPr>
+        <w:t xml:space="preserve"> What does a traditional British dinner mainly include?</w:t>
       </w:r>
     </w:p>
     <w:p>
       <w:pPr>
-        <w:spacing w:after="80"/>
-      </w:pPr>
-      <w:r>
-        <w:rPr>
-          <w:rFonts w:ascii="等线" w:hAnsi="等线"/>
-          <w:sz w:val="21"/>
-        </w:rPr>
-        <w:t>朵朵原答案：未作答</w:t>
+        <w:keepNext/>
+        <w:keepLines/>
+        <w:widowControl/>
+        <w:spacing w:before="0" w:after="20" w:line="264" w:lineRule="auto"/>
+      </w:pPr>
+      <w:r>
+        <w:rPr>
+          <w:rFonts w:ascii="Times New Roman" w:hAnsi="Times New Roman" w:eastAsia="宋体"/>
+          <w:b/>
+          <w:color w:val="000000"/>
+          <w:sz w:val="20"/>
+          <w:u w:val="none"/>
+        </w:rPr>
+        <w:t>朵朵原答案：</w:t>
+      </w:r>
+      <w:r>
+        <w:rPr>
+          <w:rFonts w:ascii="Times New Roman" w:hAnsi="Times New Roman" w:eastAsia="宋体"/>
+          <w:b w:val="0"/>
+          <w:color w:val="000000"/>
+          <w:sz w:val="20"/>
+          <w:u w:val="none"/>
+        </w:rPr>
+        <w:t xml:space="preserve"> 未作答</w:t>
       </w:r>
     </w:p>
     <w:p>
       <w:pPr>
-        <w:spacing w:after="80"/>
-      </w:pPr>
-      <w:r>
-        <w:rPr>
-          <w:rFonts w:ascii="等线" w:hAnsi="等线"/>
-          <w:sz w:val="21"/>
-        </w:rPr>
-        <w:t>订正：____________________________________________________________</w:t>
+        <w:keepNext/>
+        <w:keepLines/>
+        <w:widowControl/>
+        <w:tabs>
+          <w:tab w:pos="7200" w:val="left"/>
+        </w:tabs>
+        <w:spacing w:before="0" w:after="20" w:line="380" w:lineRule="exact"/>
+      </w:pPr>
+      <w:r>
+        <w:rPr>
+          <w:rFonts w:ascii="Times New Roman" w:hAnsi="Times New Roman" w:eastAsia="宋体"/>
+          <w:b w:val="0"/>
+          <w:color w:val="000000"/>
+          <w:sz w:val="20"/>
+          <w:u w:val="none"/>
+        </w:rPr>
+        <w:t>订正：</w:t>
+      </w:r>
+      <w:r>
+        <w:rPr>
+          <w:rFonts w:ascii="Times New Roman" w:hAnsi="Times New Roman" w:eastAsia="宋体"/>
+          <w:b w:val="0"/>
+          <w:color w:val="000000"/>
+          <w:sz w:val="20"/>
+          <w:u w:val="single"/>
+        </w:rPr>
+        <w:tab/>
       </w:r>
     </w:p>
     <w:p>
       <w:pPr>
-        <w:spacing w:after="80"/>
-      </w:pPr>
-      <w:r>
-        <w:rPr>
-          <w:rFonts w:ascii="等线" w:hAnsi="等线"/>
-          <w:sz w:val="21"/>
-        </w:rPr>
-        <w:t>心得：____________________________________________________________</w:t>
+        <w:keepNext/>
+        <w:keepLines/>
+        <w:widowControl/>
+        <w:tabs>
+          <w:tab w:pos="7200" w:val="left"/>
+        </w:tabs>
+        <w:spacing w:before="0" w:after="20" w:line="380" w:lineRule="exact"/>
+      </w:pPr>
+      <w:r>
+        <w:rPr>
+          <w:rFonts w:ascii="Times New Roman" w:hAnsi="Times New Roman" w:eastAsia="宋体"/>
+          <w:b w:val="0"/>
+          <w:color w:val="000000"/>
+          <w:sz w:val="20"/>
+          <w:u w:val="single"/>
+        </w:rPr>
+        <w:tab/>
       </w:r>
     </w:p>
     <w:p>
       <w:pPr>
-        <w:spacing w:after="80"/>
-      </w:pPr>
-      <w:r>
-        <w:rPr>
-          <w:rFonts w:ascii="等线" w:hAnsi="等线"/>
-          <w:sz w:val="21"/>
-        </w:rPr>
-        <w:t>____________________________________________________________</w:t>
+        <w:keepNext w:val="0"/>
+        <w:keepLines/>
+        <w:widowControl/>
+        <w:tabs>
+          <w:tab w:pos="7200" w:val="left"/>
+        </w:tabs>
+        <w:spacing w:before="0" w:after="80" w:line="380" w:lineRule="exact"/>
+      </w:pPr>
+      <w:r>
+        <w:rPr>
+          <w:rFonts w:ascii="Times New Roman" w:hAnsi="Times New Roman" w:eastAsia="宋体"/>
+          <w:b w:val="0"/>
+          <w:color w:val="000000"/>
+          <w:sz w:val="20"/>
+          <w:u w:val="none"/>
+        </w:rPr>
+        <w:t>心得：</w:t>
+      </w:r>
+      <w:r>
+        <w:rPr>
+          <w:rFonts w:ascii="Times New Roman" w:hAnsi="Times New Roman" w:eastAsia="宋体"/>
+          <w:b w:val="0"/>
+          <w:color w:val="000000"/>
+          <w:sz w:val="20"/>
+          <w:u w:val="single"/>
+        </w:rPr>
+        <w:tab/>
       </w:r>
     </w:p>
     <w:p>
       <w:pPr>
-        <w:spacing w:after="80"/>
-      </w:pPr>
+        <w:keepNext/>
+        <w:keepLines/>
+        <w:widowControl/>
+        <w:spacing w:before="0" w:after="40" w:line="264" w:lineRule="auto"/>
+      </w:pPr>
+      <w:r>
+        <w:rPr>
+          <w:rFonts w:ascii="Times New Roman" w:hAnsi="Times New Roman" w:eastAsia="宋体"/>
+          <w:b/>
+          <w:color w:val="000000"/>
+          <w:sz w:val="21"/>
+          <w:u w:val="none"/>
+        </w:rPr>
+        <w:t>4.</w:t>
+      </w:r>
+      <w:r>
+        <w:rPr>
+          <w:rFonts w:ascii="Times New Roman" w:hAnsi="Times New Roman" w:eastAsia="宋体"/>
+          <w:b w:val="0"/>
+          <w:color w:val="000000"/>
+          <w:sz w:val="21"/>
+          <w:u w:val="none"/>
+        </w:rPr>
+        <w:t xml:space="preserve"> You can't buy vegetables from other countries in Britain now, can you?</w:t>
+      </w:r>
     </w:p>
     <w:p>
       <w:pPr>
         <w:keepNext/>
-        <w:spacing w:after="80"/>
-      </w:pPr>
-      <w:r>
-        <w:rPr>
-          <w:rFonts w:ascii="等线" w:hAnsi="等线"/>
+        <w:keepLines/>
+        <w:widowControl/>
+        <w:spacing w:before="0" w:after="20" w:line="264" w:lineRule="auto"/>
+      </w:pPr>
+      <w:r>
+        <w:rPr>
+          <w:rFonts w:ascii="Times New Roman" w:hAnsi="Times New Roman" w:eastAsia="宋体"/>
           <w:b/>
-          <w:sz w:val="24"/>
-        </w:rPr>
-        <w:t>第27题</w:t>
+          <w:color w:val="000000"/>
+          <w:sz w:val="20"/>
+          <w:u w:val="none"/>
+        </w:rPr>
+        <w:t>朵朵原答案：</w:t>
+      </w:r>
+      <w:r>
+        <w:rPr>
+          <w:rFonts w:ascii="Times New Roman" w:hAnsi="Times New Roman" w:eastAsia="宋体"/>
+          <w:b w:val="0"/>
+          <w:color w:val="000000"/>
+          <w:sz w:val="20"/>
+          <w:u w:val="none"/>
+        </w:rPr>
+        <w:t xml:space="preserve"> 未作答</w:t>
       </w:r>
     </w:p>
     <w:p>
       <w:pPr>
         <w:keepNext/>
-        <w:spacing w:after="80"/>
-      </w:pPr>
-      <w:r>
-        <w:rPr>
-          <w:rFonts w:ascii="等线" w:hAnsi="等线"/>
-          <w:sz w:val="21"/>
-        </w:rPr>
-        <w:t>5. ＿＿＿＿＿＿</w:t>
+        <w:keepLines/>
+        <w:widowControl/>
+        <w:tabs>
+          <w:tab w:pos="7200" w:val="left"/>
+        </w:tabs>
+        <w:spacing w:before="0" w:after="20" w:line="380" w:lineRule="exact"/>
+      </w:pPr>
+      <w:r>
+        <w:rPr>
+          <w:rFonts w:ascii="Times New Roman" w:hAnsi="Times New Roman" w:eastAsia="宋体"/>
+          <w:b w:val="0"/>
+          <w:color w:val="000000"/>
+          <w:sz w:val="20"/>
+          <w:u w:val="none"/>
+        </w:rPr>
+        <w:t>订正：</w:t>
+      </w:r>
+      <w:r>
+        <w:rPr>
+          <w:rFonts w:ascii="Times New Roman" w:hAnsi="Times New Roman" w:eastAsia="宋体"/>
+          <w:b w:val="0"/>
+          <w:color w:val="000000"/>
+          <w:sz w:val="20"/>
+          <w:u w:val="single"/>
+        </w:rPr>
+        <w:tab/>
       </w:r>
     </w:p>
     <w:p>
       <w:pPr>
-        <w:spacing w:after="80"/>
-      </w:pPr>
-      <w:r>
-        <w:rPr>
-          <w:rFonts w:ascii="等线" w:hAnsi="等线"/>
-          <w:sz w:val="21"/>
-        </w:rPr>
-        <w:t>朵朵原答案：未作答</w:t>
+        <w:keepNext/>
+        <w:keepLines/>
+        <w:widowControl/>
+        <w:tabs>
+          <w:tab w:pos="7200" w:val="left"/>
+        </w:tabs>
+        <w:spacing w:before="0" w:after="20" w:line="380" w:lineRule="exact"/>
+      </w:pPr>
+      <w:r>
+        <w:rPr>
+          <w:rFonts w:ascii="Times New Roman" w:hAnsi="Times New Roman" w:eastAsia="宋体"/>
+          <w:b w:val="0"/>
+          <w:color w:val="000000"/>
+          <w:sz w:val="20"/>
+          <w:u w:val="single"/>
+        </w:rPr>
+        <w:tab/>
       </w:r>
     </w:p>
     <w:p>
       <w:pPr>
-        <w:spacing w:after="80"/>
-      </w:pPr>
-      <w:r>
-        <w:rPr>
-          <w:rFonts w:ascii="等线" w:hAnsi="等线"/>
-          <w:sz w:val="21"/>
-        </w:rPr>
-        <w:t>订正：____________________________________________________________</w:t>
+        <w:keepNext w:val="0"/>
+        <w:keepLines/>
+        <w:widowControl/>
+        <w:tabs>
+          <w:tab w:pos="7200" w:val="left"/>
+        </w:tabs>
+        <w:spacing w:before="0" w:after="80" w:line="380" w:lineRule="exact"/>
+      </w:pPr>
+      <w:r>
+        <w:rPr>
+          <w:rFonts w:ascii="Times New Roman" w:hAnsi="Times New Roman" w:eastAsia="宋体"/>
+          <w:b w:val="0"/>
+          <w:color w:val="000000"/>
+          <w:sz w:val="20"/>
+          <w:u w:val="none"/>
+        </w:rPr>
+        <w:t>心得：</w:t>
+      </w:r>
+      <w:r>
+        <w:rPr>
+          <w:rFonts w:ascii="Times New Roman" w:hAnsi="Times New Roman" w:eastAsia="宋体"/>
+          <w:b w:val="0"/>
+          <w:color w:val="000000"/>
+          <w:sz w:val="20"/>
+          <w:u w:val="single"/>
+        </w:rPr>
+        <w:tab/>
       </w:r>
     </w:p>
     <w:p>
       <w:pPr>
-        <w:spacing w:after="80"/>
-      </w:pPr>
-      <w:r>
-        <w:rPr>
-          <w:rFonts w:ascii="等线" w:hAnsi="等线"/>
+        <w:keepNext/>
+        <w:keepLines/>
+        <w:widowControl/>
+        <w:spacing w:before="0" w:after="40" w:line="264" w:lineRule="auto"/>
+      </w:pPr>
+      <w:r>
+        <w:rPr>
+          <w:rFonts w:ascii="Times New Roman" w:hAnsi="Times New Roman" w:eastAsia="宋体"/>
+          <w:b/>
+          <w:color w:val="000000"/>
           <w:sz w:val="21"/>
-        </w:rPr>
-        <w:t>心得：____________________________________________________________</w:t>
+          <w:u w:val="none"/>
+        </w:rPr>
+        <w:t>5.</w:t>
+      </w:r>
+      <w:r>
+        <w:rPr>
+          <w:rFonts w:ascii="Times New Roman" w:hAnsi="Times New Roman" w:eastAsia="宋体"/>
+          <w:b w:val="0"/>
+          <w:color w:val="000000"/>
+          <w:sz w:val="21"/>
+          <w:u w:val="none"/>
+        </w:rPr>
+        <w:t xml:space="preserve"> Do you like to eat any dessert after dinner? Why or why not?</w:t>
       </w:r>
     </w:p>
     <w:p>
       <w:pPr>
-        <w:spacing w:after="80"/>
-      </w:pPr>
-      <w:r>
-        <w:rPr>
-          <w:rFonts w:ascii="等线" w:hAnsi="等线"/>
-          <w:sz w:val="21"/>
-        </w:rPr>
-        <w:t>____________________________________________________________</w:t>
+        <w:keepNext/>
+        <w:keepLines/>
+        <w:widowControl/>
+        <w:spacing w:before="0" w:after="20" w:line="264" w:lineRule="auto"/>
+      </w:pPr>
+      <w:r>
+        <w:rPr>
+          <w:rFonts w:ascii="Times New Roman" w:hAnsi="Times New Roman" w:eastAsia="宋体"/>
+          <w:b/>
+          <w:color w:val="000000"/>
+          <w:sz w:val="20"/>
+          <w:u w:val="none"/>
+        </w:rPr>
+        <w:t>朵朵原答案：</w:t>
+      </w:r>
+      <w:r>
+        <w:rPr>
+          <w:rFonts w:ascii="Times New Roman" w:hAnsi="Times New Roman" w:eastAsia="宋体"/>
+          <w:b w:val="0"/>
+          <w:color w:val="000000"/>
+          <w:sz w:val="20"/>
+          <w:u w:val="none"/>
+        </w:rPr>
+        <w:t xml:space="preserve"> 未作答</w:t>
       </w:r>
     </w:p>
     <w:p>
       <w:pPr>
-        <w:spacing w:after="80"/>
-      </w:pPr>
+        <w:keepNext/>
+        <w:keepLines/>
+        <w:widowControl/>
+        <w:tabs>
+          <w:tab w:pos="7200" w:val="left"/>
+        </w:tabs>
+        <w:spacing w:before="0" w:after="20" w:line="380" w:lineRule="exact"/>
+      </w:pPr>
+      <w:r>
+        <w:rPr>
+          <w:rFonts w:ascii="Times New Roman" w:hAnsi="Times New Roman" w:eastAsia="宋体"/>
+          <w:b w:val="0"/>
+          <w:color w:val="000000"/>
+          <w:sz w:val="20"/>
+          <w:u w:val="none"/>
+        </w:rPr>
+        <w:t>订正：</w:t>
+      </w:r>
+      <w:r>
+        <w:rPr>
+          <w:rFonts w:ascii="Times New Roman" w:hAnsi="Times New Roman" w:eastAsia="宋体"/>
+          <w:b w:val="0"/>
+          <w:color w:val="000000"/>
+          <w:sz w:val="20"/>
+          <w:u w:val="single"/>
+        </w:rPr>
+        <w:tab/>
+      </w:r>
     </w:p>
     <w:p>
       <w:pPr>
         <w:keepNext/>
-        <w:spacing w:after="80"/>
-      </w:pPr>
-      <w:r>
-        <w:rPr>
-          <w:rFonts w:ascii="等线" w:hAnsi="等线"/>
-          <w:b/>
-          <w:sz w:val="24"/>
-        </w:rPr>
-        <w:t>第28题</w:t>
+        <w:keepLines/>
+        <w:widowControl/>
+        <w:tabs>
+          <w:tab w:pos="7200" w:val="left"/>
+        </w:tabs>
+        <w:spacing w:before="0" w:after="20" w:line="380" w:lineRule="exact"/>
+      </w:pPr>
+      <w:r>
+        <w:rPr>
+          <w:rFonts w:ascii="Times New Roman" w:hAnsi="Times New Roman" w:eastAsia="宋体"/>
+          <w:b w:val="0"/>
+          <w:color w:val="000000"/>
+          <w:sz w:val="20"/>
+          <w:u w:val="single"/>
+        </w:rPr>
+        <w:tab/>
       </w:r>
     </w:p>
     <w:p>
       <w:pPr>
-        <w:keepNext/>
-        <w:spacing w:after="80"/>
-      </w:pPr>
-      <w:r>
-        <w:rPr>
-          <w:rFonts w:ascii="等线" w:hAnsi="等线"/>
-          <w:sz w:val="21"/>
-        </w:rPr>
-        <w:t>1. Do most British people like to “go to work on an egg” now?</w:t>
-        <w:br/>
-        <w:t>＿＿＿＿＿＿＿＿＿＿＿＿＿＿＿＿＿＿＿＿＿＿＿＿</w:t>
-      </w:r>
-    </w:p>
-    <w:p>
-      <w:pPr>
-        <w:spacing w:after="80"/>
-      </w:pPr>
-      <w:r>
-        <w:rPr>
-          <w:rFonts w:ascii="等线" w:hAnsi="等线"/>
-          <w:sz w:val="21"/>
-        </w:rPr>
-        <w:t>朵朵原答案：未作答</w:t>
-      </w:r>
-    </w:p>
-    <w:p>
-      <w:pPr>
-        <w:spacing w:after="80"/>
-      </w:pPr>
-      <w:r>
-        <w:rPr>
-          <w:rFonts w:ascii="等线" w:hAnsi="等线"/>
-          <w:sz w:val="21"/>
-        </w:rPr>
-        <w:t>订正：____________________________________________________________</w:t>
-      </w:r>
-    </w:p>
-    <w:p>
-      <w:pPr>
-        <w:spacing w:after="80"/>
-      </w:pPr>
-      <w:r>
-        <w:rPr>
-          <w:rFonts w:ascii="等线" w:hAnsi="等线"/>
-          <w:sz w:val="21"/>
-        </w:rPr>
-        <w:t>心得：____________________________________________________________</w:t>
-      </w:r>
-    </w:p>
-    <w:p>
-      <w:pPr>
-        <w:spacing w:after="80"/>
-      </w:pPr>
-      <w:r>
-        <w:rPr>
-          <w:rFonts w:ascii="等线" w:hAnsi="等线"/>
-          <w:sz w:val="21"/>
-        </w:rPr>
-        <w:t>____________________________________________________________</w:t>
-      </w:r>
-    </w:p>
-    <w:p>
-      <w:pPr>
-        <w:spacing w:after="80"/>
-      </w:pPr>
-    </w:p>
-    <w:p>
-      <w:pPr>
-        <w:keepNext/>
-        <w:spacing w:after="80"/>
-      </w:pPr>
-      <w:r>
-        <w:rPr>
-          <w:rFonts w:ascii="等线" w:hAnsi="等线"/>
-          <w:b/>
-          <w:sz w:val="24"/>
-        </w:rPr>
-        <w:t>第29题</w:t>
-      </w:r>
-    </w:p>
-    <w:p>
-      <w:pPr>
-        <w:keepNext/>
-        <w:spacing w:after="80"/>
-      </w:pPr>
-      <w:r>
-        <w:rPr>
-          <w:rFonts w:ascii="等线" w:hAnsi="等线"/>
-          <w:sz w:val="21"/>
-        </w:rPr>
-        <w:t>2. What do British people always drink at breakfast?</w:t>
-        <w:br/>
-        <w:t>＿＿＿＿＿＿＿＿＿＿＿＿＿＿＿＿＿＿＿＿＿＿＿＿</w:t>
-      </w:r>
-    </w:p>
-    <w:p>
-      <w:pPr>
-        <w:spacing w:after="80"/>
-      </w:pPr>
-      <w:r>
-        <w:rPr>
-          <w:rFonts w:ascii="等线" w:hAnsi="等线"/>
-          <w:sz w:val="21"/>
-        </w:rPr>
-        <w:t>朵朵原答案：未作答</w:t>
-      </w:r>
-    </w:p>
-    <w:p>
-      <w:pPr>
-        <w:spacing w:after="80"/>
-      </w:pPr>
-      <w:r>
-        <w:rPr>
-          <w:rFonts w:ascii="等线" w:hAnsi="等线"/>
-          <w:sz w:val="21"/>
-        </w:rPr>
-        <w:t>订正：____________________________________________________________</w:t>
-      </w:r>
-    </w:p>
-    <w:p>
-      <w:pPr>
-        <w:spacing w:after="80"/>
-      </w:pPr>
-      <w:r>
-        <w:rPr>
-          <w:rFonts w:ascii="等线" w:hAnsi="等线"/>
-          <w:sz w:val="21"/>
-        </w:rPr>
-        <w:t>心得：____________________________________________________________</w:t>
-      </w:r>
-    </w:p>
-    <w:p>
-      <w:pPr>
-        <w:spacing w:after="80"/>
-      </w:pPr>
-      <w:r>
-        <w:rPr>
-          <w:rFonts w:ascii="等线" w:hAnsi="等线"/>
-          <w:sz w:val="21"/>
-        </w:rPr>
-        <w:t>____________________________________________________________</w:t>
-      </w:r>
-    </w:p>
-    <w:p>
-      <w:pPr>
-        <w:spacing w:after="80"/>
-      </w:pPr>
-    </w:p>
-    <w:p>
-      <w:pPr>
-        <w:keepNext/>
-        <w:spacing w:after="80"/>
-      </w:pPr>
-      <w:r>
-        <w:rPr>
-          <w:rFonts w:ascii="等线" w:hAnsi="等线"/>
-          <w:b/>
-          <w:sz w:val="24"/>
-        </w:rPr>
-        <w:t>第30题</w:t>
-      </w:r>
-    </w:p>
-    <w:p>
-      <w:pPr>
-        <w:keepNext/>
-        <w:spacing w:after="80"/>
-      </w:pPr>
-      <w:r>
-        <w:rPr>
-          <w:rFonts w:ascii="等线" w:hAnsi="等线"/>
-          <w:sz w:val="21"/>
-        </w:rPr>
-        <w:t>3. What does a traditional British dinner mainly include?</w:t>
-        <w:br/>
-        <w:t>＿＿＿＿＿＿＿＿＿＿＿＿＿＿＿＿＿＿＿＿＿＿＿＿</w:t>
-      </w:r>
-    </w:p>
-    <w:p>
-      <w:pPr>
-        <w:spacing w:after="80"/>
-      </w:pPr>
-      <w:r>
-        <w:rPr>
-          <w:rFonts w:ascii="等线" w:hAnsi="等线"/>
-          <w:sz w:val="21"/>
-        </w:rPr>
-        <w:t>朵朵原答案：未作答</w:t>
-      </w:r>
-    </w:p>
-    <w:p>
-      <w:pPr>
-        <w:spacing w:after="80"/>
-      </w:pPr>
-      <w:r>
-        <w:rPr>
-          <w:rFonts w:ascii="等线" w:hAnsi="等线"/>
-          <w:sz w:val="21"/>
-        </w:rPr>
-        <w:t>订正：____________________________________________________________</w:t>
-      </w:r>
-    </w:p>
-    <w:p>
-      <w:pPr>
-        <w:spacing w:after="80"/>
-      </w:pPr>
-      <w:r>
-        <w:rPr>
-          <w:rFonts w:ascii="等线" w:hAnsi="等线"/>
-          <w:sz w:val="21"/>
-        </w:rPr>
-        <w:t>心得：____________________________________________________________</w:t>
-      </w:r>
-    </w:p>
-    <w:p>
-      <w:pPr>
-        <w:spacing w:after="80"/>
-      </w:pPr>
-      <w:r>
-        <w:rPr>
-          <w:rFonts w:ascii="等线" w:hAnsi="等线"/>
-          <w:sz w:val="21"/>
-        </w:rPr>
-        <w:t>____________________________________________________________</w:t>
-      </w:r>
-    </w:p>
-    <w:p>
-      <w:pPr>
-        <w:spacing w:after="80"/>
-      </w:pPr>
-    </w:p>
-    <w:p>
-      <w:pPr>
-        <w:keepNext/>
-        <w:spacing w:after="80"/>
-      </w:pPr>
-      <w:r>
-        <w:rPr>
-          <w:rFonts w:ascii="等线" w:hAnsi="等线"/>
-          <w:b/>
-          <w:sz w:val="24"/>
-        </w:rPr>
-        <w:t>第31题</w:t>
-      </w:r>
-    </w:p>
-    <w:p>
-      <w:pPr>
-        <w:keepNext/>
-        <w:spacing w:after="80"/>
-      </w:pPr>
-      <w:r>
-        <w:rPr>
-          <w:rFonts w:ascii="等线" w:hAnsi="等线"/>
-          <w:sz w:val="21"/>
-        </w:rPr>
-        <w:t>4. You can't buy vegetables from other countries in Britain now, can you?</w:t>
-        <w:br/>
-        <w:t>＿＿＿＿＿＿＿＿＿＿＿＿＿＿＿＿＿＿＿＿＿＿＿＿</w:t>
-      </w:r>
-    </w:p>
-    <w:p>
-      <w:pPr>
-        <w:spacing w:after="80"/>
-      </w:pPr>
-      <w:r>
-        <w:rPr>
-          <w:rFonts w:ascii="等线" w:hAnsi="等线"/>
-          <w:sz w:val="21"/>
-        </w:rPr>
-        <w:t>朵朵原答案：未作答</w:t>
-      </w:r>
-    </w:p>
-    <w:p>
-      <w:pPr>
-        <w:spacing w:after="80"/>
-      </w:pPr>
-      <w:r>
-        <w:rPr>
-          <w:rFonts w:ascii="等线" w:hAnsi="等线"/>
-          <w:sz w:val="21"/>
-        </w:rPr>
-        <w:t>订正：____________________________________________________________</w:t>
-      </w:r>
-    </w:p>
-    <w:p>
-      <w:pPr>
-        <w:spacing w:after="80"/>
-      </w:pPr>
-      <w:r>
-        <w:rPr>
-          <w:rFonts w:ascii="等线" w:hAnsi="等线"/>
-          <w:sz w:val="21"/>
-        </w:rPr>
-        <w:t>心得：____________________________________________________________</w:t>
-      </w:r>
-    </w:p>
-    <w:p>
-      <w:pPr>
-        <w:spacing w:after="80"/>
-      </w:pPr>
-      <w:r>
-        <w:rPr>
-          <w:rFonts w:ascii="等线" w:hAnsi="等线"/>
-          <w:sz w:val="21"/>
-        </w:rPr>
-        <w:t>____________________________________________________________</w:t>
-      </w:r>
-    </w:p>
-    <w:p>
-      <w:pPr>
-        <w:spacing w:after="80"/>
-      </w:pPr>
-    </w:p>
-    <w:p>
-      <w:pPr>
-        <w:keepNext/>
-        <w:spacing w:after="80"/>
-      </w:pPr>
-      <w:r>
-        <w:rPr>
-          <w:rFonts w:ascii="等线" w:hAnsi="等线"/>
-          <w:b/>
-          <w:sz w:val="24"/>
-        </w:rPr>
-        <w:t>第32题</w:t>
-      </w:r>
-    </w:p>
-    <w:p>
-      <w:pPr>
-        <w:keepNext/>
-        <w:spacing w:after="80"/>
-      </w:pPr>
-      <w:r>
-        <w:rPr>
-          <w:rFonts w:ascii="等线" w:hAnsi="等线"/>
-          <w:sz w:val="21"/>
-        </w:rPr>
-        <w:t>5. Do you like to eat any dessert after dinner? Why or why not?</w:t>
-        <w:br/>
-        <w:t>＿＿＿＿＿＿＿＿＿＿＿＿＿＿＿＿＿＿＿＿＿＿＿＿</w:t>
-      </w:r>
-    </w:p>
-    <w:p>
-      <w:pPr>
-        <w:spacing w:after="80"/>
-      </w:pPr>
-      <w:r>
-        <w:rPr>
-          <w:rFonts w:ascii="等线" w:hAnsi="等线"/>
-          <w:sz w:val="21"/>
-        </w:rPr>
-        <w:t>朵朵原答案：未作答</w:t>
-      </w:r>
-    </w:p>
-    <w:p>
-      <w:pPr>
-        <w:spacing w:after="80"/>
-      </w:pPr>
-      <w:r>
-        <w:rPr>
-          <w:rFonts w:ascii="等线" w:hAnsi="等线"/>
-          <w:sz w:val="21"/>
-        </w:rPr>
-        <w:t>订正：____________________________________________________________</w:t>
-      </w:r>
-    </w:p>
-    <w:p>
-      <w:pPr>
-        <w:spacing w:after="80"/>
-      </w:pPr>
-      <w:r>
-        <w:rPr>
-          <w:rFonts w:ascii="等线" w:hAnsi="等线"/>
-          <w:sz w:val="21"/>
-        </w:rPr>
-        <w:t>心得：____________________________________________________________</w:t>
-      </w:r>
-    </w:p>
-    <w:p>
-      <w:pPr>
-        <w:spacing w:after="80"/>
-      </w:pPr>
-      <w:r>
-        <w:rPr>
-          <w:rFonts w:ascii="等线" w:hAnsi="等线"/>
-          <w:sz w:val="21"/>
-        </w:rPr>
-        <w:t>____________________________________________________________</w:t>
+        <w:keepNext w:val="0"/>
+        <w:keepLines/>
+        <w:widowControl/>
+        <w:tabs>
+          <w:tab w:pos="7200" w:val="left"/>
+        </w:tabs>
+        <w:spacing w:before="0" w:after="80" w:line="380" w:lineRule="exact"/>
+      </w:pPr>
+      <w:r>
+        <w:rPr>
+          <w:rFonts w:ascii="Times New Roman" w:hAnsi="Times New Roman" w:eastAsia="宋体"/>
+          <w:b w:val="0"/>
+          <w:color w:val="000000"/>
+          <w:sz w:val="20"/>
+          <w:u w:val="none"/>
+        </w:rPr>
+        <w:t>心得：</w:t>
+      </w:r>
+      <w:r>
+        <w:rPr>
+          <w:rFonts w:ascii="Times New Roman" w:hAnsi="Times New Roman" w:eastAsia="宋体"/>
+          <w:b w:val="0"/>
+          <w:color w:val="000000"/>
+          <w:sz w:val="20"/>
+          <w:u w:val="single"/>
+        </w:rPr>
+        <w:tab/>
       </w:r>
     </w:p>
     <w:sectPr>
-      <w:pgSz w:w="12240" w:h="15840"/>
-      <w:pgMar w:top="964" w:right="1020" w:bottom="964" w:left="1020" w:header="720" w:footer="720" w:gutter="0"/>
+      <w:headerReference w:type="default" r:id="rId9"/>
+      <w:footerReference w:type="default" r:id="rId10"/>
+      <w:pgSz w:w="8391" w:h="11906"/>
+      <w:pgMar w:top="624" w:right="567" w:bottom="680" w:left="567" w:header="283" w:footer="283" w:gutter="0"/>
       <w:cols w:space="720"/>
       <w:docGrid w:linePitch="360"/>
     </w:sectPr>
   </w:body>
 </w:document>
+</file>
+
+<file path=word/footer1.xml><?xml version="1.0" encoding="utf-8"?>
+<w:ftr xmlns:m="http://schemas.openxmlformats.org/officeDocument/2006/math" xmlns:mc="http://schemas.openxmlformats.org/markup-compatibility/2006" xmlns:mo="http://schemas.microsoft.com/office/mac/office/2008/main" xmlns:mv="urn:schemas-microsoft-com:mac:vml" xmlns:o="urn:schemas-microsoft-com:office:office" xmlns:r="http://schemas.openxmlformats.org/officeDocument/2006/relationships" xmlns:v="urn:schemas-microsoft-com:vml" xmlns:w10="urn:schemas-microsoft-com:office:word" xmlns:w14="http://schemas.microsoft.com/office/word/2010/wordml" xmlns:w="http://schemas.openxmlformats.org/wordprocessingml/2006/main" xmlns:wne="http://schemas.microsoft.com/office/word/2006/wordml" xmlns:wp14="http://schemas.microsoft.com/office/word/2010/wordprocessingDrawing" xmlns:wp="http://schemas.openxmlformats.org/drawingml/2006/wordprocessingDrawing" xmlns:wpc="http://schemas.microsoft.com/office/word/2010/wordprocessingCanvas" xmlns:wpg="http://schemas.microsoft.com/office/word/2010/wordprocessingGroup" xmlns:wpi="http://schemas.microsoft.com/office/word/2010/wordprocessingInk" xmlns:wps="http://schemas.microsoft.com/office/word/2010/wordprocessingShape" mc:Ignorable="w14 wp14">
+  <w:p>
+    <w:pPr>
+      <w:pStyle w:val="Footer"/>
+      <w:jc w:val="center"/>
+    </w:pPr>
+    <w:r>
+      <w:rPr>
+        <w:rFonts w:ascii="Times New Roman" w:hAnsi="Times New Roman" w:eastAsia="宋体"/>
+        <w:b w:val="0"/>
+        <w:color w:val="000000"/>
+        <w:sz w:val="16"/>
+        <w:u w:val="none"/>
+      </w:rPr>
+      <w:t xml:space="preserve">第 </w:t>
+    </w:r>
+    <w:fldSimple w:instr="PAGE"/>
+    <w:r>
+      <w:rPr>
+        <w:rFonts w:ascii="Times New Roman" w:hAnsi="Times New Roman" w:eastAsia="宋体"/>
+        <w:b w:val="0"/>
+        <w:color w:val="000000"/>
+        <w:sz w:val="16"/>
+        <w:u w:val="none"/>
+      </w:rPr>
+      <w:t xml:space="preserve"> 页 / 共 </w:t>
+    </w:r>
+    <w:fldSimple w:instr="NUMPAGES"/>
+    <w:r>
+      <w:rPr>
+        <w:rFonts w:ascii="Times New Roman" w:hAnsi="Times New Roman" w:eastAsia="宋体"/>
+        <w:b w:val="0"/>
+        <w:color w:val="000000"/>
+        <w:sz w:val="16"/>
+        <w:u w:val="none"/>
+      </w:rPr>
+      <w:t xml:space="preserve"> 页</w:t>
+    </w:r>
+  </w:p>
+</w:ftr>
+</file>
+
+<file path=word/header1.xml><?xml version="1.0" encoding="utf-8"?>
+<w:hdr xmlns:m="http://schemas.openxmlformats.org/officeDocument/2006/math" xmlns:mc="http://schemas.openxmlformats.org/markup-compatibility/2006" xmlns:mo="http://schemas.microsoft.com/office/mac/office/2008/main" xmlns:mv="urn:schemas-microsoft-com:mac:vml" xmlns:o="urn:schemas-microsoft-com:office:office" xmlns:r="http://schemas.openxmlformats.org/officeDocument/2006/relationships" xmlns:v="urn:schemas-microsoft-com:vml" xmlns:w10="urn:schemas-microsoft-com:office:word" xmlns:w14="http://schemas.microsoft.com/office/word/2010/wordml" xmlns:w="http://schemas.openxmlformats.org/wordprocessingml/2006/main" xmlns:wne="http://schemas.microsoft.com/office/word/2006/wordml" xmlns:wp14="http://schemas.microsoft.com/office/word/2010/wordprocessingDrawing" xmlns:wp="http://schemas.openxmlformats.org/drawingml/2006/wordprocessingDrawing" xmlns:wpc="http://schemas.microsoft.com/office/word/2010/wordprocessingCanvas" xmlns:wpg="http://schemas.microsoft.com/office/word/2010/wordprocessingGroup" xmlns:wpi="http://schemas.microsoft.com/office/word/2010/wordprocessingInk" xmlns:wps="http://schemas.microsoft.com/office/word/2010/wordprocessingShape" mc:Ignorable="w14 wp14">
+  <w:p>
+    <w:pPr>
+      <w:pStyle w:val="Header"/>
+      <w:spacing w:after="0"/>
+    </w:pPr>
+    <w:r>
+      <w:rPr>
+        <w:rFonts w:ascii="Times New Roman" w:hAnsi="Times New Roman" w:eastAsia="宋体"/>
+        <w:b w:val="0"/>
+        <w:color w:val="000000"/>
+        <w:sz w:val="16"/>
+        <w:u w:val="none"/>
+      </w:rPr>
+      <w:t>朵朵英语错题订正本 · L010</w:t>
+    </w:r>
+  </w:p>
+</w:hdr>
 </file>
 
 <file path=word/numbering.xml><?xml version="1.0" encoding="utf-8"?>
@@ -3087,6 +6431,10 @@
     <w:name w:val="Normal"/>
     <w:qFormat/>
     <w:rsid w:val="00FC693F"/>
+    <w:rPr>
+      <w:rFonts w:ascii="Times New Roman" w:hAnsi="Times New Roman" w:eastAsia="宋体"/>
+      <w:sz w:val="21"/>
+    </w:rPr>
   </w:style>
   <w:style w:type="paragraph" w:styleId="Header">
     <w:name w:val="header"/>
